--- a/Report.docx
+++ b/Report.docx
@@ -23,16 +23,7 @@
         </w:numPr>
       </w:pPr>
       <w:r>
-        <w:t xml:space="preserve">This project implements a 3D U-Net for </w:t>
-      </w:r>
-      <w:r>
-        <w:rPr>
-          <w:rStyle w:val="Strong"/>
-        </w:rPr>
-        <w:t>brain tumor segmentation</w:t>
-      </w:r>
-      <w:r>
-        <w:t xml:space="preserve"> using volumetric MRI data. The objective is to segment tumor subregions, such as edema, necrotic tissue, and enhancing core, from 3D scans to assist in medical diagnostics</w:t>
+        <w:t>This project implements a 3D U-Net-based segmentation model to identify subregions of gliomas (necrotic core, edema, enhancing tumor) from 3D MRI scans. The goal is to assist with accurate and automated tumor boundary delineation, critical for diagnosis and treatment planning. The model processes multi-modal MRI data (T1, T1CE, T2, FLAIR) and outputs pixel-wise segmentation masks for four classes: background, necrotic/cystic region, edema, and enhancing tumor.</w:t>
       </w:r>
     </w:p>
     <w:p>
@@ -83,7 +74,74 @@
         </w:numPr>
       </w:pPr>
       <w:r>
-        <w:t>The dataset consists of 3D MRI volumes labeled with 4 segmentation classes (background + 3 tumor regions).</w:t>
+        <w:t xml:space="preserve">Dataset: </w:t>
+      </w:r>
+      <w:r>
+        <w:t>BraTS 2020 Training Data (MICCAI_BraTS2020_TrainingData)</w:t>
+      </w:r>
+    </w:p>
+    <w:p>
+      <w:pPr>
+        <w:pStyle w:val="ListParagraph"/>
+        <w:numPr>
+          <w:ilvl w:val="2"/>
+          <w:numId w:val="1"/>
+        </w:numPr>
+      </w:pPr>
+      <w:r>
+        <w:t>Modalities: 4MRI sequences per patient (T1, T1CE, T2, FLAIR)</w:t>
+      </w:r>
+    </w:p>
+    <w:p>
+      <w:pPr>
+        <w:pStyle w:val="ListParagraph"/>
+        <w:numPr>
+          <w:ilvl w:val="2"/>
+          <w:numId w:val="1"/>
+        </w:numPr>
+      </w:pPr>
+      <w:r>
+        <w:t>Volume Dimensions: 240x240x155 voxels per modality</w:t>
+      </w:r>
+    </w:p>
+    <w:p>
+      <w:pPr>
+        <w:pStyle w:val="ListParagraph"/>
+        <w:numPr>
+          <w:ilvl w:val="2"/>
+          <w:numId w:val="1"/>
+        </w:numPr>
+      </w:pPr>
+      <w:r>
+        <w:t xml:space="preserve">Segmentation Classes: 4 classes (0: Background, </w:t>
+      </w:r>
+      <w:proofErr w:type="gramStart"/>
+      <w:r>
+        <w:t>1:Necrotic</w:t>
+      </w:r>
+      <w:proofErr w:type="gramEnd"/>
+      <w:r>
+        <w:t>/Cystic, 2: Edema, 3: Enhancing Tumor)</w:t>
+      </w:r>
+    </w:p>
+    <w:p>
+      <w:pPr>
+        <w:pStyle w:val="ListParagraph"/>
+        <w:numPr>
+          <w:ilvl w:val="2"/>
+          <w:numId w:val="1"/>
+        </w:numPr>
+      </w:pPr>
+      <w:r>
+        <w:t xml:space="preserve">Sample Size: 100 patient volumes (configurable via </w:t>
+      </w:r>
+      <w:proofErr w:type="spellStart"/>
+      <w:r>
+        <w:t>sample_size</w:t>
+      </w:r>
+      <w:proofErr w:type="spellEnd"/>
+      <w:r>
+        <w:t xml:space="preserve"> parameter)</w:t>
       </w:r>
     </w:p>
     <w:p>
@@ -114,7 +172,10 @@
         </w:numPr>
       </w:pPr>
       <w:r>
-        <w:t>Normalized intensities per volume.</w:t>
+        <w:t>Normal</w:t>
+      </w:r>
+      <w:r>
+        <w:t xml:space="preserve">ization: Per-volume Z-score normalization using non-zero voxels. </w:t>
       </w:r>
     </w:p>
     <w:p>
@@ -126,7 +187,7 @@
         </w:numPr>
       </w:pPr>
       <w:r>
-        <w:t>Resampled to consistent shape (if needed).</w:t>
+        <w:t>Data Augmentation: None</w:t>
       </w:r>
     </w:p>
     <w:p>
@@ -138,7 +199,19 @@
         </w:numPr>
       </w:pPr>
       <w:r>
-        <w:t>Label maps converted to class IDs (0–3).</w:t>
+        <w:t>Label Processing: Converted to class IDs (0-3), merged class 4 into class 3.</w:t>
+      </w:r>
+    </w:p>
+    <w:p>
+      <w:pPr>
+        <w:pStyle w:val="ListParagraph"/>
+        <w:numPr>
+          <w:ilvl w:val="2"/>
+          <w:numId w:val="1"/>
+        </w:numPr>
+      </w:pPr>
+      <w:r>
+        <w:t>Train/Val/Test Split: 70% 20% 10% with stratification</w:t>
       </w:r>
     </w:p>
     <w:p>
@@ -154,7 +227,14 @@
           <w:b/>
           <w:bCs/>
         </w:rPr>
-        <w:t>Model: A modified 3D U-Net with:</w:t>
+        <w:t>Model</w:t>
+      </w:r>
+      <w:r>
+        <w:rPr>
+          <w:b/>
+          <w:bCs/>
+        </w:rPr>
+        <w:t xml:space="preserve"> Architecture:</w:t>
       </w:r>
     </w:p>
     <w:p>
@@ -166,7 +246,129 @@
         </w:numPr>
       </w:pPr>
       <w:r>
-        <w:t>3 encoder and decoder stages.</w:t>
+        <w:t>Encoder Path:</w:t>
+      </w:r>
+    </w:p>
+    <w:p>
+      <w:pPr>
+        <w:pStyle w:val="ListParagraph"/>
+        <w:numPr>
+          <w:ilvl w:val="3"/>
+          <w:numId w:val="1"/>
+        </w:numPr>
+      </w:pPr>
+      <w:r>
+        <w:t>Input: 4x240x240x155 (4 modalities)</w:t>
+      </w:r>
+    </w:p>
+    <w:p>
+      <w:pPr>
+        <w:pStyle w:val="ListParagraph"/>
+        <w:numPr>
+          <w:ilvl w:val="3"/>
+          <w:numId w:val="1"/>
+        </w:numPr>
+      </w:pPr>
+      <w:r>
+        <w:t xml:space="preserve">Encoder 1: 32 channels </w:t>
+      </w:r>
+      <w:r>
+        <w:sym w:font="Wingdings" w:char="F0E0"/>
+      </w:r>
+      <w:r>
+        <w:t xml:space="preserve"> </w:t>
+      </w:r>
+      <w:proofErr w:type="spellStart"/>
+      <w:proofErr w:type="gramStart"/>
+      <w:r>
+        <w:t>MaxPool</w:t>
+      </w:r>
+      <w:proofErr w:type="spellEnd"/>
+      <w:r>
+        <w:t>(</w:t>
+      </w:r>
+      <w:proofErr w:type="gramEnd"/>
+      <w:r>
+        <w:t>2,2,1)</w:t>
+      </w:r>
+    </w:p>
+    <w:p>
+      <w:pPr>
+        <w:pStyle w:val="ListParagraph"/>
+        <w:numPr>
+          <w:ilvl w:val="3"/>
+          <w:numId w:val="1"/>
+        </w:numPr>
+      </w:pPr>
+      <w:r>
+        <w:t xml:space="preserve">Encoder 2: 64 channels </w:t>
+      </w:r>
+      <w:r>
+        <w:sym w:font="Wingdings" w:char="F0E0"/>
+      </w:r>
+      <w:r>
+        <w:t xml:space="preserve"> </w:t>
+      </w:r>
+      <w:proofErr w:type="spellStart"/>
+      <w:proofErr w:type="gramStart"/>
+      <w:r>
+        <w:t>MaxPool</w:t>
+      </w:r>
+      <w:proofErr w:type="spellEnd"/>
+      <w:r>
+        <w:t>(</w:t>
+      </w:r>
+      <w:proofErr w:type="gramEnd"/>
+      <w:r>
+        <w:t>2,2,1)</w:t>
+      </w:r>
+    </w:p>
+    <w:p>
+      <w:pPr>
+        <w:pStyle w:val="ListParagraph"/>
+        <w:numPr>
+          <w:ilvl w:val="3"/>
+          <w:numId w:val="1"/>
+        </w:numPr>
+      </w:pPr>
+      <w:proofErr w:type="spellStart"/>
+      <w:r>
+        <w:t>Enocder</w:t>
+      </w:r>
+      <w:proofErr w:type="spellEnd"/>
+      <w:r>
+        <w:t xml:space="preserve"> 3: 128 channels </w:t>
+      </w:r>
+      <w:r>
+        <w:sym w:font="Wingdings" w:char="F0E0"/>
+      </w:r>
+      <w:r>
+        <w:t xml:space="preserve"> </w:t>
+      </w:r>
+      <w:proofErr w:type="spellStart"/>
+      <w:proofErr w:type="gramStart"/>
+      <w:r>
+        <w:t>MaxPool</w:t>
+      </w:r>
+      <w:proofErr w:type="spellEnd"/>
+      <w:r>
+        <w:t>(</w:t>
+      </w:r>
+      <w:proofErr w:type="gramEnd"/>
+      <w:r>
+        <w:t>2,2,1)</w:t>
+      </w:r>
+    </w:p>
+    <w:p>
+      <w:pPr>
+        <w:pStyle w:val="ListParagraph"/>
+        <w:numPr>
+          <w:ilvl w:val="3"/>
+          <w:numId w:val="1"/>
+        </w:numPr>
+      </w:pPr>
+      <w:r>
+        <w:t>Bottleneck: 256 channels</w:t>
       </w:r>
     </w:p>
     <w:p>
@@ -177,25 +379,204 @@
           <w:numId w:val="1"/>
         </w:numPr>
       </w:pPr>
+      <w:r>
+        <w:t>Decoder Path:</w:t>
+      </w:r>
+    </w:p>
+    <w:p>
+      <w:pPr>
+        <w:pStyle w:val="ListParagraph"/>
+        <w:numPr>
+          <w:ilvl w:val="3"/>
+          <w:numId w:val="1"/>
+        </w:numPr>
+      </w:pPr>
       <w:proofErr w:type="spellStart"/>
       <w:r>
+        <w:t>Upsample</w:t>
+      </w:r>
+      <w:proofErr w:type="spellEnd"/>
+      <w:r>
+        <w:t xml:space="preserve"> 3: 256</w:t>
+      </w:r>
+      <w:r>
+        <w:sym w:font="Wingdings" w:char="F0E0"/>
+      </w:r>
+      <w:r>
+        <w:t>128 channels + skip connection</w:t>
+      </w:r>
+    </w:p>
+    <w:p>
+      <w:pPr>
+        <w:pStyle w:val="ListParagraph"/>
+        <w:numPr>
+          <w:ilvl w:val="3"/>
+          <w:numId w:val="1"/>
+        </w:numPr>
+      </w:pPr>
+      <w:proofErr w:type="spellStart"/>
+      <w:r>
+        <w:t>Upsample</w:t>
+      </w:r>
+      <w:proofErr w:type="spellEnd"/>
+      <w:r>
+        <w:t xml:space="preserve"> 2: 128 </w:t>
+      </w:r>
+      <w:r>
+        <w:sym w:font="Wingdings" w:char="F0E0"/>
+      </w:r>
+      <w:r>
+        <w:t xml:space="preserve"> 64 channels + skip connection</w:t>
+      </w:r>
+    </w:p>
+    <w:p>
+      <w:pPr>
+        <w:pStyle w:val="ListParagraph"/>
+        <w:numPr>
+          <w:ilvl w:val="3"/>
+          <w:numId w:val="1"/>
+        </w:numPr>
+      </w:pPr>
+      <w:proofErr w:type="spellStart"/>
+      <w:r>
+        <w:t>Upsample</w:t>
+      </w:r>
+      <w:proofErr w:type="spellEnd"/>
+      <w:r>
+        <w:t xml:space="preserve"> 1: 64 </w:t>
+      </w:r>
+      <w:r>
+        <w:sym w:font="Wingdings" w:char="F0E0"/>
+      </w:r>
+      <w:r>
+        <w:t xml:space="preserve"> 32 channels + skip connection </w:t>
+      </w:r>
+    </w:p>
+    <w:p>
+      <w:pPr>
+        <w:pStyle w:val="ListParagraph"/>
+        <w:numPr>
+          <w:ilvl w:val="3"/>
+          <w:numId w:val="1"/>
+        </w:numPr>
+      </w:pPr>
+      <w:r>
+        <w:t xml:space="preserve">Final Conv: 32 </w:t>
+      </w:r>
+      <w:r>
+        <w:sym w:font="Wingdings" w:char="F0E0"/>
+      </w:r>
+      <w:r>
+        <w:t xml:space="preserve"> 4 channels (1x1x1)</w:t>
+      </w:r>
+    </w:p>
+    <w:p>
+      <w:pPr>
+        <w:pStyle w:val="ListParagraph"/>
+        <w:numPr>
+          <w:ilvl w:val="2"/>
+          <w:numId w:val="1"/>
+        </w:numPr>
+      </w:pPr>
+      <w:r>
+        <w:t>Key Features:</w:t>
+      </w:r>
+    </w:p>
+    <w:p>
+      <w:pPr>
+        <w:pStyle w:val="ListParagraph"/>
+        <w:numPr>
+          <w:ilvl w:val="3"/>
+          <w:numId w:val="1"/>
+        </w:numPr>
+      </w:pPr>
+      <w:r>
+        <w:t xml:space="preserve">Depth </w:t>
+      </w:r>
+      <w:proofErr w:type="spellStart"/>
+      <w:r>
+        <w:t>PreservationL</w:t>
+      </w:r>
+      <w:proofErr w:type="spellEnd"/>
+      <w:r>
+        <w:t xml:space="preserve"> </w:t>
+      </w:r>
+      <w:proofErr w:type="spellStart"/>
+      <w:r>
         <w:t>Strided</w:t>
       </w:r>
       <w:proofErr w:type="spellEnd"/>
       <w:r>
-        <w:t xml:space="preserve"> max pooling only in x–y to preserve depth information.</w:t>
-      </w:r>
-    </w:p>
-    <w:p>
-      <w:pPr>
-        <w:pStyle w:val="ListParagraph"/>
-        <w:numPr>
-          <w:ilvl w:val="2"/>
-          <w:numId w:val="1"/>
-        </w:numPr>
-      </w:pPr>
-      <w:r>
-        <w:t>Final 1x1x1 convolution for multi-class output.</w:t>
+        <w:t xml:space="preserve"> max pooling only in x-y dimensions (2,2,1)</w:t>
+      </w:r>
+    </w:p>
+    <w:p>
+      <w:pPr>
+        <w:pStyle w:val="ListParagraph"/>
+        <w:numPr>
+          <w:ilvl w:val="3"/>
+          <w:numId w:val="1"/>
+        </w:numPr>
+      </w:pPr>
+      <w:r>
+        <w:t>Skip Connections: Residual connections from encoder to decoder</w:t>
+      </w:r>
+    </w:p>
+    <w:p>
+      <w:pPr>
+        <w:pStyle w:val="ListParagraph"/>
+        <w:numPr>
+          <w:ilvl w:val="3"/>
+          <w:numId w:val="1"/>
+        </w:numPr>
+      </w:pPr>
+      <w:r>
+        <w:t>Gradient Checkpointing: Memory-</w:t>
+      </w:r>
+      <w:proofErr w:type="spellStart"/>
+      <w:r>
+        <w:t>effcient</w:t>
+      </w:r>
+      <w:proofErr w:type="spellEnd"/>
+      <w:r>
+        <w:t xml:space="preserve"> training </w:t>
+      </w:r>
+    </w:p>
+    <w:p>
+      <w:pPr>
+        <w:pStyle w:val="ListParagraph"/>
+        <w:numPr>
+          <w:ilvl w:val="3"/>
+          <w:numId w:val="1"/>
+        </w:numPr>
+      </w:pPr>
+      <w:r>
+        <w:t>Batch Normalization: After each convolution layer</w:t>
+      </w:r>
+    </w:p>
+    <w:p>
+      <w:pPr>
+        <w:pStyle w:val="ListParagraph"/>
+        <w:numPr>
+          <w:ilvl w:val="3"/>
+          <w:numId w:val="1"/>
+        </w:numPr>
+      </w:pPr>
+      <w:proofErr w:type="spellStart"/>
+      <w:r>
+        <w:t>ReLU</w:t>
+      </w:r>
+      <w:proofErr w:type="spellEnd"/>
+      <w:r>
+        <w:t xml:space="preserve"> Activation: </w:t>
+      </w:r>
+      <w:proofErr w:type="spellStart"/>
+      <w:r>
+        <w:t>Inplace</w:t>
+      </w:r>
+      <w:proofErr w:type="spellEnd"/>
+      <w:r>
+        <w:t xml:space="preserve"> activation for memory efficiency. </w:t>
       </w:r>
     </w:p>
     <w:p>
@@ -226,15 +607,93 @@
         </w:numPr>
       </w:pPr>
       <w:r>
-        <w:t xml:space="preserve">Loss: Combined </w:t>
+        <w:t>Loss Function: Combined Loss (30% Focal Loss + 70% Dice Loss)</w:t>
+      </w:r>
+    </w:p>
+    <w:p>
+      <w:pPr>
+        <w:pStyle w:val="ListParagraph"/>
+        <w:numPr>
+          <w:ilvl w:val="3"/>
+          <w:numId w:val="1"/>
+        </w:numPr>
+      </w:pPr>
+      <w:r>
+        <w:lastRenderedPageBreak/>
+        <w:t xml:space="preserve">Focal Loss: </w:t>
+      </w:r>
+      <w:r>
+        <w:rPr>
+          <w:lang w:val="el-GR"/>
+        </w:rPr>
+        <w:t>α</w:t>
+      </w:r>
+      <w:r>
+        <w:t xml:space="preserve">=, </w:t>
+      </w:r>
+      <w:r>
+        <w:rPr>
+          <w:lang w:val="el-GR"/>
+        </w:rPr>
+        <w:t>γ</w:t>
+      </w:r>
+      <w:r>
+        <w:t xml:space="preserve">=2 </w:t>
+      </w:r>
+      <w:r>
+        <w:t>for handling class imbalance</w:t>
+      </w:r>
+    </w:p>
+    <w:p>
+      <w:pPr>
+        <w:pStyle w:val="ListParagraph"/>
+        <w:numPr>
+          <w:ilvl w:val="3"/>
+          <w:numId w:val="1"/>
+        </w:numPr>
+      </w:pPr>
+      <w:r>
+        <w:t>Dice Loss: Soft dice coefficient for segmentation</w:t>
+      </w:r>
+    </w:p>
+    <w:p>
+      <w:pPr>
+        <w:pStyle w:val="ListParagraph"/>
+        <w:numPr>
+          <w:ilvl w:val="2"/>
+          <w:numId w:val="1"/>
+        </w:numPr>
+      </w:pPr>
+      <w:r>
+        <w:t>Class Weighting: Inverse frequency weighting based on dataset distribution</w:t>
+      </w:r>
+    </w:p>
+    <w:p>
+      <w:pPr>
+        <w:pStyle w:val="ListParagraph"/>
+        <w:numPr>
+          <w:ilvl w:val="2"/>
+          <w:numId w:val="1"/>
+        </w:numPr>
+      </w:pPr>
+      <w:r>
+        <w:t>Optimizer: Adam (</w:t>
       </w:r>
       <w:proofErr w:type="spellStart"/>
       <w:r>
-        <w:t>CrossEntropy</w:t>
+        <w:t>lr</w:t>
       </w:r>
       <w:proofErr w:type="spellEnd"/>
       <w:r>
-        <w:t xml:space="preserve"> + Dice Loss.</w:t>
+        <w:t xml:space="preserve">=1e-4, </w:t>
+      </w:r>
+      <w:proofErr w:type="spellStart"/>
+      <w:r>
+        <w:t>weight_decay</w:t>
+      </w:r>
+      <w:proofErr w:type="spellEnd"/>
+      <w:r>
+        <w:t>=1e-5)</w:t>
       </w:r>
     </w:p>
     <w:p>
@@ -246,7 +705,15 @@
         </w:numPr>
       </w:pPr>
       <w:r>
-        <w:t>Optimizer: Adam.</w:t>
+        <w:t xml:space="preserve">LR Scheduler: </w:t>
+      </w:r>
+      <w:proofErr w:type="spellStart"/>
+      <w:r>
+        <w:t>ReduceLROnPlateau</w:t>
+      </w:r>
+      <w:proofErr w:type="spellEnd"/>
+      <w:r>
+        <w:t xml:space="preserve"> with patience = 3.</w:t>
       </w:r>
     </w:p>
     <w:p>
@@ -258,15 +725,522 @@
         </w:numPr>
       </w:pPr>
       <w:r>
-        <w:t xml:space="preserve">LR Scheduler: </w:t>
+        <w:t>Mixed Precision: Automatic Mixed Precision (AMP) for memory efficiency</w:t>
+      </w:r>
+    </w:p>
+    <w:p>
+      <w:pPr>
+        <w:pStyle w:val="ListParagraph"/>
+        <w:numPr>
+          <w:ilvl w:val="2"/>
+          <w:numId w:val="1"/>
+        </w:numPr>
+      </w:pPr>
+      <w:r>
+        <w:t>Batch Size: 1 (due to 3D volume memory constraints</w:t>
+      </w:r>
+    </w:p>
+    <w:p>
+      <w:pPr>
+        <w:pStyle w:val="ListParagraph"/>
+        <w:numPr>
+          <w:ilvl w:val="0"/>
+          <w:numId w:val="1"/>
+        </w:numPr>
+      </w:pPr>
+      <w:r>
+        <w:t>Validation and Test Scores</w:t>
+      </w:r>
+    </w:p>
+    <w:p>
+      <w:pPr>
+        <w:pStyle w:val="ListParagraph"/>
+        <w:numPr>
+          <w:ilvl w:val="1"/>
+          <w:numId w:val="1"/>
+        </w:numPr>
+        <w:rPr>
+          <w:b/>
+          <w:bCs/>
+        </w:rPr>
+      </w:pPr>
+      <w:r>
+        <w:rPr>
+          <w:b/>
+          <w:bCs/>
+        </w:rPr>
+        <w:t>Metrics</w:t>
+      </w:r>
+      <w:r>
+        <w:rPr>
+          <w:b/>
+          <w:bCs/>
+        </w:rPr>
+        <w:t xml:space="preserve"> - </w:t>
+      </w:r>
+      <w:r>
+        <w:rPr>
+          <w:b/>
+          <w:bCs/>
+        </w:rPr>
+        <w:t>Per-class Dice coefficient computed for:</w:t>
+      </w:r>
+      <w:r>
+        <w:rPr>
+          <w:b/>
+          <w:bCs/>
+        </w:rPr>
+        <w:t xml:space="preserve"> </w:t>
+      </w:r>
+    </w:p>
+    <w:p>
+      <w:pPr>
+        <w:pStyle w:val="ListParagraph"/>
+        <w:numPr>
+          <w:ilvl w:val="2"/>
+          <w:numId w:val="1"/>
+        </w:numPr>
+      </w:pPr>
+      <w:r>
+        <w:t xml:space="preserve">Class </w:t>
+      </w:r>
+      <w:r>
+        <w:t>0</w:t>
+      </w:r>
+      <w:r>
+        <w:t xml:space="preserve"> – </w:t>
+      </w:r>
+      <w:r>
+        <w:t xml:space="preserve">Background: </w:t>
+      </w:r>
+      <w:r>
+        <w:t>0.9947 (Excellent)</w:t>
+      </w:r>
+    </w:p>
+    <w:p>
+      <w:pPr>
+        <w:pStyle w:val="ListParagraph"/>
+        <w:numPr>
+          <w:ilvl w:val="2"/>
+          <w:numId w:val="1"/>
+        </w:numPr>
+      </w:pPr>
+      <w:r>
+        <w:t xml:space="preserve">Class 1 – Necrotic/Cystic Region: </w:t>
+      </w:r>
+      <w:r>
+        <w:t>0.9633 (excellent)</w:t>
+      </w:r>
+    </w:p>
+    <w:p>
+      <w:pPr>
+        <w:pStyle w:val="ListParagraph"/>
+        <w:numPr>
+          <w:ilvl w:val="2"/>
+          <w:numId w:val="1"/>
+        </w:numPr>
+      </w:pPr>
+      <w:r>
+        <w:t>Class 2 – Edema</w:t>
+      </w:r>
+      <w:r>
+        <w:t>:</w:t>
+      </w:r>
+      <w:r>
+        <w:t xml:space="preserve"> 0.0073 (poor – class imbalance issue)</w:t>
+      </w:r>
+    </w:p>
+    <w:p>
+      <w:pPr>
+        <w:pStyle w:val="ListParagraph"/>
+        <w:numPr>
+          <w:ilvl w:val="2"/>
+          <w:numId w:val="1"/>
+        </w:numPr>
+      </w:pPr>
+      <w:r>
+        <w:t>Class 3 – Enhancing tumor</w:t>
+      </w:r>
+      <w:r>
+        <w:t>:</w:t>
+      </w:r>
+      <w:r>
+        <w:t xml:space="preserve"> 0.4108 (moderate)</w:t>
+      </w:r>
+    </w:p>
+    <w:p>
+      <w:pPr>
+        <w:pStyle w:val="ListParagraph"/>
+        <w:numPr>
+          <w:ilvl w:val="1"/>
+          <w:numId w:val="1"/>
+        </w:numPr>
+        <w:rPr>
+          <w:b/>
+          <w:bCs/>
+        </w:rPr>
+      </w:pPr>
+      <w:r>
+        <w:rPr>
+          <w:b/>
+          <w:bCs/>
+        </w:rPr>
+        <w:t xml:space="preserve">Aggregate </w:t>
+      </w:r>
+      <w:r>
+        <w:rPr>
+          <w:b/>
+          <w:bCs/>
+        </w:rPr>
+        <w:t>P</w:t>
+      </w:r>
+      <w:r>
+        <w:rPr>
+          <w:b/>
+          <w:bCs/>
+        </w:rPr>
+        <w:t>erformance</w:t>
+      </w:r>
+    </w:p>
+    <w:p>
+      <w:pPr>
+        <w:pStyle w:val="ListParagraph"/>
+        <w:numPr>
+          <w:ilvl w:val="2"/>
+          <w:numId w:val="1"/>
+        </w:numPr>
+      </w:pPr>
+      <w:r>
+        <w:t>Overall Test Dice Score: 0.9271</w:t>
+      </w:r>
+    </w:p>
+    <w:p>
+      <w:pPr>
+        <w:pStyle w:val="ListParagraph"/>
+        <w:numPr>
+          <w:ilvl w:val="2"/>
+          <w:numId w:val="1"/>
+        </w:numPr>
+      </w:pPr>
+      <w:r>
+        <w:t>Validation Dice Score: 0.9947 (best epoch)</w:t>
+      </w:r>
+    </w:p>
+    <w:p>
+      <w:pPr>
+        <w:pStyle w:val="ListParagraph"/>
+        <w:numPr>
+          <w:ilvl w:val="2"/>
+          <w:numId w:val="1"/>
+        </w:numPr>
+      </w:pPr>
+      <w:r>
+        <w:t>Test Loss: 0.7471</w:t>
+      </w:r>
+    </w:p>
+    <w:p>
+      <w:pPr>
+        <w:pStyle w:val="ListParagraph"/>
+        <w:numPr>
+          <w:ilvl w:val="1"/>
+          <w:numId w:val="1"/>
+        </w:numPr>
+        <w:rPr>
+          <w:b/>
+          <w:bCs/>
+        </w:rPr>
+      </w:pPr>
+      <w:r>
+        <w:rPr>
+          <w:b/>
+          <w:bCs/>
+        </w:rPr>
+        <w:t>Class Imbalance Analysis</w:t>
+      </w:r>
+    </w:p>
+    <w:p>
+      <w:pPr>
+        <w:pStyle w:val="ListParagraph"/>
+        <w:numPr>
+          <w:ilvl w:val="2"/>
+          <w:numId w:val="1"/>
+        </w:numPr>
+      </w:pPr>
+      <w:r>
+        <w:t>The model shows severe class imbalance:</w:t>
+      </w:r>
+    </w:p>
+    <w:p>
+      <w:pPr>
+        <w:pStyle w:val="ListParagraph"/>
+        <w:numPr>
+          <w:ilvl w:val="2"/>
+          <w:numId w:val="1"/>
+        </w:numPr>
+      </w:pPr>
+      <w:r>
+        <w:t>Background class dominates (99.47% dice)</w:t>
+      </w:r>
+    </w:p>
+    <w:p>
+      <w:pPr>
+        <w:pStyle w:val="ListParagraph"/>
+        <w:numPr>
+          <w:ilvl w:val="2"/>
+          <w:numId w:val="1"/>
+        </w:numPr>
+      </w:pPr>
+      <w:r>
+        <w:t>Edema detection extremely poor (0.</w:t>
+      </w:r>
+      <w:r>
+        <w:t>00</w:t>
+      </w:r>
+      <w:r>
+        <w:t>73% dice)</w:t>
+      </w:r>
+    </w:p>
+    <w:p>
+      <w:pPr>
+        <w:pStyle w:val="ListParagraph"/>
+        <w:numPr>
+          <w:ilvl w:val="2"/>
+          <w:numId w:val="1"/>
+        </w:numPr>
+      </w:pPr>
+      <w:r>
+        <w:t>Enhancing tumor moderate performance (41.08% dice)</w:t>
+      </w:r>
+    </w:p>
+    <w:p>
+      <w:pPr>
+        <w:pStyle w:val="ListParagraph"/>
+        <w:numPr>
+          <w:ilvl w:val="2"/>
+          <w:numId w:val="1"/>
+        </w:numPr>
+      </w:pPr>
+      <w:r>
+        <w:t>Necrotic regions perform well (96.33% dice)</w:t>
+      </w:r>
+    </w:p>
+    <w:p>
+      <w:pPr>
+        <w:pStyle w:val="ListParagraph"/>
+        <w:numPr>
+          <w:ilvl w:val="0"/>
+          <w:numId w:val="1"/>
+        </w:numPr>
+      </w:pPr>
+      <w:r>
+        <w:t>Architecture</w:t>
+      </w:r>
+    </w:p>
+    <w:p>
+      <w:pPr>
+        <w:pStyle w:val="ListParagraph"/>
+        <w:numPr>
+          <w:ilvl w:val="1"/>
+          <w:numId w:val="1"/>
+        </w:numPr>
+      </w:pPr>
+      <w:r>
+        <w:t>Input Processing</w:t>
+      </w:r>
+    </w:p>
+    <w:p>
+      <w:pPr>
+        <w:pStyle w:val="ListParagraph"/>
+        <w:numPr>
+          <w:ilvl w:val="2"/>
+          <w:numId w:val="1"/>
+        </w:numPr>
+      </w:pPr>
+      <w:r>
+        <w:t>Input: 4×240×240×155 (4 modalities)</w:t>
+      </w:r>
+    </w:p>
+    <w:p>
+      <w:pPr>
+        <w:pStyle w:val="ListParagraph"/>
+        <w:ind w:left="2160"/>
+      </w:pPr>
+      <w:r>
+        <w:t xml:space="preserve">    ↓</w:t>
+      </w:r>
+    </w:p>
+    <w:p>
+      <w:pPr>
+        <w:pStyle w:val="ListParagraph"/>
+        <w:ind w:left="2160"/>
+      </w:pPr>
+      <w:r>
+        <w:t>Normalization: Z-score per volume</w:t>
+      </w:r>
+    </w:p>
+    <w:p>
+      <w:pPr>
+        <w:pStyle w:val="ListParagraph"/>
+        <w:ind w:left="2160"/>
+      </w:pPr>
+      <w:r>
+        <w:t xml:space="preserve">    ↓</w:t>
+      </w:r>
+    </w:p>
+    <w:p>
+      <w:pPr>
+        <w:pStyle w:val="ListParagraph"/>
+        <w:ind w:left="2160"/>
+      </w:pPr>
+      <w:r>
+        <w:t>Model Input</w:t>
+      </w:r>
+    </w:p>
+    <w:p>
+      <w:pPr>
+        <w:pStyle w:val="ListParagraph"/>
+        <w:numPr>
+          <w:ilvl w:val="1"/>
+          <w:numId w:val="1"/>
+        </w:numPr>
+      </w:pPr>
+      <w:r>
+        <w:t>Network Architecture</w:t>
+      </w:r>
+    </w:p>
+    <w:p>
+      <w:pPr>
+        <w:pStyle w:val="ListParagraph"/>
+        <w:numPr>
+          <w:ilvl w:val="2"/>
+          <w:numId w:val="1"/>
+        </w:numPr>
+      </w:pPr>
+      <w:r>
+        <w:t xml:space="preserve">Input → [Conv3D×2] → </w:t>
       </w:r>
       <w:proofErr w:type="spellStart"/>
       <w:r>
-        <w:t>ReduceLROnPlateau</w:t>
+        <w:t>Downsample</w:t>
       </w:r>
       <w:proofErr w:type="spellEnd"/>
       <w:r>
-        <w:t xml:space="preserve"> with patience = 3.</w:t>
+        <w:t xml:space="preserve"> (2,2,1)</w:t>
+      </w:r>
+    </w:p>
+    <w:p>
+      <w:pPr>
+        <w:pStyle w:val="ListParagraph"/>
+        <w:ind w:left="2160"/>
+      </w:pPr>
+      <w:r>
+        <w:t xml:space="preserve">    → [Conv3D×2] → </w:t>
+      </w:r>
+      <w:proofErr w:type="spellStart"/>
+      <w:r>
+        <w:t>Downsample</w:t>
+      </w:r>
+      <w:proofErr w:type="spellEnd"/>
+      <w:r>
+        <w:t xml:space="preserve"> (2,2,1)</w:t>
+      </w:r>
+    </w:p>
+    <w:p>
+      <w:pPr>
+        <w:pStyle w:val="ListParagraph"/>
+        <w:ind w:left="2160"/>
+      </w:pPr>
+      <w:r>
+        <w:t xml:space="preserve">    → [Conv3D×2] → </w:t>
+      </w:r>
+      <w:proofErr w:type="spellStart"/>
+      <w:r>
+        <w:t>Downsample</w:t>
+      </w:r>
+      <w:proofErr w:type="spellEnd"/>
+      <w:r>
+        <w:t xml:space="preserve"> (2,2,1)</w:t>
+      </w:r>
+    </w:p>
+    <w:p>
+      <w:pPr>
+        <w:pStyle w:val="ListParagraph"/>
+        <w:ind w:left="2160"/>
+      </w:pPr>
+      <w:r>
+        <w:t xml:space="preserve">    → Bottleneck [Conv3D×2]</w:t>
+      </w:r>
+    </w:p>
+    <w:p>
+      <w:pPr>
+        <w:pStyle w:val="ListParagraph"/>
+        <w:ind w:left="2160"/>
+      </w:pPr>
+      <w:r>
+        <w:t xml:space="preserve">    → </w:t>
+      </w:r>
+      <w:proofErr w:type="spellStart"/>
+      <w:r>
+        <w:t>Upsample</w:t>
+      </w:r>
+      <w:proofErr w:type="spellEnd"/>
+      <w:r>
+        <w:t xml:space="preserve"> → [Conv3D×2] + Skip Connection</w:t>
+      </w:r>
+    </w:p>
+    <w:p>
+      <w:pPr>
+        <w:pStyle w:val="ListParagraph"/>
+        <w:ind w:left="2160"/>
+      </w:pPr>
+      <w:r>
+        <w:t xml:space="preserve">    → </w:t>
+      </w:r>
+      <w:proofErr w:type="spellStart"/>
+      <w:r>
+        <w:t>Upsample</w:t>
+      </w:r>
+      <w:proofErr w:type="spellEnd"/>
+      <w:r>
+        <w:t xml:space="preserve"> → [Conv3D×2] + Skip Connection</w:t>
+      </w:r>
+    </w:p>
+    <w:p>
+      <w:pPr>
+        <w:pStyle w:val="ListParagraph"/>
+        <w:ind w:left="2160"/>
+      </w:pPr>
+      <w:r>
+        <w:t xml:space="preserve">    → </w:t>
+      </w:r>
+      <w:proofErr w:type="spellStart"/>
+      <w:r>
+        <w:t>Upsample</w:t>
+      </w:r>
+      <w:proofErr w:type="spellEnd"/>
+      <w:r>
+        <w:t xml:space="preserve"> → [Conv3D×2] + Skip Connection</w:t>
+      </w:r>
+    </w:p>
+    <w:p>
+      <w:pPr>
+        <w:pStyle w:val="ListParagraph"/>
+        <w:ind w:left="2160"/>
+      </w:pPr>
+      <w:r>
+        <w:t xml:space="preserve">    → Final 1×1×1 Conv → Output (C=4)</w:t>
+      </w:r>
+    </w:p>
+    <w:p>
+      <w:pPr>
+        <w:pStyle w:val="ListParagraph"/>
+        <w:numPr>
+          <w:ilvl w:val="1"/>
+          <w:numId w:val="1"/>
+        </w:numPr>
+      </w:pPr>
+      <w:r>
+        <w:t>Key Architectural Decisions</w:t>
       </w:r>
     </w:p>
     <w:p>
@@ -278,7 +1252,62 @@
         </w:numPr>
       </w:pPr>
       <w:r>
-        <w:t>Gradient checkpointing used for memory efficiency.</w:t>
+        <w:t>Depth Preservation: All pooling operations preserve depth dimension (2,2,1)</w:t>
+      </w:r>
+    </w:p>
+    <w:p>
+      <w:pPr>
+        <w:pStyle w:val="ListParagraph"/>
+        <w:numPr>
+          <w:ilvl w:val="2"/>
+          <w:numId w:val="1"/>
+        </w:numPr>
+      </w:pPr>
+      <w:r>
+        <w:lastRenderedPageBreak/>
+        <w:t>Memory Efficiency: Gradient checkpointing during training</w:t>
+      </w:r>
+    </w:p>
+    <w:p>
+      <w:pPr>
+        <w:pStyle w:val="ListParagraph"/>
+        <w:numPr>
+          <w:ilvl w:val="2"/>
+          <w:numId w:val="1"/>
+        </w:numPr>
+      </w:pPr>
+      <w:r>
+        <w:t>Skip Connections: Concatenation-based residual connections</w:t>
+      </w:r>
+    </w:p>
+    <w:p>
+      <w:pPr>
+        <w:pStyle w:val="ListParagraph"/>
+        <w:numPr>
+          <w:ilvl w:val="2"/>
+          <w:numId w:val="1"/>
+        </w:numPr>
+      </w:pPr>
+      <w:r>
+        <w:t>Final Output: 1×1×1 convolution for class prediction</w:t>
+      </w:r>
+    </w:p>
+    <w:p>
+      <w:pPr>
+        <w:pStyle w:val="ListParagraph"/>
+        <w:ind w:left="2160"/>
+      </w:pPr>
+    </w:p>
+    <w:p>
+      <w:pPr>
+        <w:pStyle w:val="ListParagraph"/>
+        <w:numPr>
+          <w:ilvl w:val="0"/>
+          <w:numId w:val="1"/>
+        </w:numPr>
+      </w:pPr>
+      <w:r>
+        <w:t>Implementation Details</w:t>
       </w:r>
     </w:p>
     <w:p>
@@ -288,7 +1317,340 @@
           <w:ilvl w:val="1"/>
           <w:numId w:val="1"/>
         </w:numPr>
-      </w:pPr>
+        <w:rPr>
+          <w:b/>
+          <w:bCs/>
+        </w:rPr>
+      </w:pPr>
+      <w:r>
+        <w:rPr>
+          <w:b/>
+          <w:bCs/>
+        </w:rPr>
+        <w:t>Technology Stack</w:t>
+      </w:r>
+    </w:p>
+    <w:p>
+      <w:pPr>
+        <w:pStyle w:val="ListParagraph"/>
+        <w:numPr>
+          <w:ilvl w:val="2"/>
+          <w:numId w:val="1"/>
+        </w:numPr>
+      </w:pPr>
+      <w:r>
+        <w:rPr>
+          <w:b/>
+          <w:bCs/>
+        </w:rPr>
+        <w:t>Framework</w:t>
+      </w:r>
+      <w:r>
+        <w:t>: PyTorch 2.7.0</w:t>
+      </w:r>
+    </w:p>
+    <w:p>
+      <w:pPr>
+        <w:pStyle w:val="ListParagraph"/>
+        <w:numPr>
+          <w:ilvl w:val="2"/>
+          <w:numId w:val="1"/>
+        </w:numPr>
+      </w:pPr>
+      <w:r>
+        <w:rPr>
+          <w:b/>
+          <w:bCs/>
+        </w:rPr>
+        <w:t>Medical Imaging</w:t>
+      </w:r>
+      <w:r>
+        <w:t xml:space="preserve">: </w:t>
+      </w:r>
+      <w:proofErr w:type="spellStart"/>
+      <w:r>
+        <w:t>Nibabel</w:t>
+      </w:r>
+      <w:proofErr w:type="spellEnd"/>
+      <w:r>
+        <w:t xml:space="preserve"> 5.3.2</w:t>
+      </w:r>
+    </w:p>
+    <w:p>
+      <w:pPr>
+        <w:pStyle w:val="ListParagraph"/>
+        <w:numPr>
+          <w:ilvl w:val="2"/>
+          <w:numId w:val="1"/>
+        </w:numPr>
+      </w:pPr>
+      <w:r>
+        <w:rPr>
+          <w:b/>
+          <w:bCs/>
+        </w:rPr>
+        <w:t>Visualization</w:t>
+      </w:r>
+      <w:r>
+        <w:t>: Matplotlib 3.10.1</w:t>
+      </w:r>
+    </w:p>
+    <w:p>
+      <w:pPr>
+        <w:pStyle w:val="ListParagraph"/>
+        <w:numPr>
+          <w:ilvl w:val="2"/>
+          <w:numId w:val="1"/>
+        </w:numPr>
+      </w:pPr>
+      <w:r>
+        <w:rPr>
+          <w:b/>
+          <w:bCs/>
+        </w:rPr>
+        <w:t>Data Processing</w:t>
+      </w:r>
+      <w:r>
+        <w:t>: NumPy 2.2.5, SciPy 1.15.2</w:t>
+      </w:r>
+    </w:p>
+    <w:p>
+      <w:pPr>
+        <w:pStyle w:val="ListParagraph"/>
+        <w:numPr>
+          <w:ilvl w:val="2"/>
+          <w:numId w:val="1"/>
+        </w:numPr>
+      </w:pPr>
+      <w:r>
+        <w:rPr>
+          <w:b/>
+          <w:bCs/>
+        </w:rPr>
+        <w:t>3D Visualization</w:t>
+      </w:r>
+      <w:r>
+        <w:t>: VTK 9.4.2</w:t>
+      </w:r>
+    </w:p>
+    <w:p>
+      <w:pPr>
+        <w:pStyle w:val="ListParagraph"/>
+        <w:numPr>
+          <w:ilvl w:val="1"/>
+          <w:numId w:val="1"/>
+        </w:numPr>
+        <w:rPr>
+          <w:b/>
+          <w:bCs/>
+        </w:rPr>
+      </w:pPr>
+      <w:r>
+        <w:rPr>
+          <w:b/>
+          <w:bCs/>
+        </w:rPr>
+        <w:t>Training Configuration</w:t>
+      </w:r>
+    </w:p>
+    <w:p>
+      <w:pPr>
+        <w:pStyle w:val="ListParagraph"/>
+        <w:numPr>
+          <w:ilvl w:val="2"/>
+          <w:numId w:val="1"/>
+        </w:numPr>
+      </w:pPr>
+      <w:r>
+        <w:rPr>
+          <w:b/>
+          <w:bCs/>
+        </w:rPr>
+        <w:t>Epochs</w:t>
+      </w:r>
+      <w:r>
+        <w:t>: 30 (configurable)</w:t>
+      </w:r>
+    </w:p>
+    <w:p>
+      <w:pPr>
+        <w:pStyle w:val="ListParagraph"/>
+        <w:numPr>
+          <w:ilvl w:val="2"/>
+          <w:numId w:val="1"/>
+        </w:numPr>
+      </w:pPr>
+      <w:r>
+        <w:rPr>
+          <w:b/>
+          <w:bCs/>
+        </w:rPr>
+        <w:t>Batch Size</w:t>
+      </w:r>
+      <w:r>
+        <w:t>: 1 (memory-constrained)</w:t>
+      </w:r>
+    </w:p>
+    <w:p>
+      <w:pPr>
+        <w:pStyle w:val="ListParagraph"/>
+        <w:numPr>
+          <w:ilvl w:val="2"/>
+          <w:numId w:val="1"/>
+        </w:numPr>
+      </w:pPr>
+      <w:r>
+        <w:rPr>
+          <w:b/>
+          <w:bCs/>
+        </w:rPr>
+        <w:t>Sample Size</w:t>
+      </w:r>
+      <w:r>
+        <w:t>: 100 patients</w:t>
+      </w:r>
+    </w:p>
+    <w:p>
+      <w:pPr>
+        <w:pStyle w:val="ListParagraph"/>
+        <w:numPr>
+          <w:ilvl w:val="2"/>
+          <w:numId w:val="1"/>
+        </w:numPr>
+      </w:pPr>
+      <w:r>
+        <w:rPr>
+          <w:b/>
+          <w:bCs/>
+        </w:rPr>
+        <w:t>Validation Split</w:t>
+      </w:r>
+      <w:r>
+        <w:t>: 20%</w:t>
+      </w:r>
+    </w:p>
+    <w:p>
+      <w:pPr>
+        <w:pStyle w:val="ListParagraph"/>
+        <w:numPr>
+          <w:ilvl w:val="2"/>
+          <w:numId w:val="1"/>
+        </w:numPr>
+      </w:pPr>
+      <w:r>
+        <w:rPr>
+          <w:b/>
+          <w:bCs/>
+        </w:rPr>
+        <w:t>Test Split</w:t>
+      </w:r>
+      <w:r>
+        <w:t>: 10%</w:t>
+      </w:r>
+    </w:p>
+    <w:p>
+      <w:pPr>
+        <w:pStyle w:val="ListParagraph"/>
+        <w:numPr>
+          <w:ilvl w:val="2"/>
+          <w:numId w:val="1"/>
+        </w:numPr>
+      </w:pPr>
+      <w:r>
+        <w:rPr>
+          <w:b/>
+          <w:bCs/>
+        </w:rPr>
+        <w:t>Device</w:t>
+      </w:r>
+      <w:r>
+        <w:t>: CUDA GPU with mixed precision</w:t>
+      </w:r>
+    </w:p>
+    <w:p>
+      <w:pPr>
+        <w:pStyle w:val="ListParagraph"/>
+        <w:numPr>
+          <w:ilvl w:val="1"/>
+          <w:numId w:val="1"/>
+        </w:numPr>
+        <w:rPr>
+          <w:b/>
+          <w:bCs/>
+        </w:rPr>
+      </w:pPr>
+      <w:r>
+        <w:rPr>
+          <w:b/>
+          <w:bCs/>
+        </w:rPr>
+        <w:t>Model Checkpoints</w:t>
+      </w:r>
+    </w:p>
+    <w:p>
+      <w:pPr>
+        <w:pStyle w:val="ListParagraph"/>
+        <w:numPr>
+          <w:ilvl w:val="2"/>
+          <w:numId w:val="1"/>
+        </w:numPr>
+      </w:pPr>
+      <w:r>
+        <w:rPr>
+          <w:b/>
+          <w:bCs/>
+        </w:rPr>
+        <w:t>Best Model</w:t>
+      </w:r>
+      <w:r>
+        <w:t>: Saved at epoch 30 (</w:t>
+      </w:r>
+      <w:proofErr w:type="spellStart"/>
+      <w:r>
+        <w:t>val_dice</w:t>
+      </w:r>
+      <w:proofErr w:type="spellEnd"/>
+      <w:r>
+        <w:t>: 0.9947)</w:t>
+      </w:r>
+    </w:p>
+    <w:p>
+      <w:pPr>
+        <w:pStyle w:val="ListParagraph"/>
+        <w:numPr>
+          <w:ilvl w:val="2"/>
+          <w:numId w:val="1"/>
+        </w:numPr>
+      </w:pPr>
+      <w:r>
+        <w:rPr>
+          <w:b/>
+          <w:bCs/>
+        </w:rPr>
+        <w:t>Checkpoint Strategy</w:t>
+      </w:r>
+      <w:r>
+        <w:t>: Save best model based on validation dice score</w:t>
+      </w:r>
+    </w:p>
+    <w:p>
+      <w:pPr>
+        <w:pStyle w:val="ListParagraph"/>
+        <w:numPr>
+          <w:ilvl w:val="2"/>
+          <w:numId w:val="1"/>
+        </w:numPr>
+      </w:pPr>
+      <w:r>
+        <w:rPr>
+          <w:b/>
+          <w:bCs/>
+        </w:rPr>
+        <w:t>Model Size</w:t>
+      </w:r>
+      <w:r>
+        <w:t>: ~62MB per checkpoint</w:t>
+      </w:r>
     </w:p>
     <w:p>
       <w:pPr>
@@ -299,7 +1661,7 @@
         </w:numPr>
       </w:pPr>
       <w:r>
-        <w:t>Validation and Test Scores</w:t>
+        <w:t>Results and Analysis</w:t>
       </w:r>
     </w:p>
     <w:p>
@@ -309,9 +1671,17 @@
           <w:ilvl w:val="1"/>
           <w:numId w:val="1"/>
         </w:numPr>
-      </w:pPr>
-      <w:r>
-        <w:t>Metrics</w:t>
+        <w:rPr>
+          <w:b/>
+          <w:bCs/>
+        </w:rPr>
+      </w:pPr>
+      <w:r>
+        <w:rPr>
+          <w:b/>
+          <w:bCs/>
+        </w:rPr>
+        <w:t>Strengths</w:t>
       </w:r>
     </w:p>
     <w:p>
@@ -323,7 +1693,14 @@
         </w:numPr>
       </w:pPr>
       <w:r>
-        <w:t>Per-class Dice coefficient computed for:</w:t>
+        <w:rPr>
+          <w:b/>
+          <w:bCs/>
+        </w:rPr>
+        <w:t>Excellent Background Segmentation</w:t>
+      </w:r>
+      <w:r>
+        <w:t>: 99.47% dice score</w:t>
       </w:r>
     </w:p>
     <w:p>
@@ -335,7 +1712,14 @@
         </w:numPr>
       </w:pPr>
       <w:r>
-        <w:t>Class 1 – Non-enhancing core</w:t>
+        <w:rPr>
+          <w:b/>
+          <w:bCs/>
+        </w:rPr>
+        <w:t>Good Necrotic Region Detection</w:t>
+      </w:r>
+      <w:r>
+        <w:t>: 96.33% dice score</w:t>
       </w:r>
     </w:p>
     <w:p>
@@ -347,7 +1731,14 @@
         </w:numPr>
       </w:pPr>
       <w:r>
-        <w:t>Class 2 – Edema</w:t>
+        <w:rPr>
+          <w:b/>
+          <w:bCs/>
+        </w:rPr>
+        <w:t>Memory Efficient</w:t>
+      </w:r>
+      <w:r>
+        <w:t>: Gradient checkpointing enables 3D training</w:t>
       </w:r>
     </w:p>
     <w:p>
@@ -359,7 +1750,14 @@
         </w:numPr>
       </w:pPr>
       <w:r>
-        <w:t>Class 3 – Enhancing tumor</w:t>
+        <w:rPr>
+          <w:b/>
+          <w:bCs/>
+        </w:rPr>
+        <w:t>Robust Architecture</w:t>
+      </w:r>
+      <w:r>
+        <w:t>: Depth-preserving design maintains spatial information</w:t>
       </w:r>
     </w:p>
     <w:p>
@@ -369,9 +1767,93 @@
           <w:ilvl w:val="1"/>
           <w:numId w:val="1"/>
         </w:numPr>
-      </w:pPr>
-      <w:r>
-        <w:t>Aggregate Dice for total segmentation performance.</w:t>
+        <w:rPr>
+          <w:b/>
+          <w:bCs/>
+        </w:rPr>
+      </w:pPr>
+      <w:r>
+        <w:rPr>
+          <w:b/>
+          <w:bCs/>
+        </w:rPr>
+        <w:t>Limitations</w:t>
+      </w:r>
+    </w:p>
+    <w:p>
+      <w:pPr>
+        <w:pStyle w:val="ListParagraph"/>
+        <w:numPr>
+          <w:ilvl w:val="2"/>
+          <w:numId w:val="1"/>
+        </w:numPr>
+      </w:pPr>
+      <w:r>
+        <w:rPr>
+          <w:b/>
+          <w:bCs/>
+        </w:rPr>
+        <w:t>Severe Class Imbalance</w:t>
+      </w:r>
+      <w:r>
+        <w:t>: Edema detection extremely poor (0.73% dice)</w:t>
+      </w:r>
+    </w:p>
+    <w:p>
+      <w:pPr>
+        <w:pStyle w:val="ListParagraph"/>
+        <w:numPr>
+          <w:ilvl w:val="2"/>
+          <w:numId w:val="1"/>
+        </w:numPr>
+      </w:pPr>
+      <w:r>
+        <w:rPr>
+          <w:b/>
+          <w:bCs/>
+        </w:rPr>
+        <w:t>Moderate Tumor Detection</w:t>
+      </w:r>
+      <w:r>
+        <w:t>: Enhancing tumor only 41.08% dice</w:t>
+      </w:r>
+    </w:p>
+    <w:p>
+      <w:pPr>
+        <w:pStyle w:val="ListParagraph"/>
+        <w:numPr>
+          <w:ilvl w:val="2"/>
+          <w:numId w:val="1"/>
+        </w:numPr>
+      </w:pPr>
+      <w:r>
+        <w:rPr>
+          <w:b/>
+          <w:bCs/>
+        </w:rPr>
+        <w:t>Small Dataset</w:t>
+      </w:r>
+      <w:r>
+        <w:t>: Limited to 100 patients</w:t>
+      </w:r>
+    </w:p>
+    <w:p>
+      <w:pPr>
+        <w:pStyle w:val="ListParagraph"/>
+        <w:numPr>
+          <w:ilvl w:val="2"/>
+          <w:numId w:val="1"/>
+        </w:numPr>
+      </w:pPr>
+      <w:r>
+        <w:rPr>
+          <w:b/>
+          <w:bCs/>
+        </w:rPr>
+        <w:t>Memory Constraints</w:t>
+      </w:r>
+      <w:r>
+        <w:t>: Batch size limited to 1</w:t>
       </w:r>
     </w:p>
     <w:p>
@@ -381,8 +1863,96 @@
           <w:ilvl w:val="1"/>
           <w:numId w:val="1"/>
         </w:numPr>
-      </w:pPr>
-    </w:p>
+        <w:rPr>
+          <w:b/>
+          <w:bCs/>
+        </w:rPr>
+      </w:pPr>
+      <w:r>
+        <w:rPr>
+          <w:b/>
+          <w:bCs/>
+        </w:rPr>
+        <w:t>Improvement Areas</w:t>
+      </w:r>
+    </w:p>
+    <w:p>
+      <w:pPr>
+        <w:pStyle w:val="ListParagraph"/>
+        <w:numPr>
+          <w:ilvl w:val="2"/>
+          <w:numId w:val="1"/>
+        </w:numPr>
+      </w:pPr>
+      <w:r>
+        <w:rPr>
+          <w:b/>
+          <w:bCs/>
+        </w:rPr>
+        <w:t>Class Imbalance</w:t>
+      </w:r>
+      <w:r>
+        <w:t>: Implement stronger class weighting strategies</w:t>
+      </w:r>
+    </w:p>
+    <w:p>
+      <w:pPr>
+        <w:pStyle w:val="ListParagraph"/>
+        <w:numPr>
+          <w:ilvl w:val="2"/>
+          <w:numId w:val="1"/>
+        </w:numPr>
+      </w:pPr>
+      <w:r>
+        <w:rPr>
+          <w:b/>
+          <w:bCs/>
+        </w:rPr>
+        <w:t>Data Augmentation</w:t>
+      </w:r>
+      <w:r>
+        <w:t>: More aggressive augmentation for minority classes</w:t>
+      </w:r>
+    </w:p>
+    <w:p>
+      <w:pPr>
+        <w:pStyle w:val="ListParagraph"/>
+        <w:numPr>
+          <w:ilvl w:val="2"/>
+          <w:numId w:val="1"/>
+        </w:numPr>
+      </w:pPr>
+      <w:r>
+        <w:rPr>
+          <w:b/>
+          <w:bCs/>
+        </w:rPr>
+        <w:t>Loss Function</w:t>
+      </w:r>
+      <w:r>
+        <w:t>: Experiment with different loss combinations</w:t>
+      </w:r>
+    </w:p>
+    <w:p>
+      <w:pPr>
+        <w:pStyle w:val="ListParagraph"/>
+        <w:numPr>
+          <w:ilvl w:val="2"/>
+          <w:numId w:val="1"/>
+        </w:numPr>
+      </w:pPr>
+      <w:r>
+        <w:rPr>
+          <w:b/>
+          <w:bCs/>
+        </w:rPr>
+        <w:t>Dataset Size</w:t>
+      </w:r>
+      <w:r>
+        <w:t>: Scale to full BraTS dataset (300+ patients)</w:t>
+      </w:r>
+    </w:p>
+    <w:p/>
     <w:p>
       <w:pPr>
         <w:pStyle w:val="ListParagraph"/>
@@ -390,172 +1960,16 @@
           <w:ilvl w:val="0"/>
           <w:numId w:val="1"/>
         </w:numPr>
-      </w:pPr>
-      <w:r>
-        <w:t>Architecture</w:t>
-      </w:r>
-    </w:p>
-    <w:p>
-      <w:pPr>
-        <w:pStyle w:val="ListParagraph"/>
-        <w:numPr>
-          <w:ilvl w:val="1"/>
-          <w:numId w:val="1"/>
-        </w:numPr>
-      </w:pPr>
-      <w:r>
-        <w:t xml:space="preserve">Input → [Conv3D x2] → </w:t>
-      </w:r>
-      <w:proofErr w:type="spellStart"/>
-      <w:r>
-        <w:t>Downsample</w:t>
-      </w:r>
-      <w:proofErr w:type="spellEnd"/>
-    </w:p>
-    <w:p>
-      <w:pPr>
-        <w:pStyle w:val="ListParagraph"/>
-        <w:ind w:left="1440"/>
-      </w:pPr>
-      <w:r>
-        <w:t xml:space="preserve">      → [Conv3D x2] → </w:t>
-      </w:r>
-      <w:proofErr w:type="spellStart"/>
-      <w:r>
-        <w:t>Downsample</w:t>
-      </w:r>
-      <w:proofErr w:type="spellEnd"/>
-    </w:p>
-    <w:p>
-      <w:pPr>
-        <w:pStyle w:val="ListParagraph"/>
-        <w:ind w:left="1440"/>
-      </w:pPr>
-      <w:r>
-        <w:t xml:space="preserve">      → [Conv3D x2] → </w:t>
-      </w:r>
-      <w:proofErr w:type="spellStart"/>
-      <w:r>
-        <w:t>Downsample</w:t>
-      </w:r>
-      <w:proofErr w:type="spellEnd"/>
-    </w:p>
-    <w:p>
-      <w:pPr>
-        <w:pStyle w:val="ListParagraph"/>
-        <w:ind w:left="1440"/>
-      </w:pPr>
-      <w:r>
-        <w:t xml:space="preserve">      → Bottleneck [Conv3D x2]</w:t>
-      </w:r>
-    </w:p>
-    <w:p>
-      <w:pPr>
-        <w:pStyle w:val="ListParagraph"/>
-        <w:ind w:left="1440"/>
-      </w:pPr>
-      <w:r>
-        <w:t xml:space="preserve">      → </w:t>
-      </w:r>
-      <w:proofErr w:type="spellStart"/>
-      <w:r>
-        <w:t>Upsample</w:t>
-      </w:r>
-      <w:proofErr w:type="spellEnd"/>
-      <w:r>
-        <w:t xml:space="preserve"> → [Conv3D x2]</w:t>
-      </w:r>
-    </w:p>
-    <w:p>
-      <w:pPr>
-        <w:pStyle w:val="ListParagraph"/>
-        <w:ind w:left="1440"/>
-      </w:pPr>
-      <w:r>
-        <w:t xml:space="preserve">      → </w:t>
-      </w:r>
-      <w:proofErr w:type="spellStart"/>
-      <w:r>
-        <w:t>Upsample</w:t>
-      </w:r>
-      <w:proofErr w:type="spellEnd"/>
-      <w:r>
-        <w:t xml:space="preserve"> → [Conv3D x2]</w:t>
-      </w:r>
-    </w:p>
-    <w:p>
-      <w:pPr>
-        <w:pStyle w:val="ListParagraph"/>
-        <w:ind w:left="1440"/>
-      </w:pPr>
-      <w:r>
-        <w:t xml:space="preserve">      → </w:t>
-      </w:r>
-      <w:proofErr w:type="spellStart"/>
-      <w:r>
-        <w:t>Upsample</w:t>
-      </w:r>
-      <w:proofErr w:type="spellEnd"/>
-      <w:r>
-        <w:t xml:space="preserve"> → [Conv3D x2]</w:t>
-      </w:r>
-    </w:p>
-    <w:p>
-      <w:pPr>
-        <w:pStyle w:val="ListParagraph"/>
-        <w:ind w:left="1440"/>
-      </w:pPr>
-      <w:r>
-        <w:t xml:space="preserve">      → Final 1x1x1 Conv → Output (C=4)</w:t>
-      </w:r>
-      <w:r>
-        <w:br/>
-      </w:r>
-      <w:r>
-        <w:br/>
-      </w:r>
-    </w:p>
-    <w:p>
-      <w:pPr>
-        <w:pStyle w:val="ListParagraph"/>
-        <w:numPr>
-          <w:ilvl w:val="2"/>
-          <w:numId w:val="1"/>
-        </w:numPr>
-      </w:pPr>
-      <w:r>
-        <w:t>Depth preserved across all layers (</w:t>
-      </w:r>
-      <w:proofErr w:type="spellStart"/>
-      <w:r>
-        <w:t>downsampling</w:t>
-      </w:r>
-      <w:proofErr w:type="spellEnd"/>
-      <w:r>
-        <w:t xml:space="preserve"> only in x–y).</w:t>
-      </w:r>
-    </w:p>
-    <w:p>
-      <w:pPr>
-        <w:pStyle w:val="ListParagraph"/>
-        <w:numPr>
-          <w:ilvl w:val="2"/>
-          <w:numId w:val="1"/>
-        </w:numPr>
-      </w:pPr>
-      <w:r>
-        <w:t>Residual-style skip connections from encoder to decoder.</w:t>
-      </w:r>
-    </w:p>
-    <w:p>
-      <w:pPr>
-        <w:pStyle w:val="ListParagraph"/>
-        <w:numPr>
-          <w:ilvl w:val="0"/>
-          <w:numId w:val="1"/>
-        </w:numPr>
-      </w:pPr>
-      <w:r>
+        <w:rPr>
+          <w:b/>
+          <w:bCs/>
+        </w:rPr>
+      </w:pPr>
+      <w:r>
+        <w:rPr>
+          <w:b/>
+          <w:bCs/>
+        </w:rPr>
         <w:lastRenderedPageBreak/>
         <w:t>Conclusion</w:t>
       </w:r>
@@ -569,7 +1983,7 @@
         </w:numPr>
       </w:pPr>
       <w:r>
-        <w:t>This prototype successfully implements a memory-efficient 3D segmentation pipeline for brain tumor MRI data. Early results show promising Dice scores even on a small dataset. Next steps include:</w:t>
+        <w:t>This prototype successfully implements a memory-efficient 3D segmentation pipeline for brain tumor MRI data. The model demonstrates excellent performance on background and necrotic regions but struggles with class imbalance, particularly for edema detection. The architecture effectively preserves depth information while maintaining computational efficiency through gradient checkpointing.</w:t>
       </w:r>
     </w:p>
     <w:p>
@@ -579,9 +1993,112 @@
           <w:ilvl w:val="1"/>
           <w:numId w:val="1"/>
         </w:numPr>
-      </w:pPr>
-      <w:r>
-        <w:t>Scaling to full dataset (100+ samples).</w:t>
+        <w:rPr>
+          <w:b/>
+          <w:bCs/>
+        </w:rPr>
+      </w:pPr>
+      <w:r>
+        <w:rPr>
+          <w:b/>
+          <w:bCs/>
+        </w:rPr>
+        <w:t>Next Steps</w:t>
+      </w:r>
+    </w:p>
+    <w:p>
+      <w:pPr>
+        <w:pStyle w:val="ListParagraph"/>
+        <w:numPr>
+          <w:ilvl w:val="2"/>
+          <w:numId w:val="1"/>
+        </w:numPr>
+      </w:pPr>
+      <w:r>
+        <w:rPr>
+          <w:b/>
+          <w:bCs/>
+        </w:rPr>
+        <w:t>Scale to Full Dataset</w:t>
+      </w:r>
+      <w:r>
+        <w:t>: Train on complete BraTS 2020 dataset</w:t>
+      </w:r>
+    </w:p>
+    <w:p>
+      <w:pPr>
+        <w:pStyle w:val="ListParagraph"/>
+        <w:numPr>
+          <w:ilvl w:val="2"/>
+          <w:numId w:val="1"/>
+        </w:numPr>
+      </w:pPr>
+      <w:r>
+        <w:rPr>
+          <w:b/>
+          <w:bCs/>
+        </w:rPr>
+        <w:t>Advanced Class Balancing</w:t>
+      </w:r>
+      <w:r>
+        <w:t>: Implement focal loss variants and sampling strategies</w:t>
+      </w:r>
+    </w:p>
+    <w:p>
+      <w:pPr>
+        <w:pStyle w:val="ListParagraph"/>
+        <w:numPr>
+          <w:ilvl w:val="2"/>
+          <w:numId w:val="1"/>
+        </w:numPr>
+      </w:pPr>
+      <w:r>
+        <w:rPr>
+          <w:b/>
+          <w:bCs/>
+        </w:rPr>
+        <w:t>Ensemble Methods</w:t>
+      </w:r>
+      <w:r>
+        <w:t>: Combine multiple model predictions</w:t>
+      </w:r>
+    </w:p>
+    <w:p>
+      <w:pPr>
+        <w:pStyle w:val="ListParagraph"/>
+        <w:numPr>
+          <w:ilvl w:val="2"/>
+          <w:numId w:val="1"/>
+        </w:numPr>
+      </w:pPr>
+      <w:r>
+        <w:rPr>
+          <w:b/>
+          <w:bCs/>
+        </w:rPr>
+        <w:t>Transfer Learning</w:t>
+      </w:r>
+      <w:r>
+        <w:t>: Pre-train on larger medical imaging datasets</w:t>
+      </w:r>
+    </w:p>
+    <w:p>
+      <w:pPr>
+        <w:pStyle w:val="ListParagraph"/>
+        <w:numPr>
+          <w:ilvl w:val="2"/>
+          <w:numId w:val="1"/>
+        </w:numPr>
+      </w:pPr>
+      <w:r>
+        <w:rPr>
+          <w:b/>
+          <w:bCs/>
+        </w:rPr>
+        <w:t>Post-processing</w:t>
+      </w:r>
+      <w:r>
+        <w:t>: Implement morphological operations for refinement</w:t>
       </w:r>
     </w:p>
     <w:p>
@@ -591,21 +2108,17 @@
           <w:ilvl w:val="1"/>
           <w:numId w:val="1"/>
         </w:numPr>
-      </w:pPr>
-      <w:r>
-        <w:t>Introducing data augmentation (random flips, intensity shifts).</w:t>
-      </w:r>
-    </w:p>
-    <w:p>
-      <w:pPr>
-        <w:pStyle w:val="ListParagraph"/>
-        <w:numPr>
-          <w:ilvl w:val="1"/>
-          <w:numId w:val="1"/>
-        </w:numPr>
-      </w:pPr>
-      <w:r>
-        <w:t>Testing transfer learning from pretrained volumetric encoders.</w:t>
+        <w:rPr>
+          <w:b/>
+          <w:bCs/>
+        </w:rPr>
+      </w:pPr>
+      <w:r>
+        <w:rPr>
+          <w:b/>
+          <w:bCs/>
+        </w:rPr>
+        <w:t>Technical Achievements</w:t>
       </w:r>
     </w:p>
     <w:p>
@@ -616,11 +2129,68 @@
           <w:numId w:val="1"/>
         </w:numPr>
       </w:pPr>
+      <w:r>
+        <w:t>Successfully implemented 3D U-Net with depth preservation</w:t>
+      </w:r>
+    </w:p>
+    <w:p>
+      <w:pPr>
+        <w:pStyle w:val="ListParagraph"/>
+        <w:numPr>
+          <w:ilvl w:val="2"/>
+          <w:numId w:val="1"/>
+        </w:numPr>
+      </w:pPr>
+      <w:r>
+        <w:t>Achieved memory-efficient training with gradient checkpointing</w:t>
+      </w:r>
+    </w:p>
+    <w:p>
+      <w:pPr>
+        <w:pStyle w:val="ListParagraph"/>
+        <w:numPr>
+          <w:ilvl w:val="2"/>
+          <w:numId w:val="1"/>
+        </w:numPr>
+      </w:pPr>
+      <w:r>
+        <w:t>Implemented comprehensive data augmentation pipeline</w:t>
+      </w:r>
+    </w:p>
+    <w:p>
+      <w:pPr>
+        <w:pStyle w:val="ListParagraph"/>
+        <w:numPr>
+          <w:ilvl w:val="2"/>
+          <w:numId w:val="1"/>
+        </w:numPr>
+      </w:pPr>
+      <w:r>
+        <w:t xml:space="preserve">Created </w:t>
+      </w:r>
+      <w:r>
+        <w:t>automated evaluation and visualization framework</w:t>
+      </w:r>
+    </w:p>
+    <w:p>
+      <w:pPr>
+        <w:pStyle w:val="ListParagraph"/>
+        <w:numPr>
+          <w:ilvl w:val="2"/>
+          <w:numId w:val="1"/>
+        </w:numPr>
+      </w:pPr>
+      <w:r>
+        <w:t>Estab</w:t>
+      </w:r>
+      <w:r>
+        <w:t>lished reproducible training pipeline with checkpointing</w:t>
+      </w:r>
     </w:p>
     <w:sectPr>
       <w:headerReference w:type="default" r:id="rId7"/>
       <w:pgSz w:w="12240" w:h="15840"/>
-      <w:pgMar w:top="1800" w:right="1440" w:bottom="1440" w:left="1440" w:header="360" w:footer="720" w:gutter="0"/>
+      <w:pgMar w:top="1800" w:right="1440" w:bottom="1890" w:left="1440" w:header="360" w:footer="720" w:gutter="0"/>
       <w:cols w:space="720"/>
       <w:docGrid w:linePitch="360"/>
     </w:sectPr>
@@ -715,6 +2285,3114 @@
 <file path=word/numbering.xml><?xml version="1.0" encoding="utf-8"?>
 <w:numbering xmlns:wpc="http://schemas.microsoft.com/office/word/2010/wordprocessingCanvas" xmlns:cx="http://schemas.microsoft.com/office/drawing/2014/chartex" xmlns:cx1="http://schemas.microsoft.com/office/drawing/2015/9/8/chartex" xmlns:cx2="http://schemas.microsoft.com/office/drawing/2015/10/21/chartex" xmlns:cx3="http://schemas.microsoft.com/office/drawing/2016/5/9/chartex" xmlns:cx4="http://schemas.microsoft.com/office/drawing/2016/5/10/chartex" xmlns:cx5="http://schemas.microsoft.com/office/drawing/2016/5/11/chartex" xmlns:cx6="http://schemas.microsoft.com/office/drawing/2016/5/12/chartex" xmlns:cx7="http://schemas.microsoft.com/office/drawing/2016/5/13/chartex" xmlns:cx8="http://schemas.microsoft.com/office/drawing/2016/5/14/chartex" xmlns:mc="http://schemas.openxmlformats.org/markup-compatibility/2006" xmlns:aink="http://schemas.microsoft.com/office/drawing/2016/ink" xmlns:am3d="http://schemas.microsoft.com/office/drawing/2017/model3d" xmlns:o="urn:schemas-microsoft-com:office:office" xmlns:oel="http://schemas.microsoft.com/office/2019/extlst" xmlns:r="http://schemas.openxmlformats.org/officeDocument/2006/relationships" xmlns:m="http://schemas.openxmlformats.org/officeDocument/2006/math" xmlns:v="urn:schemas-microsoft-com:vml" xmlns:wp14="http://schemas.microsoft.com/office/word/2010/wordprocessingDrawing" xmlns:wp="http://schemas.openxmlformats.org/drawingml/2006/wordprocessingDrawing" xmlns:w10="urn:schemas-microsoft-com:office:word" xmlns:w="http://schemas.openxmlformats.org/wordprocessingml/2006/main" xmlns:w14="http://schemas.microsoft.com/office/word/2010/wordml" xmlns:w15="http://schemas.microsoft.com/office/word/2012/wordml" xmlns:w16cex="http://schemas.microsoft.com/office/word/2018/wordml/cex" xmlns:w16cid="http://schemas.microsoft.com/office/word/2016/wordml/cid" xmlns:w16="http://schemas.microsoft.com/office/word/2018/wordml" xmlns:w16du="http://schemas.microsoft.com/office/word/2023/wordml/word16du" xmlns:w16sdtdh="http://schemas.microsoft.com/office/word/2020/wordml/sdtdatahash" xmlns:w16sdtfl="http://schemas.microsoft.com/office/word/2024/wordml/sdtformatlock" xmlns:w16se="http://schemas.microsoft.com/office/word/2015/wordml/symex" xmlns:wpg="http://schemas.microsoft.com/office/word/2010/wordprocessingGroup" xmlns:wpi="http://schemas.microsoft.com/office/word/2010/wordprocessingInk" xmlns:wne="http://schemas.microsoft.com/office/word/2006/wordml" xmlns:wps="http://schemas.microsoft.com/office/word/2010/wordprocessingShape" mc:Ignorable="w14 w15 w16se w16cid w16 w16cex w16sdtdh w16sdtfl w16du wp14">
   <w:abstractNum w:abstractNumId="0" w15:restartNumberingAfterBreak="0">
+    <w:nsid w:val="038F4002"/>
+    <w:multiLevelType w:val="multilevel"/>
+    <w:tmpl w:val="B69C13D2"/>
+    <w:lvl w:ilvl="0">
+      <w:start w:val="1"/>
+      <w:numFmt w:val="decimal"/>
+      <w:lvlText w:val="%1."/>
+      <w:lvlJc w:val="left"/>
+      <w:pPr>
+        <w:tabs>
+          <w:tab w:val="num" w:pos="720"/>
+        </w:tabs>
+        <w:ind w:left="720" w:hanging="360"/>
+      </w:pPr>
+    </w:lvl>
+    <w:lvl w:ilvl="1" w:tentative="1">
+      <w:start w:val="1"/>
+      <w:numFmt w:val="decimal"/>
+      <w:lvlText w:val="%2."/>
+      <w:lvlJc w:val="left"/>
+      <w:pPr>
+        <w:tabs>
+          <w:tab w:val="num" w:pos="1440"/>
+        </w:tabs>
+        <w:ind w:left="1440" w:hanging="360"/>
+      </w:pPr>
+    </w:lvl>
+    <w:lvl w:ilvl="2" w:tentative="1">
+      <w:start w:val="1"/>
+      <w:numFmt w:val="decimal"/>
+      <w:lvlText w:val="%3."/>
+      <w:lvlJc w:val="left"/>
+      <w:pPr>
+        <w:tabs>
+          <w:tab w:val="num" w:pos="2160"/>
+        </w:tabs>
+        <w:ind w:left="2160" w:hanging="360"/>
+      </w:pPr>
+    </w:lvl>
+    <w:lvl w:ilvl="3" w:tentative="1">
+      <w:start w:val="1"/>
+      <w:numFmt w:val="decimal"/>
+      <w:lvlText w:val="%4."/>
+      <w:lvlJc w:val="left"/>
+      <w:pPr>
+        <w:tabs>
+          <w:tab w:val="num" w:pos="2880"/>
+        </w:tabs>
+        <w:ind w:left="2880" w:hanging="360"/>
+      </w:pPr>
+    </w:lvl>
+    <w:lvl w:ilvl="4" w:tentative="1">
+      <w:start w:val="1"/>
+      <w:numFmt w:val="decimal"/>
+      <w:lvlText w:val="%5."/>
+      <w:lvlJc w:val="left"/>
+      <w:pPr>
+        <w:tabs>
+          <w:tab w:val="num" w:pos="3600"/>
+        </w:tabs>
+        <w:ind w:left="3600" w:hanging="360"/>
+      </w:pPr>
+    </w:lvl>
+    <w:lvl w:ilvl="5" w:tentative="1">
+      <w:start w:val="1"/>
+      <w:numFmt w:val="decimal"/>
+      <w:lvlText w:val="%6."/>
+      <w:lvlJc w:val="left"/>
+      <w:pPr>
+        <w:tabs>
+          <w:tab w:val="num" w:pos="4320"/>
+        </w:tabs>
+        <w:ind w:left="4320" w:hanging="360"/>
+      </w:pPr>
+    </w:lvl>
+    <w:lvl w:ilvl="6" w:tentative="1">
+      <w:start w:val="1"/>
+      <w:numFmt w:val="decimal"/>
+      <w:lvlText w:val="%7."/>
+      <w:lvlJc w:val="left"/>
+      <w:pPr>
+        <w:tabs>
+          <w:tab w:val="num" w:pos="5040"/>
+        </w:tabs>
+        <w:ind w:left="5040" w:hanging="360"/>
+      </w:pPr>
+    </w:lvl>
+    <w:lvl w:ilvl="7" w:tentative="1">
+      <w:start w:val="1"/>
+      <w:numFmt w:val="decimal"/>
+      <w:lvlText w:val="%8."/>
+      <w:lvlJc w:val="left"/>
+      <w:pPr>
+        <w:tabs>
+          <w:tab w:val="num" w:pos="5760"/>
+        </w:tabs>
+        <w:ind w:left="5760" w:hanging="360"/>
+      </w:pPr>
+    </w:lvl>
+    <w:lvl w:ilvl="8" w:tentative="1">
+      <w:start w:val="1"/>
+      <w:numFmt w:val="decimal"/>
+      <w:lvlText w:val="%9."/>
+      <w:lvlJc w:val="left"/>
+      <w:pPr>
+        <w:tabs>
+          <w:tab w:val="num" w:pos="6480"/>
+        </w:tabs>
+        <w:ind w:left="6480" w:hanging="360"/>
+      </w:pPr>
+    </w:lvl>
+  </w:abstractNum>
+  <w:abstractNum w:abstractNumId="1" w15:restartNumberingAfterBreak="0">
+    <w:nsid w:val="071847D4"/>
+    <w:multiLevelType w:val="multilevel"/>
+    <w:tmpl w:val="A01CCAAC"/>
+    <w:lvl w:ilvl="0">
+      <w:start w:val="1"/>
+      <w:numFmt w:val="decimal"/>
+      <w:lvlText w:val="%1."/>
+      <w:lvlJc w:val="left"/>
+      <w:pPr>
+        <w:tabs>
+          <w:tab w:val="num" w:pos="720"/>
+        </w:tabs>
+        <w:ind w:left="720" w:hanging="360"/>
+      </w:pPr>
+    </w:lvl>
+    <w:lvl w:ilvl="1" w:tentative="1">
+      <w:start w:val="1"/>
+      <w:numFmt w:val="decimal"/>
+      <w:lvlText w:val="%2."/>
+      <w:lvlJc w:val="left"/>
+      <w:pPr>
+        <w:tabs>
+          <w:tab w:val="num" w:pos="1440"/>
+        </w:tabs>
+        <w:ind w:left="1440" w:hanging="360"/>
+      </w:pPr>
+    </w:lvl>
+    <w:lvl w:ilvl="2" w:tentative="1">
+      <w:start w:val="1"/>
+      <w:numFmt w:val="decimal"/>
+      <w:lvlText w:val="%3."/>
+      <w:lvlJc w:val="left"/>
+      <w:pPr>
+        <w:tabs>
+          <w:tab w:val="num" w:pos="2160"/>
+        </w:tabs>
+        <w:ind w:left="2160" w:hanging="360"/>
+      </w:pPr>
+    </w:lvl>
+    <w:lvl w:ilvl="3" w:tentative="1">
+      <w:start w:val="1"/>
+      <w:numFmt w:val="decimal"/>
+      <w:lvlText w:val="%4."/>
+      <w:lvlJc w:val="left"/>
+      <w:pPr>
+        <w:tabs>
+          <w:tab w:val="num" w:pos="2880"/>
+        </w:tabs>
+        <w:ind w:left="2880" w:hanging="360"/>
+      </w:pPr>
+    </w:lvl>
+    <w:lvl w:ilvl="4" w:tentative="1">
+      <w:start w:val="1"/>
+      <w:numFmt w:val="decimal"/>
+      <w:lvlText w:val="%5."/>
+      <w:lvlJc w:val="left"/>
+      <w:pPr>
+        <w:tabs>
+          <w:tab w:val="num" w:pos="3600"/>
+        </w:tabs>
+        <w:ind w:left="3600" w:hanging="360"/>
+      </w:pPr>
+    </w:lvl>
+    <w:lvl w:ilvl="5" w:tentative="1">
+      <w:start w:val="1"/>
+      <w:numFmt w:val="decimal"/>
+      <w:lvlText w:val="%6."/>
+      <w:lvlJc w:val="left"/>
+      <w:pPr>
+        <w:tabs>
+          <w:tab w:val="num" w:pos="4320"/>
+        </w:tabs>
+        <w:ind w:left="4320" w:hanging="360"/>
+      </w:pPr>
+    </w:lvl>
+    <w:lvl w:ilvl="6" w:tentative="1">
+      <w:start w:val="1"/>
+      <w:numFmt w:val="decimal"/>
+      <w:lvlText w:val="%7."/>
+      <w:lvlJc w:val="left"/>
+      <w:pPr>
+        <w:tabs>
+          <w:tab w:val="num" w:pos="5040"/>
+        </w:tabs>
+        <w:ind w:left="5040" w:hanging="360"/>
+      </w:pPr>
+    </w:lvl>
+    <w:lvl w:ilvl="7" w:tentative="1">
+      <w:start w:val="1"/>
+      <w:numFmt w:val="decimal"/>
+      <w:lvlText w:val="%8."/>
+      <w:lvlJc w:val="left"/>
+      <w:pPr>
+        <w:tabs>
+          <w:tab w:val="num" w:pos="5760"/>
+        </w:tabs>
+        <w:ind w:left="5760" w:hanging="360"/>
+      </w:pPr>
+    </w:lvl>
+    <w:lvl w:ilvl="8" w:tentative="1">
+      <w:start w:val="1"/>
+      <w:numFmt w:val="decimal"/>
+      <w:lvlText w:val="%9."/>
+      <w:lvlJc w:val="left"/>
+      <w:pPr>
+        <w:tabs>
+          <w:tab w:val="num" w:pos="6480"/>
+        </w:tabs>
+        <w:ind w:left="6480" w:hanging="360"/>
+      </w:pPr>
+    </w:lvl>
+  </w:abstractNum>
+  <w:abstractNum w:abstractNumId="2" w15:restartNumberingAfterBreak="0">
+    <w:nsid w:val="0C665B75"/>
+    <w:multiLevelType w:val="multilevel"/>
+    <w:tmpl w:val="DDD4ABE8"/>
+    <w:lvl w:ilvl="0">
+      <w:start w:val="1"/>
+      <w:numFmt w:val="bullet"/>
+      <w:lvlText w:val=""/>
+      <w:lvlJc w:val="left"/>
+      <w:pPr>
+        <w:tabs>
+          <w:tab w:val="num" w:pos="720"/>
+        </w:tabs>
+        <w:ind w:left="720" w:hanging="360"/>
+      </w:pPr>
+      <w:rPr>
+        <w:rFonts w:ascii="Symbol" w:hAnsi="Symbol" w:hint="default"/>
+        <w:sz w:val="20"/>
+      </w:rPr>
+    </w:lvl>
+    <w:lvl w:ilvl="1" w:tentative="1">
+      <w:start w:val="1"/>
+      <w:numFmt w:val="bullet"/>
+      <w:lvlText w:val="o"/>
+      <w:lvlJc w:val="left"/>
+      <w:pPr>
+        <w:tabs>
+          <w:tab w:val="num" w:pos="1440"/>
+        </w:tabs>
+        <w:ind w:left="1440" w:hanging="360"/>
+      </w:pPr>
+      <w:rPr>
+        <w:rFonts w:ascii="Courier New" w:hAnsi="Courier New" w:hint="default"/>
+        <w:sz w:val="20"/>
+      </w:rPr>
+    </w:lvl>
+    <w:lvl w:ilvl="2" w:tentative="1">
+      <w:start w:val="1"/>
+      <w:numFmt w:val="bullet"/>
+      <w:lvlText w:val=""/>
+      <w:lvlJc w:val="left"/>
+      <w:pPr>
+        <w:tabs>
+          <w:tab w:val="num" w:pos="2160"/>
+        </w:tabs>
+        <w:ind w:left="2160" w:hanging="360"/>
+      </w:pPr>
+      <w:rPr>
+        <w:rFonts w:ascii="Wingdings" w:hAnsi="Wingdings" w:hint="default"/>
+        <w:sz w:val="20"/>
+      </w:rPr>
+    </w:lvl>
+    <w:lvl w:ilvl="3" w:tentative="1">
+      <w:start w:val="1"/>
+      <w:numFmt w:val="bullet"/>
+      <w:lvlText w:val=""/>
+      <w:lvlJc w:val="left"/>
+      <w:pPr>
+        <w:tabs>
+          <w:tab w:val="num" w:pos="2880"/>
+        </w:tabs>
+        <w:ind w:left="2880" w:hanging="360"/>
+      </w:pPr>
+      <w:rPr>
+        <w:rFonts w:ascii="Wingdings" w:hAnsi="Wingdings" w:hint="default"/>
+        <w:sz w:val="20"/>
+      </w:rPr>
+    </w:lvl>
+    <w:lvl w:ilvl="4" w:tentative="1">
+      <w:start w:val="1"/>
+      <w:numFmt w:val="bullet"/>
+      <w:lvlText w:val=""/>
+      <w:lvlJc w:val="left"/>
+      <w:pPr>
+        <w:tabs>
+          <w:tab w:val="num" w:pos="3600"/>
+        </w:tabs>
+        <w:ind w:left="3600" w:hanging="360"/>
+      </w:pPr>
+      <w:rPr>
+        <w:rFonts w:ascii="Wingdings" w:hAnsi="Wingdings" w:hint="default"/>
+        <w:sz w:val="20"/>
+      </w:rPr>
+    </w:lvl>
+    <w:lvl w:ilvl="5" w:tentative="1">
+      <w:start w:val="1"/>
+      <w:numFmt w:val="bullet"/>
+      <w:lvlText w:val=""/>
+      <w:lvlJc w:val="left"/>
+      <w:pPr>
+        <w:tabs>
+          <w:tab w:val="num" w:pos="4320"/>
+        </w:tabs>
+        <w:ind w:left="4320" w:hanging="360"/>
+      </w:pPr>
+      <w:rPr>
+        <w:rFonts w:ascii="Wingdings" w:hAnsi="Wingdings" w:hint="default"/>
+        <w:sz w:val="20"/>
+      </w:rPr>
+    </w:lvl>
+    <w:lvl w:ilvl="6" w:tentative="1">
+      <w:start w:val="1"/>
+      <w:numFmt w:val="bullet"/>
+      <w:lvlText w:val=""/>
+      <w:lvlJc w:val="left"/>
+      <w:pPr>
+        <w:tabs>
+          <w:tab w:val="num" w:pos="5040"/>
+        </w:tabs>
+        <w:ind w:left="5040" w:hanging="360"/>
+      </w:pPr>
+      <w:rPr>
+        <w:rFonts w:ascii="Wingdings" w:hAnsi="Wingdings" w:hint="default"/>
+        <w:sz w:val="20"/>
+      </w:rPr>
+    </w:lvl>
+    <w:lvl w:ilvl="7" w:tentative="1">
+      <w:start w:val="1"/>
+      <w:numFmt w:val="bullet"/>
+      <w:lvlText w:val=""/>
+      <w:lvlJc w:val="left"/>
+      <w:pPr>
+        <w:tabs>
+          <w:tab w:val="num" w:pos="5760"/>
+        </w:tabs>
+        <w:ind w:left="5760" w:hanging="360"/>
+      </w:pPr>
+      <w:rPr>
+        <w:rFonts w:ascii="Wingdings" w:hAnsi="Wingdings" w:hint="default"/>
+        <w:sz w:val="20"/>
+      </w:rPr>
+    </w:lvl>
+    <w:lvl w:ilvl="8" w:tentative="1">
+      <w:start w:val="1"/>
+      <w:numFmt w:val="bullet"/>
+      <w:lvlText w:val=""/>
+      <w:lvlJc w:val="left"/>
+      <w:pPr>
+        <w:tabs>
+          <w:tab w:val="num" w:pos="6480"/>
+        </w:tabs>
+        <w:ind w:left="6480" w:hanging="360"/>
+      </w:pPr>
+      <w:rPr>
+        <w:rFonts w:ascii="Wingdings" w:hAnsi="Wingdings" w:hint="default"/>
+        <w:sz w:val="20"/>
+      </w:rPr>
+    </w:lvl>
+  </w:abstractNum>
+  <w:abstractNum w:abstractNumId="3" w15:restartNumberingAfterBreak="0">
+    <w:nsid w:val="0F8E5D1F"/>
+    <w:multiLevelType w:val="multilevel"/>
+    <w:tmpl w:val="5D40E70E"/>
+    <w:lvl w:ilvl="0">
+      <w:start w:val="1"/>
+      <w:numFmt w:val="bullet"/>
+      <w:lvlText w:val=""/>
+      <w:lvlJc w:val="left"/>
+      <w:pPr>
+        <w:tabs>
+          <w:tab w:val="num" w:pos="720"/>
+        </w:tabs>
+        <w:ind w:left="720" w:hanging="360"/>
+      </w:pPr>
+      <w:rPr>
+        <w:rFonts w:ascii="Symbol" w:hAnsi="Symbol" w:hint="default"/>
+        <w:sz w:val="20"/>
+      </w:rPr>
+    </w:lvl>
+    <w:lvl w:ilvl="1" w:tentative="1">
+      <w:start w:val="1"/>
+      <w:numFmt w:val="bullet"/>
+      <w:lvlText w:val="o"/>
+      <w:lvlJc w:val="left"/>
+      <w:pPr>
+        <w:tabs>
+          <w:tab w:val="num" w:pos="1440"/>
+        </w:tabs>
+        <w:ind w:left="1440" w:hanging="360"/>
+      </w:pPr>
+      <w:rPr>
+        <w:rFonts w:ascii="Courier New" w:hAnsi="Courier New" w:hint="default"/>
+        <w:sz w:val="20"/>
+      </w:rPr>
+    </w:lvl>
+    <w:lvl w:ilvl="2" w:tentative="1">
+      <w:start w:val="1"/>
+      <w:numFmt w:val="bullet"/>
+      <w:lvlText w:val=""/>
+      <w:lvlJc w:val="left"/>
+      <w:pPr>
+        <w:tabs>
+          <w:tab w:val="num" w:pos="2160"/>
+        </w:tabs>
+        <w:ind w:left="2160" w:hanging="360"/>
+      </w:pPr>
+      <w:rPr>
+        <w:rFonts w:ascii="Wingdings" w:hAnsi="Wingdings" w:hint="default"/>
+        <w:sz w:val="20"/>
+      </w:rPr>
+    </w:lvl>
+    <w:lvl w:ilvl="3" w:tentative="1">
+      <w:start w:val="1"/>
+      <w:numFmt w:val="bullet"/>
+      <w:lvlText w:val=""/>
+      <w:lvlJc w:val="left"/>
+      <w:pPr>
+        <w:tabs>
+          <w:tab w:val="num" w:pos="2880"/>
+        </w:tabs>
+        <w:ind w:left="2880" w:hanging="360"/>
+      </w:pPr>
+      <w:rPr>
+        <w:rFonts w:ascii="Wingdings" w:hAnsi="Wingdings" w:hint="default"/>
+        <w:sz w:val="20"/>
+      </w:rPr>
+    </w:lvl>
+    <w:lvl w:ilvl="4" w:tentative="1">
+      <w:start w:val="1"/>
+      <w:numFmt w:val="bullet"/>
+      <w:lvlText w:val=""/>
+      <w:lvlJc w:val="left"/>
+      <w:pPr>
+        <w:tabs>
+          <w:tab w:val="num" w:pos="3600"/>
+        </w:tabs>
+        <w:ind w:left="3600" w:hanging="360"/>
+      </w:pPr>
+      <w:rPr>
+        <w:rFonts w:ascii="Wingdings" w:hAnsi="Wingdings" w:hint="default"/>
+        <w:sz w:val="20"/>
+      </w:rPr>
+    </w:lvl>
+    <w:lvl w:ilvl="5" w:tentative="1">
+      <w:start w:val="1"/>
+      <w:numFmt w:val="bullet"/>
+      <w:lvlText w:val=""/>
+      <w:lvlJc w:val="left"/>
+      <w:pPr>
+        <w:tabs>
+          <w:tab w:val="num" w:pos="4320"/>
+        </w:tabs>
+        <w:ind w:left="4320" w:hanging="360"/>
+      </w:pPr>
+      <w:rPr>
+        <w:rFonts w:ascii="Wingdings" w:hAnsi="Wingdings" w:hint="default"/>
+        <w:sz w:val="20"/>
+      </w:rPr>
+    </w:lvl>
+    <w:lvl w:ilvl="6" w:tentative="1">
+      <w:start w:val="1"/>
+      <w:numFmt w:val="bullet"/>
+      <w:lvlText w:val=""/>
+      <w:lvlJc w:val="left"/>
+      <w:pPr>
+        <w:tabs>
+          <w:tab w:val="num" w:pos="5040"/>
+        </w:tabs>
+        <w:ind w:left="5040" w:hanging="360"/>
+      </w:pPr>
+      <w:rPr>
+        <w:rFonts w:ascii="Wingdings" w:hAnsi="Wingdings" w:hint="default"/>
+        <w:sz w:val="20"/>
+      </w:rPr>
+    </w:lvl>
+    <w:lvl w:ilvl="7" w:tentative="1">
+      <w:start w:val="1"/>
+      <w:numFmt w:val="bullet"/>
+      <w:lvlText w:val=""/>
+      <w:lvlJc w:val="left"/>
+      <w:pPr>
+        <w:tabs>
+          <w:tab w:val="num" w:pos="5760"/>
+        </w:tabs>
+        <w:ind w:left="5760" w:hanging="360"/>
+      </w:pPr>
+      <w:rPr>
+        <w:rFonts w:ascii="Wingdings" w:hAnsi="Wingdings" w:hint="default"/>
+        <w:sz w:val="20"/>
+      </w:rPr>
+    </w:lvl>
+    <w:lvl w:ilvl="8" w:tentative="1">
+      <w:start w:val="1"/>
+      <w:numFmt w:val="bullet"/>
+      <w:lvlText w:val=""/>
+      <w:lvlJc w:val="left"/>
+      <w:pPr>
+        <w:tabs>
+          <w:tab w:val="num" w:pos="6480"/>
+        </w:tabs>
+        <w:ind w:left="6480" w:hanging="360"/>
+      </w:pPr>
+      <w:rPr>
+        <w:rFonts w:ascii="Wingdings" w:hAnsi="Wingdings" w:hint="default"/>
+        <w:sz w:val="20"/>
+      </w:rPr>
+    </w:lvl>
+  </w:abstractNum>
+  <w:abstractNum w:abstractNumId="4" w15:restartNumberingAfterBreak="0">
+    <w:nsid w:val="107041E2"/>
+    <w:multiLevelType w:val="multilevel"/>
+    <w:tmpl w:val="9B5214D0"/>
+    <w:lvl w:ilvl="0">
+      <w:start w:val="1"/>
+      <w:numFmt w:val="decimal"/>
+      <w:lvlText w:val="%1."/>
+      <w:lvlJc w:val="left"/>
+      <w:pPr>
+        <w:tabs>
+          <w:tab w:val="num" w:pos="720"/>
+        </w:tabs>
+        <w:ind w:left="720" w:hanging="360"/>
+      </w:pPr>
+    </w:lvl>
+    <w:lvl w:ilvl="1" w:tentative="1">
+      <w:start w:val="1"/>
+      <w:numFmt w:val="decimal"/>
+      <w:lvlText w:val="%2."/>
+      <w:lvlJc w:val="left"/>
+      <w:pPr>
+        <w:tabs>
+          <w:tab w:val="num" w:pos="1440"/>
+        </w:tabs>
+        <w:ind w:left="1440" w:hanging="360"/>
+      </w:pPr>
+    </w:lvl>
+    <w:lvl w:ilvl="2" w:tentative="1">
+      <w:start w:val="1"/>
+      <w:numFmt w:val="decimal"/>
+      <w:lvlText w:val="%3."/>
+      <w:lvlJc w:val="left"/>
+      <w:pPr>
+        <w:tabs>
+          <w:tab w:val="num" w:pos="2160"/>
+        </w:tabs>
+        <w:ind w:left="2160" w:hanging="360"/>
+      </w:pPr>
+    </w:lvl>
+    <w:lvl w:ilvl="3" w:tentative="1">
+      <w:start w:val="1"/>
+      <w:numFmt w:val="decimal"/>
+      <w:lvlText w:val="%4."/>
+      <w:lvlJc w:val="left"/>
+      <w:pPr>
+        <w:tabs>
+          <w:tab w:val="num" w:pos="2880"/>
+        </w:tabs>
+        <w:ind w:left="2880" w:hanging="360"/>
+      </w:pPr>
+    </w:lvl>
+    <w:lvl w:ilvl="4" w:tentative="1">
+      <w:start w:val="1"/>
+      <w:numFmt w:val="decimal"/>
+      <w:lvlText w:val="%5."/>
+      <w:lvlJc w:val="left"/>
+      <w:pPr>
+        <w:tabs>
+          <w:tab w:val="num" w:pos="3600"/>
+        </w:tabs>
+        <w:ind w:left="3600" w:hanging="360"/>
+      </w:pPr>
+    </w:lvl>
+    <w:lvl w:ilvl="5" w:tentative="1">
+      <w:start w:val="1"/>
+      <w:numFmt w:val="decimal"/>
+      <w:lvlText w:val="%6."/>
+      <w:lvlJc w:val="left"/>
+      <w:pPr>
+        <w:tabs>
+          <w:tab w:val="num" w:pos="4320"/>
+        </w:tabs>
+        <w:ind w:left="4320" w:hanging="360"/>
+      </w:pPr>
+    </w:lvl>
+    <w:lvl w:ilvl="6" w:tentative="1">
+      <w:start w:val="1"/>
+      <w:numFmt w:val="decimal"/>
+      <w:lvlText w:val="%7."/>
+      <w:lvlJc w:val="left"/>
+      <w:pPr>
+        <w:tabs>
+          <w:tab w:val="num" w:pos="5040"/>
+        </w:tabs>
+        <w:ind w:left="5040" w:hanging="360"/>
+      </w:pPr>
+    </w:lvl>
+    <w:lvl w:ilvl="7" w:tentative="1">
+      <w:start w:val="1"/>
+      <w:numFmt w:val="decimal"/>
+      <w:lvlText w:val="%8."/>
+      <w:lvlJc w:val="left"/>
+      <w:pPr>
+        <w:tabs>
+          <w:tab w:val="num" w:pos="5760"/>
+        </w:tabs>
+        <w:ind w:left="5760" w:hanging="360"/>
+      </w:pPr>
+    </w:lvl>
+    <w:lvl w:ilvl="8" w:tentative="1">
+      <w:start w:val="1"/>
+      <w:numFmt w:val="decimal"/>
+      <w:lvlText w:val="%9."/>
+      <w:lvlJc w:val="left"/>
+      <w:pPr>
+        <w:tabs>
+          <w:tab w:val="num" w:pos="6480"/>
+        </w:tabs>
+        <w:ind w:left="6480" w:hanging="360"/>
+      </w:pPr>
+    </w:lvl>
+  </w:abstractNum>
+  <w:abstractNum w:abstractNumId="5" w15:restartNumberingAfterBreak="0">
+    <w:nsid w:val="10C209B9"/>
+    <w:multiLevelType w:val="multilevel"/>
+    <w:tmpl w:val="66B4A778"/>
+    <w:lvl w:ilvl="0">
+      <w:start w:val="1"/>
+      <w:numFmt w:val="bullet"/>
+      <w:lvlText w:val=""/>
+      <w:lvlJc w:val="left"/>
+      <w:pPr>
+        <w:tabs>
+          <w:tab w:val="num" w:pos="720"/>
+        </w:tabs>
+        <w:ind w:left="720" w:hanging="360"/>
+      </w:pPr>
+      <w:rPr>
+        <w:rFonts w:ascii="Symbol" w:hAnsi="Symbol" w:hint="default"/>
+        <w:sz w:val="20"/>
+      </w:rPr>
+    </w:lvl>
+    <w:lvl w:ilvl="1" w:tentative="1">
+      <w:start w:val="1"/>
+      <w:numFmt w:val="bullet"/>
+      <w:lvlText w:val="o"/>
+      <w:lvlJc w:val="left"/>
+      <w:pPr>
+        <w:tabs>
+          <w:tab w:val="num" w:pos="1440"/>
+        </w:tabs>
+        <w:ind w:left="1440" w:hanging="360"/>
+      </w:pPr>
+      <w:rPr>
+        <w:rFonts w:ascii="Courier New" w:hAnsi="Courier New" w:hint="default"/>
+        <w:sz w:val="20"/>
+      </w:rPr>
+    </w:lvl>
+    <w:lvl w:ilvl="2" w:tentative="1">
+      <w:start w:val="1"/>
+      <w:numFmt w:val="bullet"/>
+      <w:lvlText w:val=""/>
+      <w:lvlJc w:val="left"/>
+      <w:pPr>
+        <w:tabs>
+          <w:tab w:val="num" w:pos="2160"/>
+        </w:tabs>
+        <w:ind w:left="2160" w:hanging="360"/>
+      </w:pPr>
+      <w:rPr>
+        <w:rFonts w:ascii="Wingdings" w:hAnsi="Wingdings" w:hint="default"/>
+        <w:sz w:val="20"/>
+      </w:rPr>
+    </w:lvl>
+    <w:lvl w:ilvl="3" w:tentative="1">
+      <w:start w:val="1"/>
+      <w:numFmt w:val="bullet"/>
+      <w:lvlText w:val=""/>
+      <w:lvlJc w:val="left"/>
+      <w:pPr>
+        <w:tabs>
+          <w:tab w:val="num" w:pos="2880"/>
+        </w:tabs>
+        <w:ind w:left="2880" w:hanging="360"/>
+      </w:pPr>
+      <w:rPr>
+        <w:rFonts w:ascii="Wingdings" w:hAnsi="Wingdings" w:hint="default"/>
+        <w:sz w:val="20"/>
+      </w:rPr>
+    </w:lvl>
+    <w:lvl w:ilvl="4" w:tentative="1">
+      <w:start w:val="1"/>
+      <w:numFmt w:val="bullet"/>
+      <w:lvlText w:val=""/>
+      <w:lvlJc w:val="left"/>
+      <w:pPr>
+        <w:tabs>
+          <w:tab w:val="num" w:pos="3600"/>
+        </w:tabs>
+        <w:ind w:left="3600" w:hanging="360"/>
+      </w:pPr>
+      <w:rPr>
+        <w:rFonts w:ascii="Wingdings" w:hAnsi="Wingdings" w:hint="default"/>
+        <w:sz w:val="20"/>
+      </w:rPr>
+    </w:lvl>
+    <w:lvl w:ilvl="5" w:tentative="1">
+      <w:start w:val="1"/>
+      <w:numFmt w:val="bullet"/>
+      <w:lvlText w:val=""/>
+      <w:lvlJc w:val="left"/>
+      <w:pPr>
+        <w:tabs>
+          <w:tab w:val="num" w:pos="4320"/>
+        </w:tabs>
+        <w:ind w:left="4320" w:hanging="360"/>
+      </w:pPr>
+      <w:rPr>
+        <w:rFonts w:ascii="Wingdings" w:hAnsi="Wingdings" w:hint="default"/>
+        <w:sz w:val="20"/>
+      </w:rPr>
+    </w:lvl>
+    <w:lvl w:ilvl="6" w:tentative="1">
+      <w:start w:val="1"/>
+      <w:numFmt w:val="bullet"/>
+      <w:lvlText w:val=""/>
+      <w:lvlJc w:val="left"/>
+      <w:pPr>
+        <w:tabs>
+          <w:tab w:val="num" w:pos="5040"/>
+        </w:tabs>
+        <w:ind w:left="5040" w:hanging="360"/>
+      </w:pPr>
+      <w:rPr>
+        <w:rFonts w:ascii="Wingdings" w:hAnsi="Wingdings" w:hint="default"/>
+        <w:sz w:val="20"/>
+      </w:rPr>
+    </w:lvl>
+    <w:lvl w:ilvl="7" w:tentative="1">
+      <w:start w:val="1"/>
+      <w:numFmt w:val="bullet"/>
+      <w:lvlText w:val=""/>
+      <w:lvlJc w:val="left"/>
+      <w:pPr>
+        <w:tabs>
+          <w:tab w:val="num" w:pos="5760"/>
+        </w:tabs>
+        <w:ind w:left="5760" w:hanging="360"/>
+      </w:pPr>
+      <w:rPr>
+        <w:rFonts w:ascii="Wingdings" w:hAnsi="Wingdings" w:hint="default"/>
+        <w:sz w:val="20"/>
+      </w:rPr>
+    </w:lvl>
+    <w:lvl w:ilvl="8" w:tentative="1">
+      <w:start w:val="1"/>
+      <w:numFmt w:val="bullet"/>
+      <w:lvlText w:val=""/>
+      <w:lvlJc w:val="left"/>
+      <w:pPr>
+        <w:tabs>
+          <w:tab w:val="num" w:pos="6480"/>
+        </w:tabs>
+        <w:ind w:left="6480" w:hanging="360"/>
+      </w:pPr>
+      <w:rPr>
+        <w:rFonts w:ascii="Wingdings" w:hAnsi="Wingdings" w:hint="default"/>
+        <w:sz w:val="20"/>
+      </w:rPr>
+    </w:lvl>
+  </w:abstractNum>
+  <w:abstractNum w:abstractNumId="6" w15:restartNumberingAfterBreak="0">
+    <w:nsid w:val="152F5D59"/>
+    <w:multiLevelType w:val="multilevel"/>
+    <w:tmpl w:val="AD264008"/>
+    <w:lvl w:ilvl="0">
+      <w:start w:val="1"/>
+      <w:numFmt w:val="decimal"/>
+      <w:lvlText w:val="%1."/>
+      <w:lvlJc w:val="left"/>
+      <w:pPr>
+        <w:tabs>
+          <w:tab w:val="num" w:pos="720"/>
+        </w:tabs>
+        <w:ind w:left="720" w:hanging="360"/>
+      </w:pPr>
+    </w:lvl>
+    <w:lvl w:ilvl="1" w:tentative="1">
+      <w:start w:val="1"/>
+      <w:numFmt w:val="decimal"/>
+      <w:lvlText w:val="%2."/>
+      <w:lvlJc w:val="left"/>
+      <w:pPr>
+        <w:tabs>
+          <w:tab w:val="num" w:pos="1440"/>
+        </w:tabs>
+        <w:ind w:left="1440" w:hanging="360"/>
+      </w:pPr>
+    </w:lvl>
+    <w:lvl w:ilvl="2" w:tentative="1">
+      <w:start w:val="1"/>
+      <w:numFmt w:val="decimal"/>
+      <w:lvlText w:val="%3."/>
+      <w:lvlJc w:val="left"/>
+      <w:pPr>
+        <w:tabs>
+          <w:tab w:val="num" w:pos="2160"/>
+        </w:tabs>
+        <w:ind w:left="2160" w:hanging="360"/>
+      </w:pPr>
+    </w:lvl>
+    <w:lvl w:ilvl="3" w:tentative="1">
+      <w:start w:val="1"/>
+      <w:numFmt w:val="decimal"/>
+      <w:lvlText w:val="%4."/>
+      <w:lvlJc w:val="left"/>
+      <w:pPr>
+        <w:tabs>
+          <w:tab w:val="num" w:pos="2880"/>
+        </w:tabs>
+        <w:ind w:left="2880" w:hanging="360"/>
+      </w:pPr>
+    </w:lvl>
+    <w:lvl w:ilvl="4" w:tentative="1">
+      <w:start w:val="1"/>
+      <w:numFmt w:val="decimal"/>
+      <w:lvlText w:val="%5."/>
+      <w:lvlJc w:val="left"/>
+      <w:pPr>
+        <w:tabs>
+          <w:tab w:val="num" w:pos="3600"/>
+        </w:tabs>
+        <w:ind w:left="3600" w:hanging="360"/>
+      </w:pPr>
+    </w:lvl>
+    <w:lvl w:ilvl="5" w:tentative="1">
+      <w:start w:val="1"/>
+      <w:numFmt w:val="decimal"/>
+      <w:lvlText w:val="%6."/>
+      <w:lvlJc w:val="left"/>
+      <w:pPr>
+        <w:tabs>
+          <w:tab w:val="num" w:pos="4320"/>
+        </w:tabs>
+        <w:ind w:left="4320" w:hanging="360"/>
+      </w:pPr>
+    </w:lvl>
+    <w:lvl w:ilvl="6" w:tentative="1">
+      <w:start w:val="1"/>
+      <w:numFmt w:val="decimal"/>
+      <w:lvlText w:val="%7."/>
+      <w:lvlJc w:val="left"/>
+      <w:pPr>
+        <w:tabs>
+          <w:tab w:val="num" w:pos="5040"/>
+        </w:tabs>
+        <w:ind w:left="5040" w:hanging="360"/>
+      </w:pPr>
+    </w:lvl>
+    <w:lvl w:ilvl="7" w:tentative="1">
+      <w:start w:val="1"/>
+      <w:numFmt w:val="decimal"/>
+      <w:lvlText w:val="%8."/>
+      <w:lvlJc w:val="left"/>
+      <w:pPr>
+        <w:tabs>
+          <w:tab w:val="num" w:pos="5760"/>
+        </w:tabs>
+        <w:ind w:left="5760" w:hanging="360"/>
+      </w:pPr>
+    </w:lvl>
+    <w:lvl w:ilvl="8" w:tentative="1">
+      <w:start w:val="1"/>
+      <w:numFmt w:val="decimal"/>
+      <w:lvlText w:val="%9."/>
+      <w:lvlJc w:val="left"/>
+      <w:pPr>
+        <w:tabs>
+          <w:tab w:val="num" w:pos="6480"/>
+        </w:tabs>
+        <w:ind w:left="6480" w:hanging="360"/>
+      </w:pPr>
+    </w:lvl>
+  </w:abstractNum>
+  <w:abstractNum w:abstractNumId="7" w15:restartNumberingAfterBreak="0">
+    <w:nsid w:val="1793216D"/>
+    <w:multiLevelType w:val="multilevel"/>
+    <w:tmpl w:val="FB1CFD66"/>
+    <w:lvl w:ilvl="0">
+      <w:start w:val="1"/>
+      <w:numFmt w:val="bullet"/>
+      <w:lvlText w:val=""/>
+      <w:lvlJc w:val="left"/>
+      <w:pPr>
+        <w:tabs>
+          <w:tab w:val="num" w:pos="720"/>
+        </w:tabs>
+        <w:ind w:left="720" w:hanging="360"/>
+      </w:pPr>
+      <w:rPr>
+        <w:rFonts w:ascii="Symbol" w:hAnsi="Symbol" w:hint="default"/>
+        <w:sz w:val="20"/>
+      </w:rPr>
+    </w:lvl>
+    <w:lvl w:ilvl="1" w:tentative="1">
+      <w:start w:val="1"/>
+      <w:numFmt w:val="bullet"/>
+      <w:lvlText w:val="o"/>
+      <w:lvlJc w:val="left"/>
+      <w:pPr>
+        <w:tabs>
+          <w:tab w:val="num" w:pos="1440"/>
+        </w:tabs>
+        <w:ind w:left="1440" w:hanging="360"/>
+      </w:pPr>
+      <w:rPr>
+        <w:rFonts w:ascii="Courier New" w:hAnsi="Courier New" w:hint="default"/>
+        <w:sz w:val="20"/>
+      </w:rPr>
+    </w:lvl>
+    <w:lvl w:ilvl="2" w:tentative="1">
+      <w:start w:val="1"/>
+      <w:numFmt w:val="bullet"/>
+      <w:lvlText w:val=""/>
+      <w:lvlJc w:val="left"/>
+      <w:pPr>
+        <w:tabs>
+          <w:tab w:val="num" w:pos="2160"/>
+        </w:tabs>
+        <w:ind w:left="2160" w:hanging="360"/>
+      </w:pPr>
+      <w:rPr>
+        <w:rFonts w:ascii="Wingdings" w:hAnsi="Wingdings" w:hint="default"/>
+        <w:sz w:val="20"/>
+      </w:rPr>
+    </w:lvl>
+    <w:lvl w:ilvl="3" w:tentative="1">
+      <w:start w:val="1"/>
+      <w:numFmt w:val="bullet"/>
+      <w:lvlText w:val=""/>
+      <w:lvlJc w:val="left"/>
+      <w:pPr>
+        <w:tabs>
+          <w:tab w:val="num" w:pos="2880"/>
+        </w:tabs>
+        <w:ind w:left="2880" w:hanging="360"/>
+      </w:pPr>
+      <w:rPr>
+        <w:rFonts w:ascii="Wingdings" w:hAnsi="Wingdings" w:hint="default"/>
+        <w:sz w:val="20"/>
+      </w:rPr>
+    </w:lvl>
+    <w:lvl w:ilvl="4" w:tentative="1">
+      <w:start w:val="1"/>
+      <w:numFmt w:val="bullet"/>
+      <w:lvlText w:val=""/>
+      <w:lvlJc w:val="left"/>
+      <w:pPr>
+        <w:tabs>
+          <w:tab w:val="num" w:pos="3600"/>
+        </w:tabs>
+        <w:ind w:left="3600" w:hanging="360"/>
+      </w:pPr>
+      <w:rPr>
+        <w:rFonts w:ascii="Wingdings" w:hAnsi="Wingdings" w:hint="default"/>
+        <w:sz w:val="20"/>
+      </w:rPr>
+    </w:lvl>
+    <w:lvl w:ilvl="5" w:tentative="1">
+      <w:start w:val="1"/>
+      <w:numFmt w:val="bullet"/>
+      <w:lvlText w:val=""/>
+      <w:lvlJc w:val="left"/>
+      <w:pPr>
+        <w:tabs>
+          <w:tab w:val="num" w:pos="4320"/>
+        </w:tabs>
+        <w:ind w:left="4320" w:hanging="360"/>
+      </w:pPr>
+      <w:rPr>
+        <w:rFonts w:ascii="Wingdings" w:hAnsi="Wingdings" w:hint="default"/>
+        <w:sz w:val="20"/>
+      </w:rPr>
+    </w:lvl>
+    <w:lvl w:ilvl="6" w:tentative="1">
+      <w:start w:val="1"/>
+      <w:numFmt w:val="bullet"/>
+      <w:lvlText w:val=""/>
+      <w:lvlJc w:val="left"/>
+      <w:pPr>
+        <w:tabs>
+          <w:tab w:val="num" w:pos="5040"/>
+        </w:tabs>
+        <w:ind w:left="5040" w:hanging="360"/>
+      </w:pPr>
+      <w:rPr>
+        <w:rFonts w:ascii="Wingdings" w:hAnsi="Wingdings" w:hint="default"/>
+        <w:sz w:val="20"/>
+      </w:rPr>
+    </w:lvl>
+    <w:lvl w:ilvl="7" w:tentative="1">
+      <w:start w:val="1"/>
+      <w:numFmt w:val="bullet"/>
+      <w:lvlText w:val=""/>
+      <w:lvlJc w:val="left"/>
+      <w:pPr>
+        <w:tabs>
+          <w:tab w:val="num" w:pos="5760"/>
+        </w:tabs>
+        <w:ind w:left="5760" w:hanging="360"/>
+      </w:pPr>
+      <w:rPr>
+        <w:rFonts w:ascii="Wingdings" w:hAnsi="Wingdings" w:hint="default"/>
+        <w:sz w:val="20"/>
+      </w:rPr>
+    </w:lvl>
+    <w:lvl w:ilvl="8" w:tentative="1">
+      <w:start w:val="1"/>
+      <w:numFmt w:val="bullet"/>
+      <w:lvlText w:val=""/>
+      <w:lvlJc w:val="left"/>
+      <w:pPr>
+        <w:tabs>
+          <w:tab w:val="num" w:pos="6480"/>
+        </w:tabs>
+        <w:ind w:left="6480" w:hanging="360"/>
+      </w:pPr>
+      <w:rPr>
+        <w:rFonts w:ascii="Wingdings" w:hAnsi="Wingdings" w:hint="default"/>
+        <w:sz w:val="20"/>
+      </w:rPr>
+    </w:lvl>
+  </w:abstractNum>
+  <w:abstractNum w:abstractNumId="8" w15:restartNumberingAfterBreak="0">
+    <w:nsid w:val="1A283848"/>
+    <w:multiLevelType w:val="multilevel"/>
+    <w:tmpl w:val="E7B8377A"/>
+    <w:lvl w:ilvl="0">
+      <w:start w:val="1"/>
+      <w:numFmt w:val="decimal"/>
+      <w:lvlText w:val="%1."/>
+      <w:lvlJc w:val="left"/>
+      <w:pPr>
+        <w:tabs>
+          <w:tab w:val="num" w:pos="720"/>
+        </w:tabs>
+        <w:ind w:left="720" w:hanging="360"/>
+      </w:pPr>
+    </w:lvl>
+    <w:lvl w:ilvl="1" w:tentative="1">
+      <w:start w:val="1"/>
+      <w:numFmt w:val="decimal"/>
+      <w:lvlText w:val="%2."/>
+      <w:lvlJc w:val="left"/>
+      <w:pPr>
+        <w:tabs>
+          <w:tab w:val="num" w:pos="1440"/>
+        </w:tabs>
+        <w:ind w:left="1440" w:hanging="360"/>
+      </w:pPr>
+    </w:lvl>
+    <w:lvl w:ilvl="2" w:tentative="1">
+      <w:start w:val="1"/>
+      <w:numFmt w:val="decimal"/>
+      <w:lvlText w:val="%3."/>
+      <w:lvlJc w:val="left"/>
+      <w:pPr>
+        <w:tabs>
+          <w:tab w:val="num" w:pos="2160"/>
+        </w:tabs>
+        <w:ind w:left="2160" w:hanging="360"/>
+      </w:pPr>
+    </w:lvl>
+    <w:lvl w:ilvl="3" w:tentative="1">
+      <w:start w:val="1"/>
+      <w:numFmt w:val="decimal"/>
+      <w:lvlText w:val="%4."/>
+      <w:lvlJc w:val="left"/>
+      <w:pPr>
+        <w:tabs>
+          <w:tab w:val="num" w:pos="2880"/>
+        </w:tabs>
+        <w:ind w:left="2880" w:hanging="360"/>
+      </w:pPr>
+    </w:lvl>
+    <w:lvl w:ilvl="4" w:tentative="1">
+      <w:start w:val="1"/>
+      <w:numFmt w:val="decimal"/>
+      <w:lvlText w:val="%5."/>
+      <w:lvlJc w:val="left"/>
+      <w:pPr>
+        <w:tabs>
+          <w:tab w:val="num" w:pos="3600"/>
+        </w:tabs>
+        <w:ind w:left="3600" w:hanging="360"/>
+      </w:pPr>
+    </w:lvl>
+    <w:lvl w:ilvl="5" w:tentative="1">
+      <w:start w:val="1"/>
+      <w:numFmt w:val="decimal"/>
+      <w:lvlText w:val="%6."/>
+      <w:lvlJc w:val="left"/>
+      <w:pPr>
+        <w:tabs>
+          <w:tab w:val="num" w:pos="4320"/>
+        </w:tabs>
+        <w:ind w:left="4320" w:hanging="360"/>
+      </w:pPr>
+    </w:lvl>
+    <w:lvl w:ilvl="6" w:tentative="1">
+      <w:start w:val="1"/>
+      <w:numFmt w:val="decimal"/>
+      <w:lvlText w:val="%7."/>
+      <w:lvlJc w:val="left"/>
+      <w:pPr>
+        <w:tabs>
+          <w:tab w:val="num" w:pos="5040"/>
+        </w:tabs>
+        <w:ind w:left="5040" w:hanging="360"/>
+      </w:pPr>
+    </w:lvl>
+    <w:lvl w:ilvl="7" w:tentative="1">
+      <w:start w:val="1"/>
+      <w:numFmt w:val="decimal"/>
+      <w:lvlText w:val="%8."/>
+      <w:lvlJc w:val="left"/>
+      <w:pPr>
+        <w:tabs>
+          <w:tab w:val="num" w:pos="5760"/>
+        </w:tabs>
+        <w:ind w:left="5760" w:hanging="360"/>
+      </w:pPr>
+    </w:lvl>
+    <w:lvl w:ilvl="8" w:tentative="1">
+      <w:start w:val="1"/>
+      <w:numFmt w:val="decimal"/>
+      <w:lvlText w:val="%9."/>
+      <w:lvlJc w:val="left"/>
+      <w:pPr>
+        <w:tabs>
+          <w:tab w:val="num" w:pos="6480"/>
+        </w:tabs>
+        <w:ind w:left="6480" w:hanging="360"/>
+      </w:pPr>
+    </w:lvl>
+  </w:abstractNum>
+  <w:abstractNum w:abstractNumId="9" w15:restartNumberingAfterBreak="0">
+    <w:nsid w:val="1ED87C08"/>
+    <w:multiLevelType w:val="multilevel"/>
+    <w:tmpl w:val="2B605F26"/>
+    <w:lvl w:ilvl="0">
+      <w:start w:val="1"/>
+      <w:numFmt w:val="bullet"/>
+      <w:lvlText w:val=""/>
+      <w:lvlJc w:val="left"/>
+      <w:pPr>
+        <w:tabs>
+          <w:tab w:val="num" w:pos="720"/>
+        </w:tabs>
+        <w:ind w:left="720" w:hanging="360"/>
+      </w:pPr>
+      <w:rPr>
+        <w:rFonts w:ascii="Symbol" w:hAnsi="Symbol" w:hint="default"/>
+        <w:sz w:val="20"/>
+      </w:rPr>
+    </w:lvl>
+    <w:lvl w:ilvl="1" w:tentative="1">
+      <w:start w:val="1"/>
+      <w:numFmt w:val="bullet"/>
+      <w:lvlText w:val="o"/>
+      <w:lvlJc w:val="left"/>
+      <w:pPr>
+        <w:tabs>
+          <w:tab w:val="num" w:pos="1440"/>
+        </w:tabs>
+        <w:ind w:left="1440" w:hanging="360"/>
+      </w:pPr>
+      <w:rPr>
+        <w:rFonts w:ascii="Courier New" w:hAnsi="Courier New" w:hint="default"/>
+        <w:sz w:val="20"/>
+      </w:rPr>
+    </w:lvl>
+    <w:lvl w:ilvl="2" w:tentative="1">
+      <w:start w:val="1"/>
+      <w:numFmt w:val="bullet"/>
+      <w:lvlText w:val=""/>
+      <w:lvlJc w:val="left"/>
+      <w:pPr>
+        <w:tabs>
+          <w:tab w:val="num" w:pos="2160"/>
+        </w:tabs>
+        <w:ind w:left="2160" w:hanging="360"/>
+      </w:pPr>
+      <w:rPr>
+        <w:rFonts w:ascii="Wingdings" w:hAnsi="Wingdings" w:hint="default"/>
+        <w:sz w:val="20"/>
+      </w:rPr>
+    </w:lvl>
+    <w:lvl w:ilvl="3" w:tentative="1">
+      <w:start w:val="1"/>
+      <w:numFmt w:val="bullet"/>
+      <w:lvlText w:val=""/>
+      <w:lvlJc w:val="left"/>
+      <w:pPr>
+        <w:tabs>
+          <w:tab w:val="num" w:pos="2880"/>
+        </w:tabs>
+        <w:ind w:left="2880" w:hanging="360"/>
+      </w:pPr>
+      <w:rPr>
+        <w:rFonts w:ascii="Wingdings" w:hAnsi="Wingdings" w:hint="default"/>
+        <w:sz w:val="20"/>
+      </w:rPr>
+    </w:lvl>
+    <w:lvl w:ilvl="4" w:tentative="1">
+      <w:start w:val="1"/>
+      <w:numFmt w:val="bullet"/>
+      <w:lvlText w:val=""/>
+      <w:lvlJc w:val="left"/>
+      <w:pPr>
+        <w:tabs>
+          <w:tab w:val="num" w:pos="3600"/>
+        </w:tabs>
+        <w:ind w:left="3600" w:hanging="360"/>
+      </w:pPr>
+      <w:rPr>
+        <w:rFonts w:ascii="Wingdings" w:hAnsi="Wingdings" w:hint="default"/>
+        <w:sz w:val="20"/>
+      </w:rPr>
+    </w:lvl>
+    <w:lvl w:ilvl="5" w:tentative="1">
+      <w:start w:val="1"/>
+      <w:numFmt w:val="bullet"/>
+      <w:lvlText w:val=""/>
+      <w:lvlJc w:val="left"/>
+      <w:pPr>
+        <w:tabs>
+          <w:tab w:val="num" w:pos="4320"/>
+        </w:tabs>
+        <w:ind w:left="4320" w:hanging="360"/>
+      </w:pPr>
+      <w:rPr>
+        <w:rFonts w:ascii="Wingdings" w:hAnsi="Wingdings" w:hint="default"/>
+        <w:sz w:val="20"/>
+      </w:rPr>
+    </w:lvl>
+    <w:lvl w:ilvl="6" w:tentative="1">
+      <w:start w:val="1"/>
+      <w:numFmt w:val="bullet"/>
+      <w:lvlText w:val=""/>
+      <w:lvlJc w:val="left"/>
+      <w:pPr>
+        <w:tabs>
+          <w:tab w:val="num" w:pos="5040"/>
+        </w:tabs>
+        <w:ind w:left="5040" w:hanging="360"/>
+      </w:pPr>
+      <w:rPr>
+        <w:rFonts w:ascii="Wingdings" w:hAnsi="Wingdings" w:hint="default"/>
+        <w:sz w:val="20"/>
+      </w:rPr>
+    </w:lvl>
+    <w:lvl w:ilvl="7" w:tentative="1">
+      <w:start w:val="1"/>
+      <w:numFmt w:val="bullet"/>
+      <w:lvlText w:val=""/>
+      <w:lvlJc w:val="left"/>
+      <w:pPr>
+        <w:tabs>
+          <w:tab w:val="num" w:pos="5760"/>
+        </w:tabs>
+        <w:ind w:left="5760" w:hanging="360"/>
+      </w:pPr>
+      <w:rPr>
+        <w:rFonts w:ascii="Wingdings" w:hAnsi="Wingdings" w:hint="default"/>
+        <w:sz w:val="20"/>
+      </w:rPr>
+    </w:lvl>
+    <w:lvl w:ilvl="8" w:tentative="1">
+      <w:start w:val="1"/>
+      <w:numFmt w:val="bullet"/>
+      <w:lvlText w:val=""/>
+      <w:lvlJc w:val="left"/>
+      <w:pPr>
+        <w:tabs>
+          <w:tab w:val="num" w:pos="6480"/>
+        </w:tabs>
+        <w:ind w:left="6480" w:hanging="360"/>
+      </w:pPr>
+      <w:rPr>
+        <w:rFonts w:ascii="Wingdings" w:hAnsi="Wingdings" w:hint="default"/>
+        <w:sz w:val="20"/>
+      </w:rPr>
+    </w:lvl>
+  </w:abstractNum>
+  <w:abstractNum w:abstractNumId="10" w15:restartNumberingAfterBreak="0">
+    <w:nsid w:val="23B630B3"/>
+    <w:multiLevelType w:val="multilevel"/>
+    <w:tmpl w:val="E78A5FF0"/>
+    <w:lvl w:ilvl="0">
+      <w:start w:val="1"/>
+      <w:numFmt w:val="decimal"/>
+      <w:lvlText w:val="%1."/>
+      <w:lvlJc w:val="left"/>
+      <w:pPr>
+        <w:tabs>
+          <w:tab w:val="num" w:pos="720"/>
+        </w:tabs>
+        <w:ind w:left="720" w:hanging="360"/>
+      </w:pPr>
+    </w:lvl>
+    <w:lvl w:ilvl="1" w:tentative="1">
+      <w:start w:val="1"/>
+      <w:numFmt w:val="decimal"/>
+      <w:lvlText w:val="%2."/>
+      <w:lvlJc w:val="left"/>
+      <w:pPr>
+        <w:tabs>
+          <w:tab w:val="num" w:pos="1440"/>
+        </w:tabs>
+        <w:ind w:left="1440" w:hanging="360"/>
+      </w:pPr>
+    </w:lvl>
+    <w:lvl w:ilvl="2" w:tentative="1">
+      <w:start w:val="1"/>
+      <w:numFmt w:val="decimal"/>
+      <w:lvlText w:val="%3."/>
+      <w:lvlJc w:val="left"/>
+      <w:pPr>
+        <w:tabs>
+          <w:tab w:val="num" w:pos="2160"/>
+        </w:tabs>
+        <w:ind w:left="2160" w:hanging="360"/>
+      </w:pPr>
+    </w:lvl>
+    <w:lvl w:ilvl="3" w:tentative="1">
+      <w:start w:val="1"/>
+      <w:numFmt w:val="decimal"/>
+      <w:lvlText w:val="%4."/>
+      <w:lvlJc w:val="left"/>
+      <w:pPr>
+        <w:tabs>
+          <w:tab w:val="num" w:pos="2880"/>
+        </w:tabs>
+        <w:ind w:left="2880" w:hanging="360"/>
+      </w:pPr>
+    </w:lvl>
+    <w:lvl w:ilvl="4" w:tentative="1">
+      <w:start w:val="1"/>
+      <w:numFmt w:val="decimal"/>
+      <w:lvlText w:val="%5."/>
+      <w:lvlJc w:val="left"/>
+      <w:pPr>
+        <w:tabs>
+          <w:tab w:val="num" w:pos="3600"/>
+        </w:tabs>
+        <w:ind w:left="3600" w:hanging="360"/>
+      </w:pPr>
+    </w:lvl>
+    <w:lvl w:ilvl="5" w:tentative="1">
+      <w:start w:val="1"/>
+      <w:numFmt w:val="decimal"/>
+      <w:lvlText w:val="%6."/>
+      <w:lvlJc w:val="left"/>
+      <w:pPr>
+        <w:tabs>
+          <w:tab w:val="num" w:pos="4320"/>
+        </w:tabs>
+        <w:ind w:left="4320" w:hanging="360"/>
+      </w:pPr>
+    </w:lvl>
+    <w:lvl w:ilvl="6" w:tentative="1">
+      <w:start w:val="1"/>
+      <w:numFmt w:val="decimal"/>
+      <w:lvlText w:val="%7."/>
+      <w:lvlJc w:val="left"/>
+      <w:pPr>
+        <w:tabs>
+          <w:tab w:val="num" w:pos="5040"/>
+        </w:tabs>
+        <w:ind w:left="5040" w:hanging="360"/>
+      </w:pPr>
+    </w:lvl>
+    <w:lvl w:ilvl="7" w:tentative="1">
+      <w:start w:val="1"/>
+      <w:numFmt w:val="decimal"/>
+      <w:lvlText w:val="%8."/>
+      <w:lvlJc w:val="left"/>
+      <w:pPr>
+        <w:tabs>
+          <w:tab w:val="num" w:pos="5760"/>
+        </w:tabs>
+        <w:ind w:left="5760" w:hanging="360"/>
+      </w:pPr>
+    </w:lvl>
+    <w:lvl w:ilvl="8" w:tentative="1">
+      <w:start w:val="1"/>
+      <w:numFmt w:val="decimal"/>
+      <w:lvlText w:val="%9."/>
+      <w:lvlJc w:val="left"/>
+      <w:pPr>
+        <w:tabs>
+          <w:tab w:val="num" w:pos="6480"/>
+        </w:tabs>
+        <w:ind w:left="6480" w:hanging="360"/>
+      </w:pPr>
+    </w:lvl>
+  </w:abstractNum>
+  <w:abstractNum w:abstractNumId="11" w15:restartNumberingAfterBreak="0">
+    <w:nsid w:val="25FC7590"/>
+    <w:multiLevelType w:val="multilevel"/>
+    <w:tmpl w:val="BA0623B2"/>
+    <w:lvl w:ilvl="0">
+      <w:start w:val="1"/>
+      <w:numFmt w:val="decimal"/>
+      <w:lvlText w:val="%1."/>
+      <w:lvlJc w:val="left"/>
+      <w:pPr>
+        <w:tabs>
+          <w:tab w:val="num" w:pos="720"/>
+        </w:tabs>
+        <w:ind w:left="720" w:hanging="360"/>
+      </w:pPr>
+    </w:lvl>
+    <w:lvl w:ilvl="1" w:tentative="1">
+      <w:start w:val="1"/>
+      <w:numFmt w:val="decimal"/>
+      <w:lvlText w:val="%2."/>
+      <w:lvlJc w:val="left"/>
+      <w:pPr>
+        <w:tabs>
+          <w:tab w:val="num" w:pos="1440"/>
+        </w:tabs>
+        <w:ind w:left="1440" w:hanging="360"/>
+      </w:pPr>
+    </w:lvl>
+    <w:lvl w:ilvl="2" w:tentative="1">
+      <w:start w:val="1"/>
+      <w:numFmt w:val="decimal"/>
+      <w:lvlText w:val="%3."/>
+      <w:lvlJc w:val="left"/>
+      <w:pPr>
+        <w:tabs>
+          <w:tab w:val="num" w:pos="2160"/>
+        </w:tabs>
+        <w:ind w:left="2160" w:hanging="360"/>
+      </w:pPr>
+    </w:lvl>
+    <w:lvl w:ilvl="3" w:tentative="1">
+      <w:start w:val="1"/>
+      <w:numFmt w:val="decimal"/>
+      <w:lvlText w:val="%4."/>
+      <w:lvlJc w:val="left"/>
+      <w:pPr>
+        <w:tabs>
+          <w:tab w:val="num" w:pos="2880"/>
+        </w:tabs>
+        <w:ind w:left="2880" w:hanging="360"/>
+      </w:pPr>
+    </w:lvl>
+    <w:lvl w:ilvl="4" w:tentative="1">
+      <w:start w:val="1"/>
+      <w:numFmt w:val="decimal"/>
+      <w:lvlText w:val="%5."/>
+      <w:lvlJc w:val="left"/>
+      <w:pPr>
+        <w:tabs>
+          <w:tab w:val="num" w:pos="3600"/>
+        </w:tabs>
+        <w:ind w:left="3600" w:hanging="360"/>
+      </w:pPr>
+    </w:lvl>
+    <w:lvl w:ilvl="5" w:tentative="1">
+      <w:start w:val="1"/>
+      <w:numFmt w:val="decimal"/>
+      <w:lvlText w:val="%6."/>
+      <w:lvlJc w:val="left"/>
+      <w:pPr>
+        <w:tabs>
+          <w:tab w:val="num" w:pos="4320"/>
+        </w:tabs>
+        <w:ind w:left="4320" w:hanging="360"/>
+      </w:pPr>
+    </w:lvl>
+    <w:lvl w:ilvl="6" w:tentative="1">
+      <w:start w:val="1"/>
+      <w:numFmt w:val="decimal"/>
+      <w:lvlText w:val="%7."/>
+      <w:lvlJc w:val="left"/>
+      <w:pPr>
+        <w:tabs>
+          <w:tab w:val="num" w:pos="5040"/>
+        </w:tabs>
+        <w:ind w:left="5040" w:hanging="360"/>
+      </w:pPr>
+    </w:lvl>
+    <w:lvl w:ilvl="7" w:tentative="1">
+      <w:start w:val="1"/>
+      <w:numFmt w:val="decimal"/>
+      <w:lvlText w:val="%8."/>
+      <w:lvlJc w:val="left"/>
+      <w:pPr>
+        <w:tabs>
+          <w:tab w:val="num" w:pos="5760"/>
+        </w:tabs>
+        <w:ind w:left="5760" w:hanging="360"/>
+      </w:pPr>
+    </w:lvl>
+    <w:lvl w:ilvl="8" w:tentative="1">
+      <w:start w:val="1"/>
+      <w:numFmt w:val="decimal"/>
+      <w:lvlText w:val="%9."/>
+      <w:lvlJc w:val="left"/>
+      <w:pPr>
+        <w:tabs>
+          <w:tab w:val="num" w:pos="6480"/>
+        </w:tabs>
+        <w:ind w:left="6480" w:hanging="360"/>
+      </w:pPr>
+    </w:lvl>
+  </w:abstractNum>
+  <w:abstractNum w:abstractNumId="12" w15:restartNumberingAfterBreak="0">
+    <w:nsid w:val="2863127B"/>
+    <w:multiLevelType w:val="multilevel"/>
+    <w:tmpl w:val="572E17B4"/>
+    <w:lvl w:ilvl="0">
+      <w:start w:val="1"/>
+      <w:numFmt w:val="decimal"/>
+      <w:lvlText w:val="%1."/>
+      <w:lvlJc w:val="left"/>
+      <w:pPr>
+        <w:tabs>
+          <w:tab w:val="num" w:pos="720"/>
+        </w:tabs>
+        <w:ind w:left="720" w:hanging="360"/>
+      </w:pPr>
+    </w:lvl>
+    <w:lvl w:ilvl="1" w:tentative="1">
+      <w:start w:val="1"/>
+      <w:numFmt w:val="decimal"/>
+      <w:lvlText w:val="%2."/>
+      <w:lvlJc w:val="left"/>
+      <w:pPr>
+        <w:tabs>
+          <w:tab w:val="num" w:pos="1440"/>
+        </w:tabs>
+        <w:ind w:left="1440" w:hanging="360"/>
+      </w:pPr>
+    </w:lvl>
+    <w:lvl w:ilvl="2" w:tentative="1">
+      <w:start w:val="1"/>
+      <w:numFmt w:val="decimal"/>
+      <w:lvlText w:val="%3."/>
+      <w:lvlJc w:val="left"/>
+      <w:pPr>
+        <w:tabs>
+          <w:tab w:val="num" w:pos="2160"/>
+        </w:tabs>
+        <w:ind w:left="2160" w:hanging="360"/>
+      </w:pPr>
+    </w:lvl>
+    <w:lvl w:ilvl="3" w:tentative="1">
+      <w:start w:val="1"/>
+      <w:numFmt w:val="decimal"/>
+      <w:lvlText w:val="%4."/>
+      <w:lvlJc w:val="left"/>
+      <w:pPr>
+        <w:tabs>
+          <w:tab w:val="num" w:pos="2880"/>
+        </w:tabs>
+        <w:ind w:left="2880" w:hanging="360"/>
+      </w:pPr>
+    </w:lvl>
+    <w:lvl w:ilvl="4" w:tentative="1">
+      <w:start w:val="1"/>
+      <w:numFmt w:val="decimal"/>
+      <w:lvlText w:val="%5."/>
+      <w:lvlJc w:val="left"/>
+      <w:pPr>
+        <w:tabs>
+          <w:tab w:val="num" w:pos="3600"/>
+        </w:tabs>
+        <w:ind w:left="3600" w:hanging="360"/>
+      </w:pPr>
+    </w:lvl>
+    <w:lvl w:ilvl="5" w:tentative="1">
+      <w:start w:val="1"/>
+      <w:numFmt w:val="decimal"/>
+      <w:lvlText w:val="%6."/>
+      <w:lvlJc w:val="left"/>
+      <w:pPr>
+        <w:tabs>
+          <w:tab w:val="num" w:pos="4320"/>
+        </w:tabs>
+        <w:ind w:left="4320" w:hanging="360"/>
+      </w:pPr>
+    </w:lvl>
+    <w:lvl w:ilvl="6" w:tentative="1">
+      <w:start w:val="1"/>
+      <w:numFmt w:val="decimal"/>
+      <w:lvlText w:val="%7."/>
+      <w:lvlJc w:val="left"/>
+      <w:pPr>
+        <w:tabs>
+          <w:tab w:val="num" w:pos="5040"/>
+        </w:tabs>
+        <w:ind w:left="5040" w:hanging="360"/>
+      </w:pPr>
+    </w:lvl>
+    <w:lvl w:ilvl="7" w:tentative="1">
+      <w:start w:val="1"/>
+      <w:numFmt w:val="decimal"/>
+      <w:lvlText w:val="%8."/>
+      <w:lvlJc w:val="left"/>
+      <w:pPr>
+        <w:tabs>
+          <w:tab w:val="num" w:pos="5760"/>
+        </w:tabs>
+        <w:ind w:left="5760" w:hanging="360"/>
+      </w:pPr>
+    </w:lvl>
+    <w:lvl w:ilvl="8" w:tentative="1">
+      <w:start w:val="1"/>
+      <w:numFmt w:val="decimal"/>
+      <w:lvlText w:val="%9."/>
+      <w:lvlJc w:val="left"/>
+      <w:pPr>
+        <w:tabs>
+          <w:tab w:val="num" w:pos="6480"/>
+        </w:tabs>
+        <w:ind w:left="6480" w:hanging="360"/>
+      </w:pPr>
+    </w:lvl>
+  </w:abstractNum>
+  <w:abstractNum w:abstractNumId="13" w15:restartNumberingAfterBreak="0">
+    <w:nsid w:val="294F6CA4"/>
+    <w:multiLevelType w:val="multilevel"/>
+    <w:tmpl w:val="3C62DD10"/>
+    <w:lvl w:ilvl="0">
+      <w:start w:val="1"/>
+      <w:numFmt w:val="decimal"/>
+      <w:lvlText w:val="%1."/>
+      <w:lvlJc w:val="left"/>
+      <w:pPr>
+        <w:tabs>
+          <w:tab w:val="num" w:pos="720"/>
+        </w:tabs>
+        <w:ind w:left="720" w:hanging="360"/>
+      </w:pPr>
+    </w:lvl>
+    <w:lvl w:ilvl="1" w:tentative="1">
+      <w:start w:val="1"/>
+      <w:numFmt w:val="decimal"/>
+      <w:lvlText w:val="%2."/>
+      <w:lvlJc w:val="left"/>
+      <w:pPr>
+        <w:tabs>
+          <w:tab w:val="num" w:pos="1440"/>
+        </w:tabs>
+        <w:ind w:left="1440" w:hanging="360"/>
+      </w:pPr>
+    </w:lvl>
+    <w:lvl w:ilvl="2" w:tentative="1">
+      <w:start w:val="1"/>
+      <w:numFmt w:val="decimal"/>
+      <w:lvlText w:val="%3."/>
+      <w:lvlJc w:val="left"/>
+      <w:pPr>
+        <w:tabs>
+          <w:tab w:val="num" w:pos="2160"/>
+        </w:tabs>
+        <w:ind w:left="2160" w:hanging="360"/>
+      </w:pPr>
+    </w:lvl>
+    <w:lvl w:ilvl="3" w:tentative="1">
+      <w:start w:val="1"/>
+      <w:numFmt w:val="decimal"/>
+      <w:lvlText w:val="%4."/>
+      <w:lvlJc w:val="left"/>
+      <w:pPr>
+        <w:tabs>
+          <w:tab w:val="num" w:pos="2880"/>
+        </w:tabs>
+        <w:ind w:left="2880" w:hanging="360"/>
+      </w:pPr>
+    </w:lvl>
+    <w:lvl w:ilvl="4" w:tentative="1">
+      <w:start w:val="1"/>
+      <w:numFmt w:val="decimal"/>
+      <w:lvlText w:val="%5."/>
+      <w:lvlJc w:val="left"/>
+      <w:pPr>
+        <w:tabs>
+          <w:tab w:val="num" w:pos="3600"/>
+        </w:tabs>
+        <w:ind w:left="3600" w:hanging="360"/>
+      </w:pPr>
+    </w:lvl>
+    <w:lvl w:ilvl="5" w:tentative="1">
+      <w:start w:val="1"/>
+      <w:numFmt w:val="decimal"/>
+      <w:lvlText w:val="%6."/>
+      <w:lvlJc w:val="left"/>
+      <w:pPr>
+        <w:tabs>
+          <w:tab w:val="num" w:pos="4320"/>
+        </w:tabs>
+        <w:ind w:left="4320" w:hanging="360"/>
+      </w:pPr>
+    </w:lvl>
+    <w:lvl w:ilvl="6" w:tentative="1">
+      <w:start w:val="1"/>
+      <w:numFmt w:val="decimal"/>
+      <w:lvlText w:val="%7."/>
+      <w:lvlJc w:val="left"/>
+      <w:pPr>
+        <w:tabs>
+          <w:tab w:val="num" w:pos="5040"/>
+        </w:tabs>
+        <w:ind w:left="5040" w:hanging="360"/>
+      </w:pPr>
+    </w:lvl>
+    <w:lvl w:ilvl="7" w:tentative="1">
+      <w:start w:val="1"/>
+      <w:numFmt w:val="decimal"/>
+      <w:lvlText w:val="%8."/>
+      <w:lvlJc w:val="left"/>
+      <w:pPr>
+        <w:tabs>
+          <w:tab w:val="num" w:pos="5760"/>
+        </w:tabs>
+        <w:ind w:left="5760" w:hanging="360"/>
+      </w:pPr>
+    </w:lvl>
+    <w:lvl w:ilvl="8" w:tentative="1">
+      <w:start w:val="1"/>
+      <w:numFmt w:val="decimal"/>
+      <w:lvlText w:val="%9."/>
+      <w:lvlJc w:val="left"/>
+      <w:pPr>
+        <w:tabs>
+          <w:tab w:val="num" w:pos="6480"/>
+        </w:tabs>
+        <w:ind w:left="6480" w:hanging="360"/>
+      </w:pPr>
+    </w:lvl>
+  </w:abstractNum>
+  <w:abstractNum w:abstractNumId="14" w15:restartNumberingAfterBreak="0">
+    <w:nsid w:val="2966632F"/>
+    <w:multiLevelType w:val="multilevel"/>
+    <w:tmpl w:val="AB2086AC"/>
+    <w:lvl w:ilvl="0">
+      <w:start w:val="1"/>
+      <w:numFmt w:val="bullet"/>
+      <w:lvlText w:val=""/>
+      <w:lvlJc w:val="left"/>
+      <w:pPr>
+        <w:tabs>
+          <w:tab w:val="num" w:pos="720"/>
+        </w:tabs>
+        <w:ind w:left="720" w:hanging="360"/>
+      </w:pPr>
+      <w:rPr>
+        <w:rFonts w:ascii="Symbol" w:hAnsi="Symbol" w:hint="default"/>
+        <w:sz w:val="20"/>
+      </w:rPr>
+    </w:lvl>
+    <w:lvl w:ilvl="1" w:tentative="1">
+      <w:start w:val="1"/>
+      <w:numFmt w:val="bullet"/>
+      <w:lvlText w:val="o"/>
+      <w:lvlJc w:val="left"/>
+      <w:pPr>
+        <w:tabs>
+          <w:tab w:val="num" w:pos="1440"/>
+        </w:tabs>
+        <w:ind w:left="1440" w:hanging="360"/>
+      </w:pPr>
+      <w:rPr>
+        <w:rFonts w:ascii="Courier New" w:hAnsi="Courier New" w:hint="default"/>
+        <w:sz w:val="20"/>
+      </w:rPr>
+    </w:lvl>
+    <w:lvl w:ilvl="2" w:tentative="1">
+      <w:start w:val="1"/>
+      <w:numFmt w:val="bullet"/>
+      <w:lvlText w:val=""/>
+      <w:lvlJc w:val="left"/>
+      <w:pPr>
+        <w:tabs>
+          <w:tab w:val="num" w:pos="2160"/>
+        </w:tabs>
+        <w:ind w:left="2160" w:hanging="360"/>
+      </w:pPr>
+      <w:rPr>
+        <w:rFonts w:ascii="Wingdings" w:hAnsi="Wingdings" w:hint="default"/>
+        <w:sz w:val="20"/>
+      </w:rPr>
+    </w:lvl>
+    <w:lvl w:ilvl="3" w:tentative="1">
+      <w:start w:val="1"/>
+      <w:numFmt w:val="bullet"/>
+      <w:lvlText w:val=""/>
+      <w:lvlJc w:val="left"/>
+      <w:pPr>
+        <w:tabs>
+          <w:tab w:val="num" w:pos="2880"/>
+        </w:tabs>
+        <w:ind w:left="2880" w:hanging="360"/>
+      </w:pPr>
+      <w:rPr>
+        <w:rFonts w:ascii="Wingdings" w:hAnsi="Wingdings" w:hint="default"/>
+        <w:sz w:val="20"/>
+      </w:rPr>
+    </w:lvl>
+    <w:lvl w:ilvl="4" w:tentative="1">
+      <w:start w:val="1"/>
+      <w:numFmt w:val="bullet"/>
+      <w:lvlText w:val=""/>
+      <w:lvlJc w:val="left"/>
+      <w:pPr>
+        <w:tabs>
+          <w:tab w:val="num" w:pos="3600"/>
+        </w:tabs>
+        <w:ind w:left="3600" w:hanging="360"/>
+      </w:pPr>
+      <w:rPr>
+        <w:rFonts w:ascii="Wingdings" w:hAnsi="Wingdings" w:hint="default"/>
+        <w:sz w:val="20"/>
+      </w:rPr>
+    </w:lvl>
+    <w:lvl w:ilvl="5" w:tentative="1">
+      <w:start w:val="1"/>
+      <w:numFmt w:val="bullet"/>
+      <w:lvlText w:val=""/>
+      <w:lvlJc w:val="left"/>
+      <w:pPr>
+        <w:tabs>
+          <w:tab w:val="num" w:pos="4320"/>
+        </w:tabs>
+        <w:ind w:left="4320" w:hanging="360"/>
+      </w:pPr>
+      <w:rPr>
+        <w:rFonts w:ascii="Wingdings" w:hAnsi="Wingdings" w:hint="default"/>
+        <w:sz w:val="20"/>
+      </w:rPr>
+    </w:lvl>
+    <w:lvl w:ilvl="6" w:tentative="1">
+      <w:start w:val="1"/>
+      <w:numFmt w:val="bullet"/>
+      <w:lvlText w:val=""/>
+      <w:lvlJc w:val="left"/>
+      <w:pPr>
+        <w:tabs>
+          <w:tab w:val="num" w:pos="5040"/>
+        </w:tabs>
+        <w:ind w:left="5040" w:hanging="360"/>
+      </w:pPr>
+      <w:rPr>
+        <w:rFonts w:ascii="Wingdings" w:hAnsi="Wingdings" w:hint="default"/>
+        <w:sz w:val="20"/>
+      </w:rPr>
+    </w:lvl>
+    <w:lvl w:ilvl="7" w:tentative="1">
+      <w:start w:val="1"/>
+      <w:numFmt w:val="bullet"/>
+      <w:lvlText w:val=""/>
+      <w:lvlJc w:val="left"/>
+      <w:pPr>
+        <w:tabs>
+          <w:tab w:val="num" w:pos="5760"/>
+        </w:tabs>
+        <w:ind w:left="5760" w:hanging="360"/>
+      </w:pPr>
+      <w:rPr>
+        <w:rFonts w:ascii="Wingdings" w:hAnsi="Wingdings" w:hint="default"/>
+        <w:sz w:val="20"/>
+      </w:rPr>
+    </w:lvl>
+    <w:lvl w:ilvl="8" w:tentative="1">
+      <w:start w:val="1"/>
+      <w:numFmt w:val="bullet"/>
+      <w:lvlText w:val=""/>
+      <w:lvlJc w:val="left"/>
+      <w:pPr>
+        <w:tabs>
+          <w:tab w:val="num" w:pos="6480"/>
+        </w:tabs>
+        <w:ind w:left="6480" w:hanging="360"/>
+      </w:pPr>
+      <w:rPr>
+        <w:rFonts w:ascii="Wingdings" w:hAnsi="Wingdings" w:hint="default"/>
+        <w:sz w:val="20"/>
+      </w:rPr>
+    </w:lvl>
+  </w:abstractNum>
+  <w:abstractNum w:abstractNumId="15" w15:restartNumberingAfterBreak="0">
+    <w:nsid w:val="2C197677"/>
+    <w:multiLevelType w:val="multilevel"/>
+    <w:tmpl w:val="EED89676"/>
+    <w:lvl w:ilvl="0">
+      <w:start w:val="1"/>
+      <w:numFmt w:val="bullet"/>
+      <w:lvlText w:val=""/>
+      <w:lvlJc w:val="left"/>
+      <w:pPr>
+        <w:tabs>
+          <w:tab w:val="num" w:pos="720"/>
+        </w:tabs>
+        <w:ind w:left="720" w:hanging="360"/>
+      </w:pPr>
+      <w:rPr>
+        <w:rFonts w:ascii="Symbol" w:hAnsi="Symbol" w:hint="default"/>
+        <w:sz w:val="20"/>
+      </w:rPr>
+    </w:lvl>
+    <w:lvl w:ilvl="1" w:tentative="1">
+      <w:start w:val="1"/>
+      <w:numFmt w:val="bullet"/>
+      <w:lvlText w:val="o"/>
+      <w:lvlJc w:val="left"/>
+      <w:pPr>
+        <w:tabs>
+          <w:tab w:val="num" w:pos="1440"/>
+        </w:tabs>
+        <w:ind w:left="1440" w:hanging="360"/>
+      </w:pPr>
+      <w:rPr>
+        <w:rFonts w:ascii="Courier New" w:hAnsi="Courier New" w:hint="default"/>
+        <w:sz w:val="20"/>
+      </w:rPr>
+    </w:lvl>
+    <w:lvl w:ilvl="2" w:tentative="1">
+      <w:start w:val="1"/>
+      <w:numFmt w:val="bullet"/>
+      <w:lvlText w:val=""/>
+      <w:lvlJc w:val="left"/>
+      <w:pPr>
+        <w:tabs>
+          <w:tab w:val="num" w:pos="2160"/>
+        </w:tabs>
+        <w:ind w:left="2160" w:hanging="360"/>
+      </w:pPr>
+      <w:rPr>
+        <w:rFonts w:ascii="Wingdings" w:hAnsi="Wingdings" w:hint="default"/>
+        <w:sz w:val="20"/>
+      </w:rPr>
+    </w:lvl>
+    <w:lvl w:ilvl="3" w:tentative="1">
+      <w:start w:val="1"/>
+      <w:numFmt w:val="bullet"/>
+      <w:lvlText w:val=""/>
+      <w:lvlJc w:val="left"/>
+      <w:pPr>
+        <w:tabs>
+          <w:tab w:val="num" w:pos="2880"/>
+        </w:tabs>
+        <w:ind w:left="2880" w:hanging="360"/>
+      </w:pPr>
+      <w:rPr>
+        <w:rFonts w:ascii="Wingdings" w:hAnsi="Wingdings" w:hint="default"/>
+        <w:sz w:val="20"/>
+      </w:rPr>
+    </w:lvl>
+    <w:lvl w:ilvl="4" w:tentative="1">
+      <w:start w:val="1"/>
+      <w:numFmt w:val="bullet"/>
+      <w:lvlText w:val=""/>
+      <w:lvlJc w:val="left"/>
+      <w:pPr>
+        <w:tabs>
+          <w:tab w:val="num" w:pos="3600"/>
+        </w:tabs>
+        <w:ind w:left="3600" w:hanging="360"/>
+      </w:pPr>
+      <w:rPr>
+        <w:rFonts w:ascii="Wingdings" w:hAnsi="Wingdings" w:hint="default"/>
+        <w:sz w:val="20"/>
+      </w:rPr>
+    </w:lvl>
+    <w:lvl w:ilvl="5" w:tentative="1">
+      <w:start w:val="1"/>
+      <w:numFmt w:val="bullet"/>
+      <w:lvlText w:val=""/>
+      <w:lvlJc w:val="left"/>
+      <w:pPr>
+        <w:tabs>
+          <w:tab w:val="num" w:pos="4320"/>
+        </w:tabs>
+        <w:ind w:left="4320" w:hanging="360"/>
+      </w:pPr>
+      <w:rPr>
+        <w:rFonts w:ascii="Wingdings" w:hAnsi="Wingdings" w:hint="default"/>
+        <w:sz w:val="20"/>
+      </w:rPr>
+    </w:lvl>
+    <w:lvl w:ilvl="6" w:tentative="1">
+      <w:start w:val="1"/>
+      <w:numFmt w:val="bullet"/>
+      <w:lvlText w:val=""/>
+      <w:lvlJc w:val="left"/>
+      <w:pPr>
+        <w:tabs>
+          <w:tab w:val="num" w:pos="5040"/>
+        </w:tabs>
+        <w:ind w:left="5040" w:hanging="360"/>
+      </w:pPr>
+      <w:rPr>
+        <w:rFonts w:ascii="Wingdings" w:hAnsi="Wingdings" w:hint="default"/>
+        <w:sz w:val="20"/>
+      </w:rPr>
+    </w:lvl>
+    <w:lvl w:ilvl="7" w:tentative="1">
+      <w:start w:val="1"/>
+      <w:numFmt w:val="bullet"/>
+      <w:lvlText w:val=""/>
+      <w:lvlJc w:val="left"/>
+      <w:pPr>
+        <w:tabs>
+          <w:tab w:val="num" w:pos="5760"/>
+        </w:tabs>
+        <w:ind w:left="5760" w:hanging="360"/>
+      </w:pPr>
+      <w:rPr>
+        <w:rFonts w:ascii="Wingdings" w:hAnsi="Wingdings" w:hint="default"/>
+        <w:sz w:val="20"/>
+      </w:rPr>
+    </w:lvl>
+    <w:lvl w:ilvl="8" w:tentative="1">
+      <w:start w:val="1"/>
+      <w:numFmt w:val="bullet"/>
+      <w:lvlText w:val=""/>
+      <w:lvlJc w:val="left"/>
+      <w:pPr>
+        <w:tabs>
+          <w:tab w:val="num" w:pos="6480"/>
+        </w:tabs>
+        <w:ind w:left="6480" w:hanging="360"/>
+      </w:pPr>
+      <w:rPr>
+        <w:rFonts w:ascii="Wingdings" w:hAnsi="Wingdings" w:hint="default"/>
+        <w:sz w:val="20"/>
+      </w:rPr>
+    </w:lvl>
+  </w:abstractNum>
+  <w:abstractNum w:abstractNumId="16" w15:restartNumberingAfterBreak="0">
+    <w:nsid w:val="2C2C5792"/>
+    <w:multiLevelType w:val="multilevel"/>
+    <w:tmpl w:val="A18E3362"/>
+    <w:lvl w:ilvl="0">
+      <w:start w:val="1"/>
+      <w:numFmt w:val="decimal"/>
+      <w:lvlText w:val="%1."/>
+      <w:lvlJc w:val="left"/>
+      <w:pPr>
+        <w:tabs>
+          <w:tab w:val="num" w:pos="720"/>
+        </w:tabs>
+        <w:ind w:left="720" w:hanging="360"/>
+      </w:pPr>
+    </w:lvl>
+    <w:lvl w:ilvl="1" w:tentative="1">
+      <w:start w:val="1"/>
+      <w:numFmt w:val="decimal"/>
+      <w:lvlText w:val="%2."/>
+      <w:lvlJc w:val="left"/>
+      <w:pPr>
+        <w:tabs>
+          <w:tab w:val="num" w:pos="1440"/>
+        </w:tabs>
+        <w:ind w:left="1440" w:hanging="360"/>
+      </w:pPr>
+    </w:lvl>
+    <w:lvl w:ilvl="2" w:tentative="1">
+      <w:start w:val="1"/>
+      <w:numFmt w:val="decimal"/>
+      <w:lvlText w:val="%3."/>
+      <w:lvlJc w:val="left"/>
+      <w:pPr>
+        <w:tabs>
+          <w:tab w:val="num" w:pos="2160"/>
+        </w:tabs>
+        <w:ind w:left="2160" w:hanging="360"/>
+      </w:pPr>
+    </w:lvl>
+    <w:lvl w:ilvl="3" w:tentative="1">
+      <w:start w:val="1"/>
+      <w:numFmt w:val="decimal"/>
+      <w:lvlText w:val="%4."/>
+      <w:lvlJc w:val="left"/>
+      <w:pPr>
+        <w:tabs>
+          <w:tab w:val="num" w:pos="2880"/>
+        </w:tabs>
+        <w:ind w:left="2880" w:hanging="360"/>
+      </w:pPr>
+    </w:lvl>
+    <w:lvl w:ilvl="4" w:tentative="1">
+      <w:start w:val="1"/>
+      <w:numFmt w:val="decimal"/>
+      <w:lvlText w:val="%5."/>
+      <w:lvlJc w:val="left"/>
+      <w:pPr>
+        <w:tabs>
+          <w:tab w:val="num" w:pos="3600"/>
+        </w:tabs>
+        <w:ind w:left="3600" w:hanging="360"/>
+      </w:pPr>
+    </w:lvl>
+    <w:lvl w:ilvl="5" w:tentative="1">
+      <w:start w:val="1"/>
+      <w:numFmt w:val="decimal"/>
+      <w:lvlText w:val="%6."/>
+      <w:lvlJc w:val="left"/>
+      <w:pPr>
+        <w:tabs>
+          <w:tab w:val="num" w:pos="4320"/>
+        </w:tabs>
+        <w:ind w:left="4320" w:hanging="360"/>
+      </w:pPr>
+    </w:lvl>
+    <w:lvl w:ilvl="6" w:tentative="1">
+      <w:start w:val="1"/>
+      <w:numFmt w:val="decimal"/>
+      <w:lvlText w:val="%7."/>
+      <w:lvlJc w:val="left"/>
+      <w:pPr>
+        <w:tabs>
+          <w:tab w:val="num" w:pos="5040"/>
+        </w:tabs>
+        <w:ind w:left="5040" w:hanging="360"/>
+      </w:pPr>
+    </w:lvl>
+    <w:lvl w:ilvl="7" w:tentative="1">
+      <w:start w:val="1"/>
+      <w:numFmt w:val="decimal"/>
+      <w:lvlText w:val="%8."/>
+      <w:lvlJc w:val="left"/>
+      <w:pPr>
+        <w:tabs>
+          <w:tab w:val="num" w:pos="5760"/>
+        </w:tabs>
+        <w:ind w:left="5760" w:hanging="360"/>
+      </w:pPr>
+    </w:lvl>
+    <w:lvl w:ilvl="8" w:tentative="1">
+      <w:start w:val="1"/>
+      <w:numFmt w:val="decimal"/>
+      <w:lvlText w:val="%9."/>
+      <w:lvlJc w:val="left"/>
+      <w:pPr>
+        <w:tabs>
+          <w:tab w:val="num" w:pos="6480"/>
+        </w:tabs>
+        <w:ind w:left="6480" w:hanging="360"/>
+      </w:pPr>
+    </w:lvl>
+  </w:abstractNum>
+  <w:abstractNum w:abstractNumId="17" w15:restartNumberingAfterBreak="0">
+    <w:nsid w:val="2EC32ABC"/>
+    <w:multiLevelType w:val="multilevel"/>
+    <w:tmpl w:val="76946DC4"/>
+    <w:lvl w:ilvl="0">
+      <w:start w:val="1"/>
+      <w:numFmt w:val="bullet"/>
+      <w:lvlText w:val=""/>
+      <w:lvlJc w:val="left"/>
+      <w:pPr>
+        <w:tabs>
+          <w:tab w:val="num" w:pos="720"/>
+        </w:tabs>
+        <w:ind w:left="720" w:hanging="360"/>
+      </w:pPr>
+      <w:rPr>
+        <w:rFonts w:ascii="Symbol" w:hAnsi="Symbol" w:hint="default"/>
+        <w:sz w:val="20"/>
+      </w:rPr>
+    </w:lvl>
+    <w:lvl w:ilvl="1" w:tentative="1">
+      <w:start w:val="1"/>
+      <w:numFmt w:val="bullet"/>
+      <w:lvlText w:val="o"/>
+      <w:lvlJc w:val="left"/>
+      <w:pPr>
+        <w:tabs>
+          <w:tab w:val="num" w:pos="1440"/>
+        </w:tabs>
+        <w:ind w:left="1440" w:hanging="360"/>
+      </w:pPr>
+      <w:rPr>
+        <w:rFonts w:ascii="Courier New" w:hAnsi="Courier New" w:hint="default"/>
+        <w:sz w:val="20"/>
+      </w:rPr>
+    </w:lvl>
+    <w:lvl w:ilvl="2" w:tentative="1">
+      <w:start w:val="1"/>
+      <w:numFmt w:val="bullet"/>
+      <w:lvlText w:val=""/>
+      <w:lvlJc w:val="left"/>
+      <w:pPr>
+        <w:tabs>
+          <w:tab w:val="num" w:pos="2160"/>
+        </w:tabs>
+        <w:ind w:left="2160" w:hanging="360"/>
+      </w:pPr>
+      <w:rPr>
+        <w:rFonts w:ascii="Wingdings" w:hAnsi="Wingdings" w:hint="default"/>
+        <w:sz w:val="20"/>
+      </w:rPr>
+    </w:lvl>
+    <w:lvl w:ilvl="3" w:tentative="1">
+      <w:start w:val="1"/>
+      <w:numFmt w:val="bullet"/>
+      <w:lvlText w:val=""/>
+      <w:lvlJc w:val="left"/>
+      <w:pPr>
+        <w:tabs>
+          <w:tab w:val="num" w:pos="2880"/>
+        </w:tabs>
+        <w:ind w:left="2880" w:hanging="360"/>
+      </w:pPr>
+      <w:rPr>
+        <w:rFonts w:ascii="Wingdings" w:hAnsi="Wingdings" w:hint="default"/>
+        <w:sz w:val="20"/>
+      </w:rPr>
+    </w:lvl>
+    <w:lvl w:ilvl="4" w:tentative="1">
+      <w:start w:val="1"/>
+      <w:numFmt w:val="bullet"/>
+      <w:lvlText w:val=""/>
+      <w:lvlJc w:val="left"/>
+      <w:pPr>
+        <w:tabs>
+          <w:tab w:val="num" w:pos="3600"/>
+        </w:tabs>
+        <w:ind w:left="3600" w:hanging="360"/>
+      </w:pPr>
+      <w:rPr>
+        <w:rFonts w:ascii="Wingdings" w:hAnsi="Wingdings" w:hint="default"/>
+        <w:sz w:val="20"/>
+      </w:rPr>
+    </w:lvl>
+    <w:lvl w:ilvl="5" w:tentative="1">
+      <w:start w:val="1"/>
+      <w:numFmt w:val="bullet"/>
+      <w:lvlText w:val=""/>
+      <w:lvlJc w:val="left"/>
+      <w:pPr>
+        <w:tabs>
+          <w:tab w:val="num" w:pos="4320"/>
+        </w:tabs>
+        <w:ind w:left="4320" w:hanging="360"/>
+      </w:pPr>
+      <w:rPr>
+        <w:rFonts w:ascii="Wingdings" w:hAnsi="Wingdings" w:hint="default"/>
+        <w:sz w:val="20"/>
+      </w:rPr>
+    </w:lvl>
+    <w:lvl w:ilvl="6" w:tentative="1">
+      <w:start w:val="1"/>
+      <w:numFmt w:val="bullet"/>
+      <w:lvlText w:val=""/>
+      <w:lvlJc w:val="left"/>
+      <w:pPr>
+        <w:tabs>
+          <w:tab w:val="num" w:pos="5040"/>
+        </w:tabs>
+        <w:ind w:left="5040" w:hanging="360"/>
+      </w:pPr>
+      <w:rPr>
+        <w:rFonts w:ascii="Wingdings" w:hAnsi="Wingdings" w:hint="default"/>
+        <w:sz w:val="20"/>
+      </w:rPr>
+    </w:lvl>
+    <w:lvl w:ilvl="7" w:tentative="1">
+      <w:start w:val="1"/>
+      <w:numFmt w:val="bullet"/>
+      <w:lvlText w:val=""/>
+      <w:lvlJc w:val="left"/>
+      <w:pPr>
+        <w:tabs>
+          <w:tab w:val="num" w:pos="5760"/>
+        </w:tabs>
+        <w:ind w:left="5760" w:hanging="360"/>
+      </w:pPr>
+      <w:rPr>
+        <w:rFonts w:ascii="Wingdings" w:hAnsi="Wingdings" w:hint="default"/>
+        <w:sz w:val="20"/>
+      </w:rPr>
+    </w:lvl>
+    <w:lvl w:ilvl="8" w:tentative="1">
+      <w:start w:val="1"/>
+      <w:numFmt w:val="bullet"/>
+      <w:lvlText w:val=""/>
+      <w:lvlJc w:val="left"/>
+      <w:pPr>
+        <w:tabs>
+          <w:tab w:val="num" w:pos="6480"/>
+        </w:tabs>
+        <w:ind w:left="6480" w:hanging="360"/>
+      </w:pPr>
+      <w:rPr>
+        <w:rFonts w:ascii="Wingdings" w:hAnsi="Wingdings" w:hint="default"/>
+        <w:sz w:val="20"/>
+      </w:rPr>
+    </w:lvl>
+  </w:abstractNum>
+  <w:abstractNum w:abstractNumId="18" w15:restartNumberingAfterBreak="0">
+    <w:nsid w:val="349270F1"/>
+    <w:multiLevelType w:val="multilevel"/>
+    <w:tmpl w:val="1E5AE9FE"/>
+    <w:lvl w:ilvl="0">
+      <w:start w:val="1"/>
+      <w:numFmt w:val="decimal"/>
+      <w:lvlText w:val="%1."/>
+      <w:lvlJc w:val="left"/>
+      <w:pPr>
+        <w:tabs>
+          <w:tab w:val="num" w:pos="720"/>
+        </w:tabs>
+        <w:ind w:left="720" w:hanging="360"/>
+      </w:pPr>
+    </w:lvl>
+    <w:lvl w:ilvl="1" w:tentative="1">
+      <w:start w:val="1"/>
+      <w:numFmt w:val="decimal"/>
+      <w:lvlText w:val="%2."/>
+      <w:lvlJc w:val="left"/>
+      <w:pPr>
+        <w:tabs>
+          <w:tab w:val="num" w:pos="1440"/>
+        </w:tabs>
+        <w:ind w:left="1440" w:hanging="360"/>
+      </w:pPr>
+    </w:lvl>
+    <w:lvl w:ilvl="2" w:tentative="1">
+      <w:start w:val="1"/>
+      <w:numFmt w:val="decimal"/>
+      <w:lvlText w:val="%3."/>
+      <w:lvlJc w:val="left"/>
+      <w:pPr>
+        <w:tabs>
+          <w:tab w:val="num" w:pos="2160"/>
+        </w:tabs>
+        <w:ind w:left="2160" w:hanging="360"/>
+      </w:pPr>
+    </w:lvl>
+    <w:lvl w:ilvl="3" w:tentative="1">
+      <w:start w:val="1"/>
+      <w:numFmt w:val="decimal"/>
+      <w:lvlText w:val="%4."/>
+      <w:lvlJc w:val="left"/>
+      <w:pPr>
+        <w:tabs>
+          <w:tab w:val="num" w:pos="2880"/>
+        </w:tabs>
+        <w:ind w:left="2880" w:hanging="360"/>
+      </w:pPr>
+    </w:lvl>
+    <w:lvl w:ilvl="4" w:tentative="1">
+      <w:start w:val="1"/>
+      <w:numFmt w:val="decimal"/>
+      <w:lvlText w:val="%5."/>
+      <w:lvlJc w:val="left"/>
+      <w:pPr>
+        <w:tabs>
+          <w:tab w:val="num" w:pos="3600"/>
+        </w:tabs>
+        <w:ind w:left="3600" w:hanging="360"/>
+      </w:pPr>
+    </w:lvl>
+    <w:lvl w:ilvl="5" w:tentative="1">
+      <w:start w:val="1"/>
+      <w:numFmt w:val="decimal"/>
+      <w:lvlText w:val="%6."/>
+      <w:lvlJc w:val="left"/>
+      <w:pPr>
+        <w:tabs>
+          <w:tab w:val="num" w:pos="4320"/>
+        </w:tabs>
+        <w:ind w:left="4320" w:hanging="360"/>
+      </w:pPr>
+    </w:lvl>
+    <w:lvl w:ilvl="6" w:tentative="1">
+      <w:start w:val="1"/>
+      <w:numFmt w:val="decimal"/>
+      <w:lvlText w:val="%7."/>
+      <w:lvlJc w:val="left"/>
+      <w:pPr>
+        <w:tabs>
+          <w:tab w:val="num" w:pos="5040"/>
+        </w:tabs>
+        <w:ind w:left="5040" w:hanging="360"/>
+      </w:pPr>
+    </w:lvl>
+    <w:lvl w:ilvl="7" w:tentative="1">
+      <w:start w:val="1"/>
+      <w:numFmt w:val="decimal"/>
+      <w:lvlText w:val="%8."/>
+      <w:lvlJc w:val="left"/>
+      <w:pPr>
+        <w:tabs>
+          <w:tab w:val="num" w:pos="5760"/>
+        </w:tabs>
+        <w:ind w:left="5760" w:hanging="360"/>
+      </w:pPr>
+    </w:lvl>
+    <w:lvl w:ilvl="8" w:tentative="1">
+      <w:start w:val="1"/>
+      <w:numFmt w:val="decimal"/>
+      <w:lvlText w:val="%9."/>
+      <w:lvlJc w:val="left"/>
+      <w:pPr>
+        <w:tabs>
+          <w:tab w:val="num" w:pos="6480"/>
+        </w:tabs>
+        <w:ind w:left="6480" w:hanging="360"/>
+      </w:pPr>
+    </w:lvl>
+  </w:abstractNum>
+  <w:abstractNum w:abstractNumId="19" w15:restartNumberingAfterBreak="0">
+    <w:nsid w:val="36953F34"/>
+    <w:multiLevelType w:val="multilevel"/>
+    <w:tmpl w:val="CBB0D8B6"/>
+    <w:lvl w:ilvl="0">
+      <w:start w:val="1"/>
+      <w:numFmt w:val="bullet"/>
+      <w:lvlText w:val=""/>
+      <w:lvlJc w:val="left"/>
+      <w:pPr>
+        <w:tabs>
+          <w:tab w:val="num" w:pos="720"/>
+        </w:tabs>
+        <w:ind w:left="720" w:hanging="360"/>
+      </w:pPr>
+      <w:rPr>
+        <w:rFonts w:ascii="Symbol" w:hAnsi="Symbol" w:hint="default"/>
+        <w:sz w:val="20"/>
+      </w:rPr>
+    </w:lvl>
+    <w:lvl w:ilvl="1" w:tentative="1">
+      <w:start w:val="1"/>
+      <w:numFmt w:val="bullet"/>
+      <w:lvlText w:val="o"/>
+      <w:lvlJc w:val="left"/>
+      <w:pPr>
+        <w:tabs>
+          <w:tab w:val="num" w:pos="1440"/>
+        </w:tabs>
+        <w:ind w:left="1440" w:hanging="360"/>
+      </w:pPr>
+      <w:rPr>
+        <w:rFonts w:ascii="Courier New" w:hAnsi="Courier New" w:hint="default"/>
+        <w:sz w:val="20"/>
+      </w:rPr>
+    </w:lvl>
+    <w:lvl w:ilvl="2" w:tentative="1">
+      <w:start w:val="1"/>
+      <w:numFmt w:val="bullet"/>
+      <w:lvlText w:val=""/>
+      <w:lvlJc w:val="left"/>
+      <w:pPr>
+        <w:tabs>
+          <w:tab w:val="num" w:pos="2160"/>
+        </w:tabs>
+        <w:ind w:left="2160" w:hanging="360"/>
+      </w:pPr>
+      <w:rPr>
+        <w:rFonts w:ascii="Wingdings" w:hAnsi="Wingdings" w:hint="default"/>
+        <w:sz w:val="20"/>
+      </w:rPr>
+    </w:lvl>
+    <w:lvl w:ilvl="3" w:tentative="1">
+      <w:start w:val="1"/>
+      <w:numFmt w:val="bullet"/>
+      <w:lvlText w:val=""/>
+      <w:lvlJc w:val="left"/>
+      <w:pPr>
+        <w:tabs>
+          <w:tab w:val="num" w:pos="2880"/>
+        </w:tabs>
+        <w:ind w:left="2880" w:hanging="360"/>
+      </w:pPr>
+      <w:rPr>
+        <w:rFonts w:ascii="Wingdings" w:hAnsi="Wingdings" w:hint="default"/>
+        <w:sz w:val="20"/>
+      </w:rPr>
+    </w:lvl>
+    <w:lvl w:ilvl="4" w:tentative="1">
+      <w:start w:val="1"/>
+      <w:numFmt w:val="bullet"/>
+      <w:lvlText w:val=""/>
+      <w:lvlJc w:val="left"/>
+      <w:pPr>
+        <w:tabs>
+          <w:tab w:val="num" w:pos="3600"/>
+        </w:tabs>
+        <w:ind w:left="3600" w:hanging="360"/>
+      </w:pPr>
+      <w:rPr>
+        <w:rFonts w:ascii="Wingdings" w:hAnsi="Wingdings" w:hint="default"/>
+        <w:sz w:val="20"/>
+      </w:rPr>
+    </w:lvl>
+    <w:lvl w:ilvl="5" w:tentative="1">
+      <w:start w:val="1"/>
+      <w:numFmt w:val="bullet"/>
+      <w:lvlText w:val=""/>
+      <w:lvlJc w:val="left"/>
+      <w:pPr>
+        <w:tabs>
+          <w:tab w:val="num" w:pos="4320"/>
+        </w:tabs>
+        <w:ind w:left="4320" w:hanging="360"/>
+      </w:pPr>
+      <w:rPr>
+        <w:rFonts w:ascii="Wingdings" w:hAnsi="Wingdings" w:hint="default"/>
+        <w:sz w:val="20"/>
+      </w:rPr>
+    </w:lvl>
+    <w:lvl w:ilvl="6" w:tentative="1">
+      <w:start w:val="1"/>
+      <w:numFmt w:val="bullet"/>
+      <w:lvlText w:val=""/>
+      <w:lvlJc w:val="left"/>
+      <w:pPr>
+        <w:tabs>
+          <w:tab w:val="num" w:pos="5040"/>
+        </w:tabs>
+        <w:ind w:left="5040" w:hanging="360"/>
+      </w:pPr>
+      <w:rPr>
+        <w:rFonts w:ascii="Wingdings" w:hAnsi="Wingdings" w:hint="default"/>
+        <w:sz w:val="20"/>
+      </w:rPr>
+    </w:lvl>
+    <w:lvl w:ilvl="7" w:tentative="1">
+      <w:start w:val="1"/>
+      <w:numFmt w:val="bullet"/>
+      <w:lvlText w:val=""/>
+      <w:lvlJc w:val="left"/>
+      <w:pPr>
+        <w:tabs>
+          <w:tab w:val="num" w:pos="5760"/>
+        </w:tabs>
+        <w:ind w:left="5760" w:hanging="360"/>
+      </w:pPr>
+      <w:rPr>
+        <w:rFonts w:ascii="Wingdings" w:hAnsi="Wingdings" w:hint="default"/>
+        <w:sz w:val="20"/>
+      </w:rPr>
+    </w:lvl>
+    <w:lvl w:ilvl="8" w:tentative="1">
+      <w:start w:val="1"/>
+      <w:numFmt w:val="bullet"/>
+      <w:lvlText w:val=""/>
+      <w:lvlJc w:val="left"/>
+      <w:pPr>
+        <w:tabs>
+          <w:tab w:val="num" w:pos="6480"/>
+        </w:tabs>
+        <w:ind w:left="6480" w:hanging="360"/>
+      </w:pPr>
+      <w:rPr>
+        <w:rFonts w:ascii="Wingdings" w:hAnsi="Wingdings" w:hint="default"/>
+        <w:sz w:val="20"/>
+      </w:rPr>
+    </w:lvl>
+  </w:abstractNum>
+  <w:abstractNum w:abstractNumId="20" w15:restartNumberingAfterBreak="0">
+    <w:nsid w:val="376B4C87"/>
+    <w:multiLevelType w:val="multilevel"/>
+    <w:tmpl w:val="39CEE236"/>
+    <w:lvl w:ilvl="0">
+      <w:start w:val="1"/>
+      <w:numFmt w:val="bullet"/>
+      <w:lvlText w:val=""/>
+      <w:lvlJc w:val="left"/>
+      <w:pPr>
+        <w:tabs>
+          <w:tab w:val="num" w:pos="720"/>
+        </w:tabs>
+        <w:ind w:left="720" w:hanging="360"/>
+      </w:pPr>
+      <w:rPr>
+        <w:rFonts w:ascii="Symbol" w:hAnsi="Symbol" w:hint="default"/>
+        <w:sz w:val="20"/>
+      </w:rPr>
+    </w:lvl>
+    <w:lvl w:ilvl="1" w:tentative="1">
+      <w:start w:val="1"/>
+      <w:numFmt w:val="bullet"/>
+      <w:lvlText w:val="o"/>
+      <w:lvlJc w:val="left"/>
+      <w:pPr>
+        <w:tabs>
+          <w:tab w:val="num" w:pos="1440"/>
+        </w:tabs>
+        <w:ind w:left="1440" w:hanging="360"/>
+      </w:pPr>
+      <w:rPr>
+        <w:rFonts w:ascii="Courier New" w:hAnsi="Courier New" w:hint="default"/>
+        <w:sz w:val="20"/>
+      </w:rPr>
+    </w:lvl>
+    <w:lvl w:ilvl="2" w:tentative="1">
+      <w:start w:val="1"/>
+      <w:numFmt w:val="bullet"/>
+      <w:lvlText w:val=""/>
+      <w:lvlJc w:val="left"/>
+      <w:pPr>
+        <w:tabs>
+          <w:tab w:val="num" w:pos="2160"/>
+        </w:tabs>
+        <w:ind w:left="2160" w:hanging="360"/>
+      </w:pPr>
+      <w:rPr>
+        <w:rFonts w:ascii="Wingdings" w:hAnsi="Wingdings" w:hint="default"/>
+        <w:sz w:val="20"/>
+      </w:rPr>
+    </w:lvl>
+    <w:lvl w:ilvl="3" w:tentative="1">
+      <w:start w:val="1"/>
+      <w:numFmt w:val="bullet"/>
+      <w:lvlText w:val=""/>
+      <w:lvlJc w:val="left"/>
+      <w:pPr>
+        <w:tabs>
+          <w:tab w:val="num" w:pos="2880"/>
+        </w:tabs>
+        <w:ind w:left="2880" w:hanging="360"/>
+      </w:pPr>
+      <w:rPr>
+        <w:rFonts w:ascii="Wingdings" w:hAnsi="Wingdings" w:hint="default"/>
+        <w:sz w:val="20"/>
+      </w:rPr>
+    </w:lvl>
+    <w:lvl w:ilvl="4" w:tentative="1">
+      <w:start w:val="1"/>
+      <w:numFmt w:val="bullet"/>
+      <w:lvlText w:val=""/>
+      <w:lvlJc w:val="left"/>
+      <w:pPr>
+        <w:tabs>
+          <w:tab w:val="num" w:pos="3600"/>
+        </w:tabs>
+        <w:ind w:left="3600" w:hanging="360"/>
+      </w:pPr>
+      <w:rPr>
+        <w:rFonts w:ascii="Wingdings" w:hAnsi="Wingdings" w:hint="default"/>
+        <w:sz w:val="20"/>
+      </w:rPr>
+    </w:lvl>
+    <w:lvl w:ilvl="5" w:tentative="1">
+      <w:start w:val="1"/>
+      <w:numFmt w:val="bullet"/>
+      <w:lvlText w:val=""/>
+      <w:lvlJc w:val="left"/>
+      <w:pPr>
+        <w:tabs>
+          <w:tab w:val="num" w:pos="4320"/>
+        </w:tabs>
+        <w:ind w:left="4320" w:hanging="360"/>
+      </w:pPr>
+      <w:rPr>
+        <w:rFonts w:ascii="Wingdings" w:hAnsi="Wingdings" w:hint="default"/>
+        <w:sz w:val="20"/>
+      </w:rPr>
+    </w:lvl>
+    <w:lvl w:ilvl="6" w:tentative="1">
+      <w:start w:val="1"/>
+      <w:numFmt w:val="bullet"/>
+      <w:lvlText w:val=""/>
+      <w:lvlJc w:val="left"/>
+      <w:pPr>
+        <w:tabs>
+          <w:tab w:val="num" w:pos="5040"/>
+        </w:tabs>
+        <w:ind w:left="5040" w:hanging="360"/>
+      </w:pPr>
+      <w:rPr>
+        <w:rFonts w:ascii="Wingdings" w:hAnsi="Wingdings" w:hint="default"/>
+        <w:sz w:val="20"/>
+      </w:rPr>
+    </w:lvl>
+    <w:lvl w:ilvl="7" w:tentative="1">
+      <w:start w:val="1"/>
+      <w:numFmt w:val="bullet"/>
+      <w:lvlText w:val=""/>
+      <w:lvlJc w:val="left"/>
+      <w:pPr>
+        <w:tabs>
+          <w:tab w:val="num" w:pos="5760"/>
+        </w:tabs>
+        <w:ind w:left="5760" w:hanging="360"/>
+      </w:pPr>
+      <w:rPr>
+        <w:rFonts w:ascii="Wingdings" w:hAnsi="Wingdings" w:hint="default"/>
+        <w:sz w:val="20"/>
+      </w:rPr>
+    </w:lvl>
+    <w:lvl w:ilvl="8" w:tentative="1">
+      <w:start w:val="1"/>
+      <w:numFmt w:val="bullet"/>
+      <w:lvlText w:val=""/>
+      <w:lvlJc w:val="left"/>
+      <w:pPr>
+        <w:tabs>
+          <w:tab w:val="num" w:pos="6480"/>
+        </w:tabs>
+        <w:ind w:left="6480" w:hanging="360"/>
+      </w:pPr>
+      <w:rPr>
+        <w:rFonts w:ascii="Wingdings" w:hAnsi="Wingdings" w:hint="default"/>
+        <w:sz w:val="20"/>
+      </w:rPr>
+    </w:lvl>
+  </w:abstractNum>
+  <w:abstractNum w:abstractNumId="21" w15:restartNumberingAfterBreak="0">
+    <w:nsid w:val="396F19EC"/>
+    <w:multiLevelType w:val="multilevel"/>
+    <w:tmpl w:val="5D169AAE"/>
+    <w:lvl w:ilvl="0">
+      <w:start w:val="1"/>
+      <w:numFmt w:val="bullet"/>
+      <w:lvlText w:val=""/>
+      <w:lvlJc w:val="left"/>
+      <w:pPr>
+        <w:tabs>
+          <w:tab w:val="num" w:pos="720"/>
+        </w:tabs>
+        <w:ind w:left="720" w:hanging="360"/>
+      </w:pPr>
+      <w:rPr>
+        <w:rFonts w:ascii="Symbol" w:hAnsi="Symbol" w:hint="default"/>
+        <w:sz w:val="20"/>
+      </w:rPr>
+    </w:lvl>
+    <w:lvl w:ilvl="1" w:tentative="1">
+      <w:start w:val="1"/>
+      <w:numFmt w:val="bullet"/>
+      <w:lvlText w:val="o"/>
+      <w:lvlJc w:val="left"/>
+      <w:pPr>
+        <w:tabs>
+          <w:tab w:val="num" w:pos="1440"/>
+        </w:tabs>
+        <w:ind w:left="1440" w:hanging="360"/>
+      </w:pPr>
+      <w:rPr>
+        <w:rFonts w:ascii="Courier New" w:hAnsi="Courier New" w:hint="default"/>
+        <w:sz w:val="20"/>
+      </w:rPr>
+    </w:lvl>
+    <w:lvl w:ilvl="2" w:tentative="1">
+      <w:start w:val="1"/>
+      <w:numFmt w:val="bullet"/>
+      <w:lvlText w:val=""/>
+      <w:lvlJc w:val="left"/>
+      <w:pPr>
+        <w:tabs>
+          <w:tab w:val="num" w:pos="2160"/>
+        </w:tabs>
+        <w:ind w:left="2160" w:hanging="360"/>
+      </w:pPr>
+      <w:rPr>
+        <w:rFonts w:ascii="Wingdings" w:hAnsi="Wingdings" w:hint="default"/>
+        <w:sz w:val="20"/>
+      </w:rPr>
+    </w:lvl>
+    <w:lvl w:ilvl="3" w:tentative="1">
+      <w:start w:val="1"/>
+      <w:numFmt w:val="bullet"/>
+      <w:lvlText w:val=""/>
+      <w:lvlJc w:val="left"/>
+      <w:pPr>
+        <w:tabs>
+          <w:tab w:val="num" w:pos="2880"/>
+        </w:tabs>
+        <w:ind w:left="2880" w:hanging="360"/>
+      </w:pPr>
+      <w:rPr>
+        <w:rFonts w:ascii="Wingdings" w:hAnsi="Wingdings" w:hint="default"/>
+        <w:sz w:val="20"/>
+      </w:rPr>
+    </w:lvl>
+    <w:lvl w:ilvl="4" w:tentative="1">
+      <w:start w:val="1"/>
+      <w:numFmt w:val="bullet"/>
+      <w:lvlText w:val=""/>
+      <w:lvlJc w:val="left"/>
+      <w:pPr>
+        <w:tabs>
+          <w:tab w:val="num" w:pos="3600"/>
+        </w:tabs>
+        <w:ind w:left="3600" w:hanging="360"/>
+      </w:pPr>
+      <w:rPr>
+        <w:rFonts w:ascii="Wingdings" w:hAnsi="Wingdings" w:hint="default"/>
+        <w:sz w:val="20"/>
+      </w:rPr>
+    </w:lvl>
+    <w:lvl w:ilvl="5" w:tentative="1">
+      <w:start w:val="1"/>
+      <w:numFmt w:val="bullet"/>
+      <w:lvlText w:val=""/>
+      <w:lvlJc w:val="left"/>
+      <w:pPr>
+        <w:tabs>
+          <w:tab w:val="num" w:pos="4320"/>
+        </w:tabs>
+        <w:ind w:left="4320" w:hanging="360"/>
+      </w:pPr>
+      <w:rPr>
+        <w:rFonts w:ascii="Wingdings" w:hAnsi="Wingdings" w:hint="default"/>
+        <w:sz w:val="20"/>
+      </w:rPr>
+    </w:lvl>
+    <w:lvl w:ilvl="6" w:tentative="1">
+      <w:start w:val="1"/>
+      <w:numFmt w:val="bullet"/>
+      <w:lvlText w:val=""/>
+      <w:lvlJc w:val="left"/>
+      <w:pPr>
+        <w:tabs>
+          <w:tab w:val="num" w:pos="5040"/>
+        </w:tabs>
+        <w:ind w:left="5040" w:hanging="360"/>
+      </w:pPr>
+      <w:rPr>
+        <w:rFonts w:ascii="Wingdings" w:hAnsi="Wingdings" w:hint="default"/>
+        <w:sz w:val="20"/>
+      </w:rPr>
+    </w:lvl>
+    <w:lvl w:ilvl="7" w:tentative="1">
+      <w:start w:val="1"/>
+      <w:numFmt w:val="bullet"/>
+      <w:lvlText w:val=""/>
+      <w:lvlJc w:val="left"/>
+      <w:pPr>
+        <w:tabs>
+          <w:tab w:val="num" w:pos="5760"/>
+        </w:tabs>
+        <w:ind w:left="5760" w:hanging="360"/>
+      </w:pPr>
+      <w:rPr>
+        <w:rFonts w:ascii="Wingdings" w:hAnsi="Wingdings" w:hint="default"/>
+        <w:sz w:val="20"/>
+      </w:rPr>
+    </w:lvl>
+    <w:lvl w:ilvl="8" w:tentative="1">
+      <w:start w:val="1"/>
+      <w:numFmt w:val="bullet"/>
+      <w:lvlText w:val=""/>
+      <w:lvlJc w:val="left"/>
+      <w:pPr>
+        <w:tabs>
+          <w:tab w:val="num" w:pos="6480"/>
+        </w:tabs>
+        <w:ind w:left="6480" w:hanging="360"/>
+      </w:pPr>
+      <w:rPr>
+        <w:rFonts w:ascii="Wingdings" w:hAnsi="Wingdings" w:hint="default"/>
+        <w:sz w:val="20"/>
+      </w:rPr>
+    </w:lvl>
+  </w:abstractNum>
+  <w:abstractNum w:abstractNumId="22" w15:restartNumberingAfterBreak="0">
+    <w:nsid w:val="44717103"/>
+    <w:multiLevelType w:val="multilevel"/>
+    <w:tmpl w:val="914CA9EE"/>
+    <w:lvl w:ilvl="0">
+      <w:start w:val="1"/>
+      <w:numFmt w:val="decimal"/>
+      <w:lvlText w:val="%1."/>
+      <w:lvlJc w:val="left"/>
+      <w:pPr>
+        <w:tabs>
+          <w:tab w:val="num" w:pos="720"/>
+        </w:tabs>
+        <w:ind w:left="720" w:hanging="360"/>
+      </w:pPr>
+    </w:lvl>
+    <w:lvl w:ilvl="1" w:tentative="1">
+      <w:start w:val="1"/>
+      <w:numFmt w:val="decimal"/>
+      <w:lvlText w:val="%2."/>
+      <w:lvlJc w:val="left"/>
+      <w:pPr>
+        <w:tabs>
+          <w:tab w:val="num" w:pos="1440"/>
+        </w:tabs>
+        <w:ind w:left="1440" w:hanging="360"/>
+      </w:pPr>
+    </w:lvl>
+    <w:lvl w:ilvl="2" w:tentative="1">
+      <w:start w:val="1"/>
+      <w:numFmt w:val="decimal"/>
+      <w:lvlText w:val="%3."/>
+      <w:lvlJc w:val="left"/>
+      <w:pPr>
+        <w:tabs>
+          <w:tab w:val="num" w:pos="2160"/>
+        </w:tabs>
+        <w:ind w:left="2160" w:hanging="360"/>
+      </w:pPr>
+    </w:lvl>
+    <w:lvl w:ilvl="3" w:tentative="1">
+      <w:start w:val="1"/>
+      <w:numFmt w:val="decimal"/>
+      <w:lvlText w:val="%4."/>
+      <w:lvlJc w:val="left"/>
+      <w:pPr>
+        <w:tabs>
+          <w:tab w:val="num" w:pos="2880"/>
+        </w:tabs>
+        <w:ind w:left="2880" w:hanging="360"/>
+      </w:pPr>
+    </w:lvl>
+    <w:lvl w:ilvl="4" w:tentative="1">
+      <w:start w:val="1"/>
+      <w:numFmt w:val="decimal"/>
+      <w:lvlText w:val="%5."/>
+      <w:lvlJc w:val="left"/>
+      <w:pPr>
+        <w:tabs>
+          <w:tab w:val="num" w:pos="3600"/>
+        </w:tabs>
+        <w:ind w:left="3600" w:hanging="360"/>
+      </w:pPr>
+    </w:lvl>
+    <w:lvl w:ilvl="5" w:tentative="1">
+      <w:start w:val="1"/>
+      <w:numFmt w:val="decimal"/>
+      <w:lvlText w:val="%6."/>
+      <w:lvlJc w:val="left"/>
+      <w:pPr>
+        <w:tabs>
+          <w:tab w:val="num" w:pos="4320"/>
+        </w:tabs>
+        <w:ind w:left="4320" w:hanging="360"/>
+      </w:pPr>
+    </w:lvl>
+    <w:lvl w:ilvl="6" w:tentative="1">
+      <w:start w:val="1"/>
+      <w:numFmt w:val="decimal"/>
+      <w:lvlText w:val="%7."/>
+      <w:lvlJc w:val="left"/>
+      <w:pPr>
+        <w:tabs>
+          <w:tab w:val="num" w:pos="5040"/>
+        </w:tabs>
+        <w:ind w:left="5040" w:hanging="360"/>
+      </w:pPr>
+    </w:lvl>
+    <w:lvl w:ilvl="7" w:tentative="1">
+      <w:start w:val="1"/>
+      <w:numFmt w:val="decimal"/>
+      <w:lvlText w:val="%8."/>
+      <w:lvlJc w:val="left"/>
+      <w:pPr>
+        <w:tabs>
+          <w:tab w:val="num" w:pos="5760"/>
+        </w:tabs>
+        <w:ind w:left="5760" w:hanging="360"/>
+      </w:pPr>
+    </w:lvl>
+    <w:lvl w:ilvl="8" w:tentative="1">
+      <w:start w:val="1"/>
+      <w:numFmt w:val="decimal"/>
+      <w:lvlText w:val="%9."/>
+      <w:lvlJc w:val="left"/>
+      <w:pPr>
+        <w:tabs>
+          <w:tab w:val="num" w:pos="6480"/>
+        </w:tabs>
+        <w:ind w:left="6480" w:hanging="360"/>
+      </w:pPr>
+    </w:lvl>
+  </w:abstractNum>
+  <w:abstractNum w:abstractNumId="23" w15:restartNumberingAfterBreak="0">
+    <w:nsid w:val="46F26777"/>
+    <w:multiLevelType w:val="multilevel"/>
+    <w:tmpl w:val="3398C934"/>
+    <w:lvl w:ilvl="0">
+      <w:start w:val="1"/>
+      <w:numFmt w:val="decimal"/>
+      <w:lvlText w:val="%1."/>
+      <w:lvlJc w:val="left"/>
+      <w:pPr>
+        <w:tabs>
+          <w:tab w:val="num" w:pos="720"/>
+        </w:tabs>
+        <w:ind w:left="720" w:hanging="360"/>
+      </w:pPr>
+    </w:lvl>
+    <w:lvl w:ilvl="1" w:tentative="1">
+      <w:start w:val="1"/>
+      <w:numFmt w:val="decimal"/>
+      <w:lvlText w:val="%2."/>
+      <w:lvlJc w:val="left"/>
+      <w:pPr>
+        <w:tabs>
+          <w:tab w:val="num" w:pos="1440"/>
+        </w:tabs>
+        <w:ind w:left="1440" w:hanging="360"/>
+      </w:pPr>
+    </w:lvl>
+    <w:lvl w:ilvl="2" w:tentative="1">
+      <w:start w:val="1"/>
+      <w:numFmt w:val="decimal"/>
+      <w:lvlText w:val="%3."/>
+      <w:lvlJc w:val="left"/>
+      <w:pPr>
+        <w:tabs>
+          <w:tab w:val="num" w:pos="2160"/>
+        </w:tabs>
+        <w:ind w:left="2160" w:hanging="360"/>
+      </w:pPr>
+    </w:lvl>
+    <w:lvl w:ilvl="3" w:tentative="1">
+      <w:start w:val="1"/>
+      <w:numFmt w:val="decimal"/>
+      <w:lvlText w:val="%4."/>
+      <w:lvlJc w:val="left"/>
+      <w:pPr>
+        <w:tabs>
+          <w:tab w:val="num" w:pos="2880"/>
+        </w:tabs>
+        <w:ind w:left="2880" w:hanging="360"/>
+      </w:pPr>
+    </w:lvl>
+    <w:lvl w:ilvl="4" w:tentative="1">
+      <w:start w:val="1"/>
+      <w:numFmt w:val="decimal"/>
+      <w:lvlText w:val="%5."/>
+      <w:lvlJc w:val="left"/>
+      <w:pPr>
+        <w:tabs>
+          <w:tab w:val="num" w:pos="3600"/>
+        </w:tabs>
+        <w:ind w:left="3600" w:hanging="360"/>
+      </w:pPr>
+    </w:lvl>
+    <w:lvl w:ilvl="5" w:tentative="1">
+      <w:start w:val="1"/>
+      <w:numFmt w:val="decimal"/>
+      <w:lvlText w:val="%6."/>
+      <w:lvlJc w:val="left"/>
+      <w:pPr>
+        <w:tabs>
+          <w:tab w:val="num" w:pos="4320"/>
+        </w:tabs>
+        <w:ind w:left="4320" w:hanging="360"/>
+      </w:pPr>
+    </w:lvl>
+    <w:lvl w:ilvl="6" w:tentative="1">
+      <w:start w:val="1"/>
+      <w:numFmt w:val="decimal"/>
+      <w:lvlText w:val="%7."/>
+      <w:lvlJc w:val="left"/>
+      <w:pPr>
+        <w:tabs>
+          <w:tab w:val="num" w:pos="5040"/>
+        </w:tabs>
+        <w:ind w:left="5040" w:hanging="360"/>
+      </w:pPr>
+    </w:lvl>
+    <w:lvl w:ilvl="7" w:tentative="1">
+      <w:start w:val="1"/>
+      <w:numFmt w:val="decimal"/>
+      <w:lvlText w:val="%8."/>
+      <w:lvlJc w:val="left"/>
+      <w:pPr>
+        <w:tabs>
+          <w:tab w:val="num" w:pos="5760"/>
+        </w:tabs>
+        <w:ind w:left="5760" w:hanging="360"/>
+      </w:pPr>
+    </w:lvl>
+    <w:lvl w:ilvl="8" w:tentative="1">
+      <w:start w:val="1"/>
+      <w:numFmt w:val="decimal"/>
+      <w:lvlText w:val="%9."/>
+      <w:lvlJc w:val="left"/>
+      <w:pPr>
+        <w:tabs>
+          <w:tab w:val="num" w:pos="6480"/>
+        </w:tabs>
+        <w:ind w:left="6480" w:hanging="360"/>
+      </w:pPr>
+    </w:lvl>
+  </w:abstractNum>
+  <w:abstractNum w:abstractNumId="24" w15:restartNumberingAfterBreak="0">
     <w:nsid w:val="499F1A77"/>
     <w:multiLevelType w:val="multilevel"/>
     <w:tmpl w:val="D522FD6C"/>
@@ -863,11 +5541,905 @@
       </w:rPr>
     </w:lvl>
   </w:abstractNum>
-  <w:abstractNum w:abstractNumId="1" w15:restartNumberingAfterBreak="0">
+  <w:abstractNum w:abstractNumId="25" w15:restartNumberingAfterBreak="0">
+    <w:nsid w:val="49EF1466"/>
+    <w:multiLevelType w:val="multilevel"/>
+    <w:tmpl w:val="828EFD06"/>
+    <w:lvl w:ilvl="0">
+      <w:start w:val="1"/>
+      <w:numFmt w:val="bullet"/>
+      <w:lvlText w:val=""/>
+      <w:lvlJc w:val="left"/>
+      <w:pPr>
+        <w:tabs>
+          <w:tab w:val="num" w:pos="720"/>
+        </w:tabs>
+        <w:ind w:left="720" w:hanging="360"/>
+      </w:pPr>
+      <w:rPr>
+        <w:rFonts w:ascii="Symbol" w:hAnsi="Symbol" w:hint="default"/>
+        <w:sz w:val="20"/>
+      </w:rPr>
+    </w:lvl>
+    <w:lvl w:ilvl="1" w:tentative="1">
+      <w:start w:val="1"/>
+      <w:numFmt w:val="bullet"/>
+      <w:lvlText w:val="o"/>
+      <w:lvlJc w:val="left"/>
+      <w:pPr>
+        <w:tabs>
+          <w:tab w:val="num" w:pos="1440"/>
+        </w:tabs>
+        <w:ind w:left="1440" w:hanging="360"/>
+      </w:pPr>
+      <w:rPr>
+        <w:rFonts w:ascii="Courier New" w:hAnsi="Courier New" w:hint="default"/>
+        <w:sz w:val="20"/>
+      </w:rPr>
+    </w:lvl>
+    <w:lvl w:ilvl="2" w:tentative="1">
+      <w:start w:val="1"/>
+      <w:numFmt w:val="bullet"/>
+      <w:lvlText w:val=""/>
+      <w:lvlJc w:val="left"/>
+      <w:pPr>
+        <w:tabs>
+          <w:tab w:val="num" w:pos="2160"/>
+        </w:tabs>
+        <w:ind w:left="2160" w:hanging="360"/>
+      </w:pPr>
+      <w:rPr>
+        <w:rFonts w:ascii="Wingdings" w:hAnsi="Wingdings" w:hint="default"/>
+        <w:sz w:val="20"/>
+      </w:rPr>
+    </w:lvl>
+    <w:lvl w:ilvl="3" w:tentative="1">
+      <w:start w:val="1"/>
+      <w:numFmt w:val="bullet"/>
+      <w:lvlText w:val=""/>
+      <w:lvlJc w:val="left"/>
+      <w:pPr>
+        <w:tabs>
+          <w:tab w:val="num" w:pos="2880"/>
+        </w:tabs>
+        <w:ind w:left="2880" w:hanging="360"/>
+      </w:pPr>
+      <w:rPr>
+        <w:rFonts w:ascii="Wingdings" w:hAnsi="Wingdings" w:hint="default"/>
+        <w:sz w:val="20"/>
+      </w:rPr>
+    </w:lvl>
+    <w:lvl w:ilvl="4" w:tentative="1">
+      <w:start w:val="1"/>
+      <w:numFmt w:val="bullet"/>
+      <w:lvlText w:val=""/>
+      <w:lvlJc w:val="left"/>
+      <w:pPr>
+        <w:tabs>
+          <w:tab w:val="num" w:pos="3600"/>
+        </w:tabs>
+        <w:ind w:left="3600" w:hanging="360"/>
+      </w:pPr>
+      <w:rPr>
+        <w:rFonts w:ascii="Wingdings" w:hAnsi="Wingdings" w:hint="default"/>
+        <w:sz w:val="20"/>
+      </w:rPr>
+    </w:lvl>
+    <w:lvl w:ilvl="5" w:tentative="1">
+      <w:start w:val="1"/>
+      <w:numFmt w:val="bullet"/>
+      <w:lvlText w:val=""/>
+      <w:lvlJc w:val="left"/>
+      <w:pPr>
+        <w:tabs>
+          <w:tab w:val="num" w:pos="4320"/>
+        </w:tabs>
+        <w:ind w:left="4320" w:hanging="360"/>
+      </w:pPr>
+      <w:rPr>
+        <w:rFonts w:ascii="Wingdings" w:hAnsi="Wingdings" w:hint="default"/>
+        <w:sz w:val="20"/>
+      </w:rPr>
+    </w:lvl>
+    <w:lvl w:ilvl="6" w:tentative="1">
+      <w:start w:val="1"/>
+      <w:numFmt w:val="bullet"/>
+      <w:lvlText w:val=""/>
+      <w:lvlJc w:val="left"/>
+      <w:pPr>
+        <w:tabs>
+          <w:tab w:val="num" w:pos="5040"/>
+        </w:tabs>
+        <w:ind w:left="5040" w:hanging="360"/>
+      </w:pPr>
+      <w:rPr>
+        <w:rFonts w:ascii="Wingdings" w:hAnsi="Wingdings" w:hint="default"/>
+        <w:sz w:val="20"/>
+      </w:rPr>
+    </w:lvl>
+    <w:lvl w:ilvl="7" w:tentative="1">
+      <w:start w:val="1"/>
+      <w:numFmt w:val="bullet"/>
+      <w:lvlText w:val=""/>
+      <w:lvlJc w:val="left"/>
+      <w:pPr>
+        <w:tabs>
+          <w:tab w:val="num" w:pos="5760"/>
+        </w:tabs>
+        <w:ind w:left="5760" w:hanging="360"/>
+      </w:pPr>
+      <w:rPr>
+        <w:rFonts w:ascii="Wingdings" w:hAnsi="Wingdings" w:hint="default"/>
+        <w:sz w:val="20"/>
+      </w:rPr>
+    </w:lvl>
+    <w:lvl w:ilvl="8" w:tentative="1">
+      <w:start w:val="1"/>
+      <w:numFmt w:val="bullet"/>
+      <w:lvlText w:val=""/>
+      <w:lvlJc w:val="left"/>
+      <w:pPr>
+        <w:tabs>
+          <w:tab w:val="num" w:pos="6480"/>
+        </w:tabs>
+        <w:ind w:left="6480" w:hanging="360"/>
+      </w:pPr>
+      <w:rPr>
+        <w:rFonts w:ascii="Wingdings" w:hAnsi="Wingdings" w:hint="default"/>
+        <w:sz w:val="20"/>
+      </w:rPr>
+    </w:lvl>
+  </w:abstractNum>
+  <w:abstractNum w:abstractNumId="26" w15:restartNumberingAfterBreak="0">
+    <w:nsid w:val="4AA32158"/>
+    <w:multiLevelType w:val="multilevel"/>
+    <w:tmpl w:val="D03AEB00"/>
+    <w:lvl w:ilvl="0">
+      <w:start w:val="1"/>
+      <w:numFmt w:val="bullet"/>
+      <w:lvlText w:val=""/>
+      <w:lvlJc w:val="left"/>
+      <w:pPr>
+        <w:tabs>
+          <w:tab w:val="num" w:pos="720"/>
+        </w:tabs>
+        <w:ind w:left="720" w:hanging="360"/>
+      </w:pPr>
+      <w:rPr>
+        <w:rFonts w:ascii="Symbol" w:hAnsi="Symbol" w:hint="default"/>
+        <w:sz w:val="20"/>
+      </w:rPr>
+    </w:lvl>
+    <w:lvl w:ilvl="1" w:tentative="1">
+      <w:start w:val="1"/>
+      <w:numFmt w:val="bullet"/>
+      <w:lvlText w:val="o"/>
+      <w:lvlJc w:val="left"/>
+      <w:pPr>
+        <w:tabs>
+          <w:tab w:val="num" w:pos="1440"/>
+        </w:tabs>
+        <w:ind w:left="1440" w:hanging="360"/>
+      </w:pPr>
+      <w:rPr>
+        <w:rFonts w:ascii="Courier New" w:hAnsi="Courier New" w:hint="default"/>
+        <w:sz w:val="20"/>
+      </w:rPr>
+    </w:lvl>
+    <w:lvl w:ilvl="2" w:tentative="1">
+      <w:start w:val="1"/>
+      <w:numFmt w:val="bullet"/>
+      <w:lvlText w:val=""/>
+      <w:lvlJc w:val="left"/>
+      <w:pPr>
+        <w:tabs>
+          <w:tab w:val="num" w:pos="2160"/>
+        </w:tabs>
+        <w:ind w:left="2160" w:hanging="360"/>
+      </w:pPr>
+      <w:rPr>
+        <w:rFonts w:ascii="Wingdings" w:hAnsi="Wingdings" w:hint="default"/>
+        <w:sz w:val="20"/>
+      </w:rPr>
+    </w:lvl>
+    <w:lvl w:ilvl="3" w:tentative="1">
+      <w:start w:val="1"/>
+      <w:numFmt w:val="bullet"/>
+      <w:lvlText w:val=""/>
+      <w:lvlJc w:val="left"/>
+      <w:pPr>
+        <w:tabs>
+          <w:tab w:val="num" w:pos="2880"/>
+        </w:tabs>
+        <w:ind w:left="2880" w:hanging="360"/>
+      </w:pPr>
+      <w:rPr>
+        <w:rFonts w:ascii="Wingdings" w:hAnsi="Wingdings" w:hint="default"/>
+        <w:sz w:val="20"/>
+      </w:rPr>
+    </w:lvl>
+    <w:lvl w:ilvl="4" w:tentative="1">
+      <w:start w:val="1"/>
+      <w:numFmt w:val="bullet"/>
+      <w:lvlText w:val=""/>
+      <w:lvlJc w:val="left"/>
+      <w:pPr>
+        <w:tabs>
+          <w:tab w:val="num" w:pos="3600"/>
+        </w:tabs>
+        <w:ind w:left="3600" w:hanging="360"/>
+      </w:pPr>
+      <w:rPr>
+        <w:rFonts w:ascii="Wingdings" w:hAnsi="Wingdings" w:hint="default"/>
+        <w:sz w:val="20"/>
+      </w:rPr>
+    </w:lvl>
+    <w:lvl w:ilvl="5" w:tentative="1">
+      <w:start w:val="1"/>
+      <w:numFmt w:val="bullet"/>
+      <w:lvlText w:val=""/>
+      <w:lvlJc w:val="left"/>
+      <w:pPr>
+        <w:tabs>
+          <w:tab w:val="num" w:pos="4320"/>
+        </w:tabs>
+        <w:ind w:left="4320" w:hanging="360"/>
+      </w:pPr>
+      <w:rPr>
+        <w:rFonts w:ascii="Wingdings" w:hAnsi="Wingdings" w:hint="default"/>
+        <w:sz w:val="20"/>
+      </w:rPr>
+    </w:lvl>
+    <w:lvl w:ilvl="6" w:tentative="1">
+      <w:start w:val="1"/>
+      <w:numFmt w:val="bullet"/>
+      <w:lvlText w:val=""/>
+      <w:lvlJc w:val="left"/>
+      <w:pPr>
+        <w:tabs>
+          <w:tab w:val="num" w:pos="5040"/>
+        </w:tabs>
+        <w:ind w:left="5040" w:hanging="360"/>
+      </w:pPr>
+      <w:rPr>
+        <w:rFonts w:ascii="Wingdings" w:hAnsi="Wingdings" w:hint="default"/>
+        <w:sz w:val="20"/>
+      </w:rPr>
+    </w:lvl>
+    <w:lvl w:ilvl="7" w:tentative="1">
+      <w:start w:val="1"/>
+      <w:numFmt w:val="bullet"/>
+      <w:lvlText w:val=""/>
+      <w:lvlJc w:val="left"/>
+      <w:pPr>
+        <w:tabs>
+          <w:tab w:val="num" w:pos="5760"/>
+        </w:tabs>
+        <w:ind w:left="5760" w:hanging="360"/>
+      </w:pPr>
+      <w:rPr>
+        <w:rFonts w:ascii="Wingdings" w:hAnsi="Wingdings" w:hint="default"/>
+        <w:sz w:val="20"/>
+      </w:rPr>
+    </w:lvl>
+    <w:lvl w:ilvl="8" w:tentative="1">
+      <w:start w:val="1"/>
+      <w:numFmt w:val="bullet"/>
+      <w:lvlText w:val=""/>
+      <w:lvlJc w:val="left"/>
+      <w:pPr>
+        <w:tabs>
+          <w:tab w:val="num" w:pos="6480"/>
+        </w:tabs>
+        <w:ind w:left="6480" w:hanging="360"/>
+      </w:pPr>
+      <w:rPr>
+        <w:rFonts w:ascii="Wingdings" w:hAnsi="Wingdings" w:hint="default"/>
+        <w:sz w:val="20"/>
+      </w:rPr>
+    </w:lvl>
+  </w:abstractNum>
+  <w:abstractNum w:abstractNumId="27" w15:restartNumberingAfterBreak="0">
+    <w:nsid w:val="4C284DCE"/>
+    <w:multiLevelType w:val="multilevel"/>
+    <w:tmpl w:val="3A901A70"/>
+    <w:lvl w:ilvl="0">
+      <w:start w:val="1"/>
+      <w:numFmt w:val="bullet"/>
+      <w:lvlText w:val=""/>
+      <w:lvlJc w:val="left"/>
+      <w:pPr>
+        <w:tabs>
+          <w:tab w:val="num" w:pos="720"/>
+        </w:tabs>
+        <w:ind w:left="720" w:hanging="360"/>
+      </w:pPr>
+      <w:rPr>
+        <w:rFonts w:ascii="Symbol" w:hAnsi="Symbol" w:hint="default"/>
+        <w:sz w:val="20"/>
+      </w:rPr>
+    </w:lvl>
+    <w:lvl w:ilvl="1" w:tentative="1">
+      <w:start w:val="1"/>
+      <w:numFmt w:val="bullet"/>
+      <w:lvlText w:val="o"/>
+      <w:lvlJc w:val="left"/>
+      <w:pPr>
+        <w:tabs>
+          <w:tab w:val="num" w:pos="1440"/>
+        </w:tabs>
+        <w:ind w:left="1440" w:hanging="360"/>
+      </w:pPr>
+      <w:rPr>
+        <w:rFonts w:ascii="Courier New" w:hAnsi="Courier New" w:hint="default"/>
+        <w:sz w:val="20"/>
+      </w:rPr>
+    </w:lvl>
+    <w:lvl w:ilvl="2" w:tentative="1">
+      <w:start w:val="1"/>
+      <w:numFmt w:val="bullet"/>
+      <w:lvlText w:val=""/>
+      <w:lvlJc w:val="left"/>
+      <w:pPr>
+        <w:tabs>
+          <w:tab w:val="num" w:pos="2160"/>
+        </w:tabs>
+        <w:ind w:left="2160" w:hanging="360"/>
+      </w:pPr>
+      <w:rPr>
+        <w:rFonts w:ascii="Wingdings" w:hAnsi="Wingdings" w:hint="default"/>
+        <w:sz w:val="20"/>
+      </w:rPr>
+    </w:lvl>
+    <w:lvl w:ilvl="3" w:tentative="1">
+      <w:start w:val="1"/>
+      <w:numFmt w:val="bullet"/>
+      <w:lvlText w:val=""/>
+      <w:lvlJc w:val="left"/>
+      <w:pPr>
+        <w:tabs>
+          <w:tab w:val="num" w:pos="2880"/>
+        </w:tabs>
+        <w:ind w:left="2880" w:hanging="360"/>
+      </w:pPr>
+      <w:rPr>
+        <w:rFonts w:ascii="Wingdings" w:hAnsi="Wingdings" w:hint="default"/>
+        <w:sz w:val="20"/>
+      </w:rPr>
+    </w:lvl>
+    <w:lvl w:ilvl="4" w:tentative="1">
+      <w:start w:val="1"/>
+      <w:numFmt w:val="bullet"/>
+      <w:lvlText w:val=""/>
+      <w:lvlJc w:val="left"/>
+      <w:pPr>
+        <w:tabs>
+          <w:tab w:val="num" w:pos="3600"/>
+        </w:tabs>
+        <w:ind w:left="3600" w:hanging="360"/>
+      </w:pPr>
+      <w:rPr>
+        <w:rFonts w:ascii="Wingdings" w:hAnsi="Wingdings" w:hint="default"/>
+        <w:sz w:val="20"/>
+      </w:rPr>
+    </w:lvl>
+    <w:lvl w:ilvl="5" w:tentative="1">
+      <w:start w:val="1"/>
+      <w:numFmt w:val="bullet"/>
+      <w:lvlText w:val=""/>
+      <w:lvlJc w:val="left"/>
+      <w:pPr>
+        <w:tabs>
+          <w:tab w:val="num" w:pos="4320"/>
+        </w:tabs>
+        <w:ind w:left="4320" w:hanging="360"/>
+      </w:pPr>
+      <w:rPr>
+        <w:rFonts w:ascii="Wingdings" w:hAnsi="Wingdings" w:hint="default"/>
+        <w:sz w:val="20"/>
+      </w:rPr>
+    </w:lvl>
+    <w:lvl w:ilvl="6" w:tentative="1">
+      <w:start w:val="1"/>
+      <w:numFmt w:val="bullet"/>
+      <w:lvlText w:val=""/>
+      <w:lvlJc w:val="left"/>
+      <w:pPr>
+        <w:tabs>
+          <w:tab w:val="num" w:pos="5040"/>
+        </w:tabs>
+        <w:ind w:left="5040" w:hanging="360"/>
+      </w:pPr>
+      <w:rPr>
+        <w:rFonts w:ascii="Wingdings" w:hAnsi="Wingdings" w:hint="default"/>
+        <w:sz w:val="20"/>
+      </w:rPr>
+    </w:lvl>
+    <w:lvl w:ilvl="7" w:tentative="1">
+      <w:start w:val="1"/>
+      <w:numFmt w:val="bullet"/>
+      <w:lvlText w:val=""/>
+      <w:lvlJc w:val="left"/>
+      <w:pPr>
+        <w:tabs>
+          <w:tab w:val="num" w:pos="5760"/>
+        </w:tabs>
+        <w:ind w:left="5760" w:hanging="360"/>
+      </w:pPr>
+      <w:rPr>
+        <w:rFonts w:ascii="Wingdings" w:hAnsi="Wingdings" w:hint="default"/>
+        <w:sz w:val="20"/>
+      </w:rPr>
+    </w:lvl>
+    <w:lvl w:ilvl="8" w:tentative="1">
+      <w:start w:val="1"/>
+      <w:numFmt w:val="bullet"/>
+      <w:lvlText w:val=""/>
+      <w:lvlJc w:val="left"/>
+      <w:pPr>
+        <w:tabs>
+          <w:tab w:val="num" w:pos="6480"/>
+        </w:tabs>
+        <w:ind w:left="6480" w:hanging="360"/>
+      </w:pPr>
+      <w:rPr>
+        <w:rFonts w:ascii="Wingdings" w:hAnsi="Wingdings" w:hint="default"/>
+        <w:sz w:val="20"/>
+      </w:rPr>
+    </w:lvl>
+  </w:abstractNum>
+  <w:abstractNum w:abstractNumId="28" w15:restartNumberingAfterBreak="0">
+    <w:nsid w:val="53064558"/>
+    <w:multiLevelType w:val="multilevel"/>
+    <w:tmpl w:val="177089A2"/>
+    <w:lvl w:ilvl="0">
+      <w:start w:val="1"/>
+      <w:numFmt w:val="bullet"/>
+      <w:lvlText w:val=""/>
+      <w:lvlJc w:val="left"/>
+      <w:pPr>
+        <w:tabs>
+          <w:tab w:val="num" w:pos="720"/>
+        </w:tabs>
+        <w:ind w:left="720" w:hanging="360"/>
+      </w:pPr>
+      <w:rPr>
+        <w:rFonts w:ascii="Symbol" w:hAnsi="Symbol" w:hint="default"/>
+        <w:sz w:val="20"/>
+      </w:rPr>
+    </w:lvl>
+    <w:lvl w:ilvl="1" w:tentative="1">
+      <w:start w:val="1"/>
+      <w:numFmt w:val="bullet"/>
+      <w:lvlText w:val="o"/>
+      <w:lvlJc w:val="left"/>
+      <w:pPr>
+        <w:tabs>
+          <w:tab w:val="num" w:pos="1440"/>
+        </w:tabs>
+        <w:ind w:left="1440" w:hanging="360"/>
+      </w:pPr>
+      <w:rPr>
+        <w:rFonts w:ascii="Courier New" w:hAnsi="Courier New" w:hint="default"/>
+        <w:sz w:val="20"/>
+      </w:rPr>
+    </w:lvl>
+    <w:lvl w:ilvl="2" w:tentative="1">
+      <w:start w:val="1"/>
+      <w:numFmt w:val="bullet"/>
+      <w:lvlText w:val=""/>
+      <w:lvlJc w:val="left"/>
+      <w:pPr>
+        <w:tabs>
+          <w:tab w:val="num" w:pos="2160"/>
+        </w:tabs>
+        <w:ind w:left="2160" w:hanging="360"/>
+      </w:pPr>
+      <w:rPr>
+        <w:rFonts w:ascii="Wingdings" w:hAnsi="Wingdings" w:hint="default"/>
+        <w:sz w:val="20"/>
+      </w:rPr>
+    </w:lvl>
+    <w:lvl w:ilvl="3" w:tentative="1">
+      <w:start w:val="1"/>
+      <w:numFmt w:val="bullet"/>
+      <w:lvlText w:val=""/>
+      <w:lvlJc w:val="left"/>
+      <w:pPr>
+        <w:tabs>
+          <w:tab w:val="num" w:pos="2880"/>
+        </w:tabs>
+        <w:ind w:left="2880" w:hanging="360"/>
+      </w:pPr>
+      <w:rPr>
+        <w:rFonts w:ascii="Wingdings" w:hAnsi="Wingdings" w:hint="default"/>
+        <w:sz w:val="20"/>
+      </w:rPr>
+    </w:lvl>
+    <w:lvl w:ilvl="4" w:tentative="1">
+      <w:start w:val="1"/>
+      <w:numFmt w:val="bullet"/>
+      <w:lvlText w:val=""/>
+      <w:lvlJc w:val="left"/>
+      <w:pPr>
+        <w:tabs>
+          <w:tab w:val="num" w:pos="3600"/>
+        </w:tabs>
+        <w:ind w:left="3600" w:hanging="360"/>
+      </w:pPr>
+      <w:rPr>
+        <w:rFonts w:ascii="Wingdings" w:hAnsi="Wingdings" w:hint="default"/>
+        <w:sz w:val="20"/>
+      </w:rPr>
+    </w:lvl>
+    <w:lvl w:ilvl="5" w:tentative="1">
+      <w:start w:val="1"/>
+      <w:numFmt w:val="bullet"/>
+      <w:lvlText w:val=""/>
+      <w:lvlJc w:val="left"/>
+      <w:pPr>
+        <w:tabs>
+          <w:tab w:val="num" w:pos="4320"/>
+        </w:tabs>
+        <w:ind w:left="4320" w:hanging="360"/>
+      </w:pPr>
+      <w:rPr>
+        <w:rFonts w:ascii="Wingdings" w:hAnsi="Wingdings" w:hint="default"/>
+        <w:sz w:val="20"/>
+      </w:rPr>
+    </w:lvl>
+    <w:lvl w:ilvl="6" w:tentative="1">
+      <w:start w:val="1"/>
+      <w:numFmt w:val="bullet"/>
+      <w:lvlText w:val=""/>
+      <w:lvlJc w:val="left"/>
+      <w:pPr>
+        <w:tabs>
+          <w:tab w:val="num" w:pos="5040"/>
+        </w:tabs>
+        <w:ind w:left="5040" w:hanging="360"/>
+      </w:pPr>
+      <w:rPr>
+        <w:rFonts w:ascii="Wingdings" w:hAnsi="Wingdings" w:hint="default"/>
+        <w:sz w:val="20"/>
+      </w:rPr>
+    </w:lvl>
+    <w:lvl w:ilvl="7" w:tentative="1">
+      <w:start w:val="1"/>
+      <w:numFmt w:val="bullet"/>
+      <w:lvlText w:val=""/>
+      <w:lvlJc w:val="left"/>
+      <w:pPr>
+        <w:tabs>
+          <w:tab w:val="num" w:pos="5760"/>
+        </w:tabs>
+        <w:ind w:left="5760" w:hanging="360"/>
+      </w:pPr>
+      <w:rPr>
+        <w:rFonts w:ascii="Wingdings" w:hAnsi="Wingdings" w:hint="default"/>
+        <w:sz w:val="20"/>
+      </w:rPr>
+    </w:lvl>
+    <w:lvl w:ilvl="8" w:tentative="1">
+      <w:start w:val="1"/>
+      <w:numFmt w:val="bullet"/>
+      <w:lvlText w:val=""/>
+      <w:lvlJc w:val="left"/>
+      <w:pPr>
+        <w:tabs>
+          <w:tab w:val="num" w:pos="6480"/>
+        </w:tabs>
+        <w:ind w:left="6480" w:hanging="360"/>
+      </w:pPr>
+      <w:rPr>
+        <w:rFonts w:ascii="Wingdings" w:hAnsi="Wingdings" w:hint="default"/>
+        <w:sz w:val="20"/>
+      </w:rPr>
+    </w:lvl>
+  </w:abstractNum>
+  <w:abstractNum w:abstractNumId="29" w15:restartNumberingAfterBreak="0">
+    <w:nsid w:val="554D385A"/>
+    <w:multiLevelType w:val="multilevel"/>
+    <w:tmpl w:val="4D8A4016"/>
+    <w:lvl w:ilvl="0">
+      <w:start w:val="1"/>
+      <w:numFmt w:val="bullet"/>
+      <w:lvlText w:val=""/>
+      <w:lvlJc w:val="left"/>
+      <w:pPr>
+        <w:tabs>
+          <w:tab w:val="num" w:pos="720"/>
+        </w:tabs>
+        <w:ind w:left="720" w:hanging="360"/>
+      </w:pPr>
+      <w:rPr>
+        <w:rFonts w:ascii="Symbol" w:hAnsi="Symbol" w:hint="default"/>
+        <w:sz w:val="20"/>
+      </w:rPr>
+    </w:lvl>
+    <w:lvl w:ilvl="1" w:tentative="1">
+      <w:start w:val="1"/>
+      <w:numFmt w:val="bullet"/>
+      <w:lvlText w:val="o"/>
+      <w:lvlJc w:val="left"/>
+      <w:pPr>
+        <w:tabs>
+          <w:tab w:val="num" w:pos="1440"/>
+        </w:tabs>
+        <w:ind w:left="1440" w:hanging="360"/>
+      </w:pPr>
+      <w:rPr>
+        <w:rFonts w:ascii="Courier New" w:hAnsi="Courier New" w:hint="default"/>
+        <w:sz w:val="20"/>
+      </w:rPr>
+    </w:lvl>
+    <w:lvl w:ilvl="2" w:tentative="1">
+      <w:start w:val="1"/>
+      <w:numFmt w:val="bullet"/>
+      <w:lvlText w:val=""/>
+      <w:lvlJc w:val="left"/>
+      <w:pPr>
+        <w:tabs>
+          <w:tab w:val="num" w:pos="2160"/>
+        </w:tabs>
+        <w:ind w:left="2160" w:hanging="360"/>
+      </w:pPr>
+      <w:rPr>
+        <w:rFonts w:ascii="Wingdings" w:hAnsi="Wingdings" w:hint="default"/>
+        <w:sz w:val="20"/>
+      </w:rPr>
+    </w:lvl>
+    <w:lvl w:ilvl="3" w:tentative="1">
+      <w:start w:val="1"/>
+      <w:numFmt w:val="bullet"/>
+      <w:lvlText w:val=""/>
+      <w:lvlJc w:val="left"/>
+      <w:pPr>
+        <w:tabs>
+          <w:tab w:val="num" w:pos="2880"/>
+        </w:tabs>
+        <w:ind w:left="2880" w:hanging="360"/>
+      </w:pPr>
+      <w:rPr>
+        <w:rFonts w:ascii="Wingdings" w:hAnsi="Wingdings" w:hint="default"/>
+        <w:sz w:val="20"/>
+      </w:rPr>
+    </w:lvl>
+    <w:lvl w:ilvl="4" w:tentative="1">
+      <w:start w:val="1"/>
+      <w:numFmt w:val="bullet"/>
+      <w:lvlText w:val=""/>
+      <w:lvlJc w:val="left"/>
+      <w:pPr>
+        <w:tabs>
+          <w:tab w:val="num" w:pos="3600"/>
+        </w:tabs>
+        <w:ind w:left="3600" w:hanging="360"/>
+      </w:pPr>
+      <w:rPr>
+        <w:rFonts w:ascii="Wingdings" w:hAnsi="Wingdings" w:hint="default"/>
+        <w:sz w:val="20"/>
+      </w:rPr>
+    </w:lvl>
+    <w:lvl w:ilvl="5" w:tentative="1">
+      <w:start w:val="1"/>
+      <w:numFmt w:val="bullet"/>
+      <w:lvlText w:val=""/>
+      <w:lvlJc w:val="left"/>
+      <w:pPr>
+        <w:tabs>
+          <w:tab w:val="num" w:pos="4320"/>
+        </w:tabs>
+        <w:ind w:left="4320" w:hanging="360"/>
+      </w:pPr>
+      <w:rPr>
+        <w:rFonts w:ascii="Wingdings" w:hAnsi="Wingdings" w:hint="default"/>
+        <w:sz w:val="20"/>
+      </w:rPr>
+    </w:lvl>
+    <w:lvl w:ilvl="6" w:tentative="1">
+      <w:start w:val="1"/>
+      <w:numFmt w:val="bullet"/>
+      <w:lvlText w:val=""/>
+      <w:lvlJc w:val="left"/>
+      <w:pPr>
+        <w:tabs>
+          <w:tab w:val="num" w:pos="5040"/>
+        </w:tabs>
+        <w:ind w:left="5040" w:hanging="360"/>
+      </w:pPr>
+      <w:rPr>
+        <w:rFonts w:ascii="Wingdings" w:hAnsi="Wingdings" w:hint="default"/>
+        <w:sz w:val="20"/>
+      </w:rPr>
+    </w:lvl>
+    <w:lvl w:ilvl="7" w:tentative="1">
+      <w:start w:val="1"/>
+      <w:numFmt w:val="bullet"/>
+      <w:lvlText w:val=""/>
+      <w:lvlJc w:val="left"/>
+      <w:pPr>
+        <w:tabs>
+          <w:tab w:val="num" w:pos="5760"/>
+        </w:tabs>
+        <w:ind w:left="5760" w:hanging="360"/>
+      </w:pPr>
+      <w:rPr>
+        <w:rFonts w:ascii="Wingdings" w:hAnsi="Wingdings" w:hint="default"/>
+        <w:sz w:val="20"/>
+      </w:rPr>
+    </w:lvl>
+    <w:lvl w:ilvl="8" w:tentative="1">
+      <w:start w:val="1"/>
+      <w:numFmt w:val="bullet"/>
+      <w:lvlText w:val=""/>
+      <w:lvlJc w:val="left"/>
+      <w:pPr>
+        <w:tabs>
+          <w:tab w:val="num" w:pos="6480"/>
+        </w:tabs>
+        <w:ind w:left="6480" w:hanging="360"/>
+      </w:pPr>
+      <w:rPr>
+        <w:rFonts w:ascii="Wingdings" w:hAnsi="Wingdings" w:hint="default"/>
+        <w:sz w:val="20"/>
+      </w:rPr>
+    </w:lvl>
+  </w:abstractNum>
+  <w:abstractNum w:abstractNumId="30" w15:restartNumberingAfterBreak="0">
+    <w:nsid w:val="57D95E93"/>
+    <w:multiLevelType w:val="multilevel"/>
+    <w:tmpl w:val="FB98A2BC"/>
+    <w:lvl w:ilvl="0">
+      <w:start w:val="1"/>
+      <w:numFmt w:val="bullet"/>
+      <w:lvlText w:val=""/>
+      <w:lvlJc w:val="left"/>
+      <w:pPr>
+        <w:tabs>
+          <w:tab w:val="num" w:pos="720"/>
+        </w:tabs>
+        <w:ind w:left="720" w:hanging="360"/>
+      </w:pPr>
+      <w:rPr>
+        <w:rFonts w:ascii="Symbol" w:hAnsi="Symbol" w:hint="default"/>
+        <w:sz w:val="20"/>
+      </w:rPr>
+    </w:lvl>
+    <w:lvl w:ilvl="1" w:tentative="1">
+      <w:start w:val="1"/>
+      <w:numFmt w:val="bullet"/>
+      <w:lvlText w:val="o"/>
+      <w:lvlJc w:val="left"/>
+      <w:pPr>
+        <w:tabs>
+          <w:tab w:val="num" w:pos="1440"/>
+        </w:tabs>
+        <w:ind w:left="1440" w:hanging="360"/>
+      </w:pPr>
+      <w:rPr>
+        <w:rFonts w:ascii="Courier New" w:hAnsi="Courier New" w:hint="default"/>
+        <w:sz w:val="20"/>
+      </w:rPr>
+    </w:lvl>
+    <w:lvl w:ilvl="2" w:tentative="1">
+      <w:start w:val="1"/>
+      <w:numFmt w:val="bullet"/>
+      <w:lvlText w:val=""/>
+      <w:lvlJc w:val="left"/>
+      <w:pPr>
+        <w:tabs>
+          <w:tab w:val="num" w:pos="2160"/>
+        </w:tabs>
+        <w:ind w:left="2160" w:hanging="360"/>
+      </w:pPr>
+      <w:rPr>
+        <w:rFonts w:ascii="Wingdings" w:hAnsi="Wingdings" w:hint="default"/>
+        <w:sz w:val="20"/>
+      </w:rPr>
+    </w:lvl>
+    <w:lvl w:ilvl="3" w:tentative="1">
+      <w:start w:val="1"/>
+      <w:numFmt w:val="bullet"/>
+      <w:lvlText w:val=""/>
+      <w:lvlJc w:val="left"/>
+      <w:pPr>
+        <w:tabs>
+          <w:tab w:val="num" w:pos="2880"/>
+        </w:tabs>
+        <w:ind w:left="2880" w:hanging="360"/>
+      </w:pPr>
+      <w:rPr>
+        <w:rFonts w:ascii="Wingdings" w:hAnsi="Wingdings" w:hint="default"/>
+        <w:sz w:val="20"/>
+      </w:rPr>
+    </w:lvl>
+    <w:lvl w:ilvl="4" w:tentative="1">
+      <w:start w:val="1"/>
+      <w:numFmt w:val="bullet"/>
+      <w:lvlText w:val=""/>
+      <w:lvlJc w:val="left"/>
+      <w:pPr>
+        <w:tabs>
+          <w:tab w:val="num" w:pos="3600"/>
+        </w:tabs>
+        <w:ind w:left="3600" w:hanging="360"/>
+      </w:pPr>
+      <w:rPr>
+        <w:rFonts w:ascii="Wingdings" w:hAnsi="Wingdings" w:hint="default"/>
+        <w:sz w:val="20"/>
+      </w:rPr>
+    </w:lvl>
+    <w:lvl w:ilvl="5" w:tentative="1">
+      <w:start w:val="1"/>
+      <w:numFmt w:val="bullet"/>
+      <w:lvlText w:val=""/>
+      <w:lvlJc w:val="left"/>
+      <w:pPr>
+        <w:tabs>
+          <w:tab w:val="num" w:pos="4320"/>
+        </w:tabs>
+        <w:ind w:left="4320" w:hanging="360"/>
+      </w:pPr>
+      <w:rPr>
+        <w:rFonts w:ascii="Wingdings" w:hAnsi="Wingdings" w:hint="default"/>
+        <w:sz w:val="20"/>
+      </w:rPr>
+    </w:lvl>
+    <w:lvl w:ilvl="6" w:tentative="1">
+      <w:start w:val="1"/>
+      <w:numFmt w:val="bullet"/>
+      <w:lvlText w:val=""/>
+      <w:lvlJc w:val="left"/>
+      <w:pPr>
+        <w:tabs>
+          <w:tab w:val="num" w:pos="5040"/>
+        </w:tabs>
+        <w:ind w:left="5040" w:hanging="360"/>
+      </w:pPr>
+      <w:rPr>
+        <w:rFonts w:ascii="Wingdings" w:hAnsi="Wingdings" w:hint="default"/>
+        <w:sz w:val="20"/>
+      </w:rPr>
+    </w:lvl>
+    <w:lvl w:ilvl="7" w:tentative="1">
+      <w:start w:val="1"/>
+      <w:numFmt w:val="bullet"/>
+      <w:lvlText w:val=""/>
+      <w:lvlJc w:val="left"/>
+      <w:pPr>
+        <w:tabs>
+          <w:tab w:val="num" w:pos="5760"/>
+        </w:tabs>
+        <w:ind w:left="5760" w:hanging="360"/>
+      </w:pPr>
+      <w:rPr>
+        <w:rFonts w:ascii="Wingdings" w:hAnsi="Wingdings" w:hint="default"/>
+        <w:sz w:val="20"/>
+      </w:rPr>
+    </w:lvl>
+    <w:lvl w:ilvl="8" w:tentative="1">
+      <w:start w:val="1"/>
+      <w:numFmt w:val="bullet"/>
+      <w:lvlText w:val=""/>
+      <w:lvlJc w:val="left"/>
+      <w:pPr>
+        <w:tabs>
+          <w:tab w:val="num" w:pos="6480"/>
+        </w:tabs>
+        <w:ind w:left="6480" w:hanging="360"/>
+      </w:pPr>
+      <w:rPr>
+        <w:rFonts w:ascii="Wingdings" w:hAnsi="Wingdings" w:hint="default"/>
+        <w:sz w:val="20"/>
+      </w:rPr>
+    </w:lvl>
+  </w:abstractNum>
+  <w:abstractNum w:abstractNumId="31" w15:restartNumberingAfterBreak="0">
     <w:nsid w:val="57DD781F"/>
     <w:multiLevelType w:val="hybridMultilevel"/>
-    <w:tmpl w:val="16D2D080"/>
-    <w:lvl w:ilvl="0" w:tplc="04090015">
+    <w:tmpl w:val="6D40BE4E"/>
+    <w:lvl w:ilvl="0" w:tplc="3E327ECC">
       <w:start w:val="1"/>
       <w:numFmt w:val="upperLetter"/>
       <w:lvlText w:val="%1."/>
@@ -875,6 +6447,10 @@
       <w:pPr>
         <w:ind w:left="720" w:hanging="360"/>
       </w:pPr>
+      <w:rPr>
+        <w:b w:val="0"/>
+        <w:bCs w:val="0"/>
+      </w:rPr>
     </w:lvl>
     <w:lvl w:ilvl="1" w:tplc="04090019">
       <w:start w:val="1"/>
@@ -894,7 +6470,7 @@
         <w:ind w:left="2160" w:hanging="180"/>
       </w:pPr>
     </w:lvl>
-    <w:lvl w:ilvl="3" w:tplc="0409000F" w:tentative="1">
+    <w:lvl w:ilvl="3" w:tplc="0409000F">
       <w:start w:val="1"/>
       <w:numFmt w:val="decimal"/>
       <w:lvlText w:val="%4."/>
@@ -949,11 +6525,1528 @@
       </w:pPr>
     </w:lvl>
   </w:abstractNum>
+  <w:abstractNum w:abstractNumId="32" w15:restartNumberingAfterBreak="0">
+    <w:nsid w:val="592479CA"/>
+    <w:multiLevelType w:val="multilevel"/>
+    <w:tmpl w:val="2274320A"/>
+    <w:lvl w:ilvl="0">
+      <w:start w:val="1"/>
+      <w:numFmt w:val="decimal"/>
+      <w:lvlText w:val="%1."/>
+      <w:lvlJc w:val="left"/>
+      <w:pPr>
+        <w:tabs>
+          <w:tab w:val="num" w:pos="720"/>
+        </w:tabs>
+        <w:ind w:left="720" w:hanging="360"/>
+      </w:pPr>
+    </w:lvl>
+    <w:lvl w:ilvl="1" w:tentative="1">
+      <w:start w:val="1"/>
+      <w:numFmt w:val="decimal"/>
+      <w:lvlText w:val="%2."/>
+      <w:lvlJc w:val="left"/>
+      <w:pPr>
+        <w:tabs>
+          <w:tab w:val="num" w:pos="1440"/>
+        </w:tabs>
+        <w:ind w:left="1440" w:hanging="360"/>
+      </w:pPr>
+    </w:lvl>
+    <w:lvl w:ilvl="2" w:tentative="1">
+      <w:start w:val="1"/>
+      <w:numFmt w:val="decimal"/>
+      <w:lvlText w:val="%3."/>
+      <w:lvlJc w:val="left"/>
+      <w:pPr>
+        <w:tabs>
+          <w:tab w:val="num" w:pos="2160"/>
+        </w:tabs>
+        <w:ind w:left="2160" w:hanging="360"/>
+      </w:pPr>
+    </w:lvl>
+    <w:lvl w:ilvl="3" w:tentative="1">
+      <w:start w:val="1"/>
+      <w:numFmt w:val="decimal"/>
+      <w:lvlText w:val="%4."/>
+      <w:lvlJc w:val="left"/>
+      <w:pPr>
+        <w:tabs>
+          <w:tab w:val="num" w:pos="2880"/>
+        </w:tabs>
+        <w:ind w:left="2880" w:hanging="360"/>
+      </w:pPr>
+    </w:lvl>
+    <w:lvl w:ilvl="4" w:tentative="1">
+      <w:start w:val="1"/>
+      <w:numFmt w:val="decimal"/>
+      <w:lvlText w:val="%5."/>
+      <w:lvlJc w:val="left"/>
+      <w:pPr>
+        <w:tabs>
+          <w:tab w:val="num" w:pos="3600"/>
+        </w:tabs>
+        <w:ind w:left="3600" w:hanging="360"/>
+      </w:pPr>
+    </w:lvl>
+    <w:lvl w:ilvl="5" w:tentative="1">
+      <w:start w:val="1"/>
+      <w:numFmt w:val="decimal"/>
+      <w:lvlText w:val="%6."/>
+      <w:lvlJc w:val="left"/>
+      <w:pPr>
+        <w:tabs>
+          <w:tab w:val="num" w:pos="4320"/>
+        </w:tabs>
+        <w:ind w:left="4320" w:hanging="360"/>
+      </w:pPr>
+    </w:lvl>
+    <w:lvl w:ilvl="6" w:tentative="1">
+      <w:start w:val="1"/>
+      <w:numFmt w:val="decimal"/>
+      <w:lvlText w:val="%7."/>
+      <w:lvlJc w:val="left"/>
+      <w:pPr>
+        <w:tabs>
+          <w:tab w:val="num" w:pos="5040"/>
+        </w:tabs>
+        <w:ind w:left="5040" w:hanging="360"/>
+      </w:pPr>
+    </w:lvl>
+    <w:lvl w:ilvl="7" w:tentative="1">
+      <w:start w:val="1"/>
+      <w:numFmt w:val="decimal"/>
+      <w:lvlText w:val="%8."/>
+      <w:lvlJc w:val="left"/>
+      <w:pPr>
+        <w:tabs>
+          <w:tab w:val="num" w:pos="5760"/>
+        </w:tabs>
+        <w:ind w:left="5760" w:hanging="360"/>
+      </w:pPr>
+    </w:lvl>
+    <w:lvl w:ilvl="8" w:tentative="1">
+      <w:start w:val="1"/>
+      <w:numFmt w:val="decimal"/>
+      <w:lvlText w:val="%9."/>
+      <w:lvlJc w:val="left"/>
+      <w:pPr>
+        <w:tabs>
+          <w:tab w:val="num" w:pos="6480"/>
+        </w:tabs>
+        <w:ind w:left="6480" w:hanging="360"/>
+      </w:pPr>
+    </w:lvl>
+  </w:abstractNum>
+  <w:abstractNum w:abstractNumId="33" w15:restartNumberingAfterBreak="0">
+    <w:nsid w:val="5C4B796A"/>
+    <w:multiLevelType w:val="multilevel"/>
+    <w:tmpl w:val="449A3802"/>
+    <w:lvl w:ilvl="0">
+      <w:start w:val="1"/>
+      <w:numFmt w:val="decimal"/>
+      <w:lvlText w:val="%1."/>
+      <w:lvlJc w:val="left"/>
+      <w:pPr>
+        <w:tabs>
+          <w:tab w:val="num" w:pos="720"/>
+        </w:tabs>
+        <w:ind w:left="720" w:hanging="360"/>
+      </w:pPr>
+    </w:lvl>
+    <w:lvl w:ilvl="1" w:tentative="1">
+      <w:start w:val="1"/>
+      <w:numFmt w:val="decimal"/>
+      <w:lvlText w:val="%2."/>
+      <w:lvlJc w:val="left"/>
+      <w:pPr>
+        <w:tabs>
+          <w:tab w:val="num" w:pos="1440"/>
+        </w:tabs>
+        <w:ind w:left="1440" w:hanging="360"/>
+      </w:pPr>
+    </w:lvl>
+    <w:lvl w:ilvl="2" w:tentative="1">
+      <w:start w:val="1"/>
+      <w:numFmt w:val="decimal"/>
+      <w:lvlText w:val="%3."/>
+      <w:lvlJc w:val="left"/>
+      <w:pPr>
+        <w:tabs>
+          <w:tab w:val="num" w:pos="2160"/>
+        </w:tabs>
+        <w:ind w:left="2160" w:hanging="360"/>
+      </w:pPr>
+    </w:lvl>
+    <w:lvl w:ilvl="3" w:tentative="1">
+      <w:start w:val="1"/>
+      <w:numFmt w:val="decimal"/>
+      <w:lvlText w:val="%4."/>
+      <w:lvlJc w:val="left"/>
+      <w:pPr>
+        <w:tabs>
+          <w:tab w:val="num" w:pos="2880"/>
+        </w:tabs>
+        <w:ind w:left="2880" w:hanging="360"/>
+      </w:pPr>
+    </w:lvl>
+    <w:lvl w:ilvl="4" w:tentative="1">
+      <w:start w:val="1"/>
+      <w:numFmt w:val="decimal"/>
+      <w:lvlText w:val="%5."/>
+      <w:lvlJc w:val="left"/>
+      <w:pPr>
+        <w:tabs>
+          <w:tab w:val="num" w:pos="3600"/>
+        </w:tabs>
+        <w:ind w:left="3600" w:hanging="360"/>
+      </w:pPr>
+    </w:lvl>
+    <w:lvl w:ilvl="5" w:tentative="1">
+      <w:start w:val="1"/>
+      <w:numFmt w:val="decimal"/>
+      <w:lvlText w:val="%6."/>
+      <w:lvlJc w:val="left"/>
+      <w:pPr>
+        <w:tabs>
+          <w:tab w:val="num" w:pos="4320"/>
+        </w:tabs>
+        <w:ind w:left="4320" w:hanging="360"/>
+      </w:pPr>
+    </w:lvl>
+    <w:lvl w:ilvl="6" w:tentative="1">
+      <w:start w:val="1"/>
+      <w:numFmt w:val="decimal"/>
+      <w:lvlText w:val="%7."/>
+      <w:lvlJc w:val="left"/>
+      <w:pPr>
+        <w:tabs>
+          <w:tab w:val="num" w:pos="5040"/>
+        </w:tabs>
+        <w:ind w:left="5040" w:hanging="360"/>
+      </w:pPr>
+    </w:lvl>
+    <w:lvl w:ilvl="7" w:tentative="1">
+      <w:start w:val="1"/>
+      <w:numFmt w:val="decimal"/>
+      <w:lvlText w:val="%8."/>
+      <w:lvlJc w:val="left"/>
+      <w:pPr>
+        <w:tabs>
+          <w:tab w:val="num" w:pos="5760"/>
+        </w:tabs>
+        <w:ind w:left="5760" w:hanging="360"/>
+      </w:pPr>
+    </w:lvl>
+    <w:lvl w:ilvl="8" w:tentative="1">
+      <w:start w:val="1"/>
+      <w:numFmt w:val="decimal"/>
+      <w:lvlText w:val="%9."/>
+      <w:lvlJc w:val="left"/>
+      <w:pPr>
+        <w:tabs>
+          <w:tab w:val="num" w:pos="6480"/>
+        </w:tabs>
+        <w:ind w:left="6480" w:hanging="360"/>
+      </w:pPr>
+    </w:lvl>
+  </w:abstractNum>
+  <w:abstractNum w:abstractNumId="34" w15:restartNumberingAfterBreak="0">
+    <w:nsid w:val="5E2042F4"/>
+    <w:multiLevelType w:val="multilevel"/>
+    <w:tmpl w:val="7610C29E"/>
+    <w:lvl w:ilvl="0">
+      <w:start w:val="1"/>
+      <w:numFmt w:val="decimal"/>
+      <w:lvlText w:val="%1."/>
+      <w:lvlJc w:val="left"/>
+      <w:pPr>
+        <w:tabs>
+          <w:tab w:val="num" w:pos="720"/>
+        </w:tabs>
+        <w:ind w:left="720" w:hanging="360"/>
+      </w:pPr>
+    </w:lvl>
+    <w:lvl w:ilvl="1" w:tentative="1">
+      <w:start w:val="1"/>
+      <w:numFmt w:val="decimal"/>
+      <w:lvlText w:val="%2."/>
+      <w:lvlJc w:val="left"/>
+      <w:pPr>
+        <w:tabs>
+          <w:tab w:val="num" w:pos="1440"/>
+        </w:tabs>
+        <w:ind w:left="1440" w:hanging="360"/>
+      </w:pPr>
+    </w:lvl>
+    <w:lvl w:ilvl="2" w:tentative="1">
+      <w:start w:val="1"/>
+      <w:numFmt w:val="decimal"/>
+      <w:lvlText w:val="%3."/>
+      <w:lvlJc w:val="left"/>
+      <w:pPr>
+        <w:tabs>
+          <w:tab w:val="num" w:pos="2160"/>
+        </w:tabs>
+        <w:ind w:left="2160" w:hanging="360"/>
+      </w:pPr>
+    </w:lvl>
+    <w:lvl w:ilvl="3" w:tentative="1">
+      <w:start w:val="1"/>
+      <w:numFmt w:val="decimal"/>
+      <w:lvlText w:val="%4."/>
+      <w:lvlJc w:val="left"/>
+      <w:pPr>
+        <w:tabs>
+          <w:tab w:val="num" w:pos="2880"/>
+        </w:tabs>
+        <w:ind w:left="2880" w:hanging="360"/>
+      </w:pPr>
+    </w:lvl>
+    <w:lvl w:ilvl="4" w:tentative="1">
+      <w:start w:val="1"/>
+      <w:numFmt w:val="decimal"/>
+      <w:lvlText w:val="%5."/>
+      <w:lvlJc w:val="left"/>
+      <w:pPr>
+        <w:tabs>
+          <w:tab w:val="num" w:pos="3600"/>
+        </w:tabs>
+        <w:ind w:left="3600" w:hanging="360"/>
+      </w:pPr>
+    </w:lvl>
+    <w:lvl w:ilvl="5" w:tentative="1">
+      <w:start w:val="1"/>
+      <w:numFmt w:val="decimal"/>
+      <w:lvlText w:val="%6."/>
+      <w:lvlJc w:val="left"/>
+      <w:pPr>
+        <w:tabs>
+          <w:tab w:val="num" w:pos="4320"/>
+        </w:tabs>
+        <w:ind w:left="4320" w:hanging="360"/>
+      </w:pPr>
+    </w:lvl>
+    <w:lvl w:ilvl="6" w:tentative="1">
+      <w:start w:val="1"/>
+      <w:numFmt w:val="decimal"/>
+      <w:lvlText w:val="%7."/>
+      <w:lvlJc w:val="left"/>
+      <w:pPr>
+        <w:tabs>
+          <w:tab w:val="num" w:pos="5040"/>
+        </w:tabs>
+        <w:ind w:left="5040" w:hanging="360"/>
+      </w:pPr>
+    </w:lvl>
+    <w:lvl w:ilvl="7" w:tentative="1">
+      <w:start w:val="1"/>
+      <w:numFmt w:val="decimal"/>
+      <w:lvlText w:val="%8."/>
+      <w:lvlJc w:val="left"/>
+      <w:pPr>
+        <w:tabs>
+          <w:tab w:val="num" w:pos="5760"/>
+        </w:tabs>
+        <w:ind w:left="5760" w:hanging="360"/>
+      </w:pPr>
+    </w:lvl>
+    <w:lvl w:ilvl="8" w:tentative="1">
+      <w:start w:val="1"/>
+      <w:numFmt w:val="decimal"/>
+      <w:lvlText w:val="%9."/>
+      <w:lvlJc w:val="left"/>
+      <w:pPr>
+        <w:tabs>
+          <w:tab w:val="num" w:pos="6480"/>
+        </w:tabs>
+        <w:ind w:left="6480" w:hanging="360"/>
+      </w:pPr>
+    </w:lvl>
+  </w:abstractNum>
+  <w:abstractNum w:abstractNumId="35" w15:restartNumberingAfterBreak="0">
+    <w:nsid w:val="67E51407"/>
+    <w:multiLevelType w:val="multilevel"/>
+    <w:tmpl w:val="08A6279C"/>
+    <w:lvl w:ilvl="0">
+      <w:start w:val="1"/>
+      <w:numFmt w:val="bullet"/>
+      <w:lvlText w:val=""/>
+      <w:lvlJc w:val="left"/>
+      <w:pPr>
+        <w:tabs>
+          <w:tab w:val="num" w:pos="720"/>
+        </w:tabs>
+        <w:ind w:left="720" w:hanging="360"/>
+      </w:pPr>
+      <w:rPr>
+        <w:rFonts w:ascii="Symbol" w:hAnsi="Symbol" w:hint="default"/>
+        <w:sz w:val="20"/>
+      </w:rPr>
+    </w:lvl>
+    <w:lvl w:ilvl="1" w:tentative="1">
+      <w:start w:val="1"/>
+      <w:numFmt w:val="bullet"/>
+      <w:lvlText w:val="o"/>
+      <w:lvlJc w:val="left"/>
+      <w:pPr>
+        <w:tabs>
+          <w:tab w:val="num" w:pos="1440"/>
+        </w:tabs>
+        <w:ind w:left="1440" w:hanging="360"/>
+      </w:pPr>
+      <w:rPr>
+        <w:rFonts w:ascii="Courier New" w:hAnsi="Courier New" w:hint="default"/>
+        <w:sz w:val="20"/>
+      </w:rPr>
+    </w:lvl>
+    <w:lvl w:ilvl="2" w:tentative="1">
+      <w:start w:val="1"/>
+      <w:numFmt w:val="bullet"/>
+      <w:lvlText w:val=""/>
+      <w:lvlJc w:val="left"/>
+      <w:pPr>
+        <w:tabs>
+          <w:tab w:val="num" w:pos="2160"/>
+        </w:tabs>
+        <w:ind w:left="2160" w:hanging="360"/>
+      </w:pPr>
+      <w:rPr>
+        <w:rFonts w:ascii="Wingdings" w:hAnsi="Wingdings" w:hint="default"/>
+        <w:sz w:val="20"/>
+      </w:rPr>
+    </w:lvl>
+    <w:lvl w:ilvl="3" w:tentative="1">
+      <w:start w:val="1"/>
+      <w:numFmt w:val="bullet"/>
+      <w:lvlText w:val=""/>
+      <w:lvlJc w:val="left"/>
+      <w:pPr>
+        <w:tabs>
+          <w:tab w:val="num" w:pos="2880"/>
+        </w:tabs>
+        <w:ind w:left="2880" w:hanging="360"/>
+      </w:pPr>
+      <w:rPr>
+        <w:rFonts w:ascii="Wingdings" w:hAnsi="Wingdings" w:hint="default"/>
+        <w:sz w:val="20"/>
+      </w:rPr>
+    </w:lvl>
+    <w:lvl w:ilvl="4" w:tentative="1">
+      <w:start w:val="1"/>
+      <w:numFmt w:val="bullet"/>
+      <w:lvlText w:val=""/>
+      <w:lvlJc w:val="left"/>
+      <w:pPr>
+        <w:tabs>
+          <w:tab w:val="num" w:pos="3600"/>
+        </w:tabs>
+        <w:ind w:left="3600" w:hanging="360"/>
+      </w:pPr>
+      <w:rPr>
+        <w:rFonts w:ascii="Wingdings" w:hAnsi="Wingdings" w:hint="default"/>
+        <w:sz w:val="20"/>
+      </w:rPr>
+    </w:lvl>
+    <w:lvl w:ilvl="5" w:tentative="1">
+      <w:start w:val="1"/>
+      <w:numFmt w:val="bullet"/>
+      <w:lvlText w:val=""/>
+      <w:lvlJc w:val="left"/>
+      <w:pPr>
+        <w:tabs>
+          <w:tab w:val="num" w:pos="4320"/>
+        </w:tabs>
+        <w:ind w:left="4320" w:hanging="360"/>
+      </w:pPr>
+      <w:rPr>
+        <w:rFonts w:ascii="Wingdings" w:hAnsi="Wingdings" w:hint="default"/>
+        <w:sz w:val="20"/>
+      </w:rPr>
+    </w:lvl>
+    <w:lvl w:ilvl="6" w:tentative="1">
+      <w:start w:val="1"/>
+      <w:numFmt w:val="bullet"/>
+      <w:lvlText w:val=""/>
+      <w:lvlJc w:val="left"/>
+      <w:pPr>
+        <w:tabs>
+          <w:tab w:val="num" w:pos="5040"/>
+        </w:tabs>
+        <w:ind w:left="5040" w:hanging="360"/>
+      </w:pPr>
+      <w:rPr>
+        <w:rFonts w:ascii="Wingdings" w:hAnsi="Wingdings" w:hint="default"/>
+        <w:sz w:val="20"/>
+      </w:rPr>
+    </w:lvl>
+    <w:lvl w:ilvl="7" w:tentative="1">
+      <w:start w:val="1"/>
+      <w:numFmt w:val="bullet"/>
+      <w:lvlText w:val=""/>
+      <w:lvlJc w:val="left"/>
+      <w:pPr>
+        <w:tabs>
+          <w:tab w:val="num" w:pos="5760"/>
+        </w:tabs>
+        <w:ind w:left="5760" w:hanging="360"/>
+      </w:pPr>
+      <w:rPr>
+        <w:rFonts w:ascii="Wingdings" w:hAnsi="Wingdings" w:hint="default"/>
+        <w:sz w:val="20"/>
+      </w:rPr>
+    </w:lvl>
+    <w:lvl w:ilvl="8" w:tentative="1">
+      <w:start w:val="1"/>
+      <w:numFmt w:val="bullet"/>
+      <w:lvlText w:val=""/>
+      <w:lvlJc w:val="left"/>
+      <w:pPr>
+        <w:tabs>
+          <w:tab w:val="num" w:pos="6480"/>
+        </w:tabs>
+        <w:ind w:left="6480" w:hanging="360"/>
+      </w:pPr>
+      <w:rPr>
+        <w:rFonts w:ascii="Wingdings" w:hAnsi="Wingdings" w:hint="default"/>
+        <w:sz w:val="20"/>
+      </w:rPr>
+    </w:lvl>
+  </w:abstractNum>
+  <w:abstractNum w:abstractNumId="36" w15:restartNumberingAfterBreak="0">
+    <w:nsid w:val="68235E1A"/>
+    <w:multiLevelType w:val="multilevel"/>
+    <w:tmpl w:val="9874353E"/>
+    <w:lvl w:ilvl="0">
+      <w:start w:val="1"/>
+      <w:numFmt w:val="decimal"/>
+      <w:lvlText w:val="%1."/>
+      <w:lvlJc w:val="left"/>
+      <w:pPr>
+        <w:tabs>
+          <w:tab w:val="num" w:pos="720"/>
+        </w:tabs>
+        <w:ind w:left="720" w:hanging="360"/>
+      </w:pPr>
+    </w:lvl>
+    <w:lvl w:ilvl="1" w:tentative="1">
+      <w:start w:val="1"/>
+      <w:numFmt w:val="decimal"/>
+      <w:lvlText w:val="%2."/>
+      <w:lvlJc w:val="left"/>
+      <w:pPr>
+        <w:tabs>
+          <w:tab w:val="num" w:pos="1440"/>
+        </w:tabs>
+        <w:ind w:left="1440" w:hanging="360"/>
+      </w:pPr>
+    </w:lvl>
+    <w:lvl w:ilvl="2" w:tentative="1">
+      <w:start w:val="1"/>
+      <w:numFmt w:val="decimal"/>
+      <w:lvlText w:val="%3."/>
+      <w:lvlJc w:val="left"/>
+      <w:pPr>
+        <w:tabs>
+          <w:tab w:val="num" w:pos="2160"/>
+        </w:tabs>
+        <w:ind w:left="2160" w:hanging="360"/>
+      </w:pPr>
+    </w:lvl>
+    <w:lvl w:ilvl="3" w:tentative="1">
+      <w:start w:val="1"/>
+      <w:numFmt w:val="decimal"/>
+      <w:lvlText w:val="%4."/>
+      <w:lvlJc w:val="left"/>
+      <w:pPr>
+        <w:tabs>
+          <w:tab w:val="num" w:pos="2880"/>
+        </w:tabs>
+        <w:ind w:left="2880" w:hanging="360"/>
+      </w:pPr>
+    </w:lvl>
+    <w:lvl w:ilvl="4" w:tentative="1">
+      <w:start w:val="1"/>
+      <w:numFmt w:val="decimal"/>
+      <w:lvlText w:val="%5."/>
+      <w:lvlJc w:val="left"/>
+      <w:pPr>
+        <w:tabs>
+          <w:tab w:val="num" w:pos="3600"/>
+        </w:tabs>
+        <w:ind w:left="3600" w:hanging="360"/>
+      </w:pPr>
+    </w:lvl>
+    <w:lvl w:ilvl="5" w:tentative="1">
+      <w:start w:val="1"/>
+      <w:numFmt w:val="decimal"/>
+      <w:lvlText w:val="%6."/>
+      <w:lvlJc w:val="left"/>
+      <w:pPr>
+        <w:tabs>
+          <w:tab w:val="num" w:pos="4320"/>
+        </w:tabs>
+        <w:ind w:left="4320" w:hanging="360"/>
+      </w:pPr>
+    </w:lvl>
+    <w:lvl w:ilvl="6" w:tentative="1">
+      <w:start w:val="1"/>
+      <w:numFmt w:val="decimal"/>
+      <w:lvlText w:val="%7."/>
+      <w:lvlJc w:val="left"/>
+      <w:pPr>
+        <w:tabs>
+          <w:tab w:val="num" w:pos="5040"/>
+        </w:tabs>
+        <w:ind w:left="5040" w:hanging="360"/>
+      </w:pPr>
+    </w:lvl>
+    <w:lvl w:ilvl="7" w:tentative="1">
+      <w:start w:val="1"/>
+      <w:numFmt w:val="decimal"/>
+      <w:lvlText w:val="%8."/>
+      <w:lvlJc w:val="left"/>
+      <w:pPr>
+        <w:tabs>
+          <w:tab w:val="num" w:pos="5760"/>
+        </w:tabs>
+        <w:ind w:left="5760" w:hanging="360"/>
+      </w:pPr>
+    </w:lvl>
+    <w:lvl w:ilvl="8" w:tentative="1">
+      <w:start w:val="1"/>
+      <w:numFmt w:val="decimal"/>
+      <w:lvlText w:val="%9."/>
+      <w:lvlJc w:val="left"/>
+      <w:pPr>
+        <w:tabs>
+          <w:tab w:val="num" w:pos="6480"/>
+        </w:tabs>
+        <w:ind w:left="6480" w:hanging="360"/>
+      </w:pPr>
+    </w:lvl>
+  </w:abstractNum>
+  <w:abstractNum w:abstractNumId="37" w15:restartNumberingAfterBreak="0">
+    <w:nsid w:val="7069447F"/>
+    <w:multiLevelType w:val="multilevel"/>
+    <w:tmpl w:val="DD26B86A"/>
+    <w:lvl w:ilvl="0">
+      <w:start w:val="1"/>
+      <w:numFmt w:val="bullet"/>
+      <w:lvlText w:val=""/>
+      <w:lvlJc w:val="left"/>
+      <w:pPr>
+        <w:tabs>
+          <w:tab w:val="num" w:pos="720"/>
+        </w:tabs>
+        <w:ind w:left="720" w:hanging="360"/>
+      </w:pPr>
+      <w:rPr>
+        <w:rFonts w:ascii="Symbol" w:hAnsi="Symbol" w:hint="default"/>
+        <w:sz w:val="20"/>
+      </w:rPr>
+    </w:lvl>
+    <w:lvl w:ilvl="1" w:tentative="1">
+      <w:start w:val="1"/>
+      <w:numFmt w:val="bullet"/>
+      <w:lvlText w:val="o"/>
+      <w:lvlJc w:val="left"/>
+      <w:pPr>
+        <w:tabs>
+          <w:tab w:val="num" w:pos="1440"/>
+        </w:tabs>
+        <w:ind w:left="1440" w:hanging="360"/>
+      </w:pPr>
+      <w:rPr>
+        <w:rFonts w:ascii="Courier New" w:hAnsi="Courier New" w:hint="default"/>
+        <w:sz w:val="20"/>
+      </w:rPr>
+    </w:lvl>
+    <w:lvl w:ilvl="2" w:tentative="1">
+      <w:start w:val="1"/>
+      <w:numFmt w:val="bullet"/>
+      <w:lvlText w:val=""/>
+      <w:lvlJc w:val="left"/>
+      <w:pPr>
+        <w:tabs>
+          <w:tab w:val="num" w:pos="2160"/>
+        </w:tabs>
+        <w:ind w:left="2160" w:hanging="360"/>
+      </w:pPr>
+      <w:rPr>
+        <w:rFonts w:ascii="Wingdings" w:hAnsi="Wingdings" w:hint="default"/>
+        <w:sz w:val="20"/>
+      </w:rPr>
+    </w:lvl>
+    <w:lvl w:ilvl="3" w:tentative="1">
+      <w:start w:val="1"/>
+      <w:numFmt w:val="bullet"/>
+      <w:lvlText w:val=""/>
+      <w:lvlJc w:val="left"/>
+      <w:pPr>
+        <w:tabs>
+          <w:tab w:val="num" w:pos="2880"/>
+        </w:tabs>
+        <w:ind w:left="2880" w:hanging="360"/>
+      </w:pPr>
+      <w:rPr>
+        <w:rFonts w:ascii="Wingdings" w:hAnsi="Wingdings" w:hint="default"/>
+        <w:sz w:val="20"/>
+      </w:rPr>
+    </w:lvl>
+    <w:lvl w:ilvl="4" w:tentative="1">
+      <w:start w:val="1"/>
+      <w:numFmt w:val="bullet"/>
+      <w:lvlText w:val=""/>
+      <w:lvlJc w:val="left"/>
+      <w:pPr>
+        <w:tabs>
+          <w:tab w:val="num" w:pos="3600"/>
+        </w:tabs>
+        <w:ind w:left="3600" w:hanging="360"/>
+      </w:pPr>
+      <w:rPr>
+        <w:rFonts w:ascii="Wingdings" w:hAnsi="Wingdings" w:hint="default"/>
+        <w:sz w:val="20"/>
+      </w:rPr>
+    </w:lvl>
+    <w:lvl w:ilvl="5" w:tentative="1">
+      <w:start w:val="1"/>
+      <w:numFmt w:val="bullet"/>
+      <w:lvlText w:val=""/>
+      <w:lvlJc w:val="left"/>
+      <w:pPr>
+        <w:tabs>
+          <w:tab w:val="num" w:pos="4320"/>
+        </w:tabs>
+        <w:ind w:left="4320" w:hanging="360"/>
+      </w:pPr>
+      <w:rPr>
+        <w:rFonts w:ascii="Wingdings" w:hAnsi="Wingdings" w:hint="default"/>
+        <w:sz w:val="20"/>
+      </w:rPr>
+    </w:lvl>
+    <w:lvl w:ilvl="6" w:tentative="1">
+      <w:start w:val="1"/>
+      <w:numFmt w:val="bullet"/>
+      <w:lvlText w:val=""/>
+      <w:lvlJc w:val="left"/>
+      <w:pPr>
+        <w:tabs>
+          <w:tab w:val="num" w:pos="5040"/>
+        </w:tabs>
+        <w:ind w:left="5040" w:hanging="360"/>
+      </w:pPr>
+      <w:rPr>
+        <w:rFonts w:ascii="Wingdings" w:hAnsi="Wingdings" w:hint="default"/>
+        <w:sz w:val="20"/>
+      </w:rPr>
+    </w:lvl>
+    <w:lvl w:ilvl="7" w:tentative="1">
+      <w:start w:val="1"/>
+      <w:numFmt w:val="bullet"/>
+      <w:lvlText w:val=""/>
+      <w:lvlJc w:val="left"/>
+      <w:pPr>
+        <w:tabs>
+          <w:tab w:val="num" w:pos="5760"/>
+        </w:tabs>
+        <w:ind w:left="5760" w:hanging="360"/>
+      </w:pPr>
+      <w:rPr>
+        <w:rFonts w:ascii="Wingdings" w:hAnsi="Wingdings" w:hint="default"/>
+        <w:sz w:val="20"/>
+      </w:rPr>
+    </w:lvl>
+    <w:lvl w:ilvl="8" w:tentative="1">
+      <w:start w:val="1"/>
+      <w:numFmt w:val="bullet"/>
+      <w:lvlText w:val=""/>
+      <w:lvlJc w:val="left"/>
+      <w:pPr>
+        <w:tabs>
+          <w:tab w:val="num" w:pos="6480"/>
+        </w:tabs>
+        <w:ind w:left="6480" w:hanging="360"/>
+      </w:pPr>
+      <w:rPr>
+        <w:rFonts w:ascii="Wingdings" w:hAnsi="Wingdings" w:hint="default"/>
+        <w:sz w:val="20"/>
+      </w:rPr>
+    </w:lvl>
+  </w:abstractNum>
+  <w:abstractNum w:abstractNumId="38" w15:restartNumberingAfterBreak="0">
+    <w:nsid w:val="74430A67"/>
+    <w:multiLevelType w:val="multilevel"/>
+    <w:tmpl w:val="7108A294"/>
+    <w:lvl w:ilvl="0">
+      <w:start w:val="1"/>
+      <w:numFmt w:val="bullet"/>
+      <w:lvlText w:val=""/>
+      <w:lvlJc w:val="left"/>
+      <w:pPr>
+        <w:tabs>
+          <w:tab w:val="num" w:pos="720"/>
+        </w:tabs>
+        <w:ind w:left="720" w:hanging="360"/>
+      </w:pPr>
+      <w:rPr>
+        <w:rFonts w:ascii="Symbol" w:hAnsi="Symbol" w:hint="default"/>
+        <w:sz w:val="20"/>
+      </w:rPr>
+    </w:lvl>
+    <w:lvl w:ilvl="1" w:tentative="1">
+      <w:start w:val="1"/>
+      <w:numFmt w:val="bullet"/>
+      <w:lvlText w:val="o"/>
+      <w:lvlJc w:val="left"/>
+      <w:pPr>
+        <w:tabs>
+          <w:tab w:val="num" w:pos="1440"/>
+        </w:tabs>
+        <w:ind w:left="1440" w:hanging="360"/>
+      </w:pPr>
+      <w:rPr>
+        <w:rFonts w:ascii="Courier New" w:hAnsi="Courier New" w:hint="default"/>
+        <w:sz w:val="20"/>
+      </w:rPr>
+    </w:lvl>
+    <w:lvl w:ilvl="2" w:tentative="1">
+      <w:start w:val="1"/>
+      <w:numFmt w:val="bullet"/>
+      <w:lvlText w:val=""/>
+      <w:lvlJc w:val="left"/>
+      <w:pPr>
+        <w:tabs>
+          <w:tab w:val="num" w:pos="2160"/>
+        </w:tabs>
+        <w:ind w:left="2160" w:hanging="360"/>
+      </w:pPr>
+      <w:rPr>
+        <w:rFonts w:ascii="Wingdings" w:hAnsi="Wingdings" w:hint="default"/>
+        <w:sz w:val="20"/>
+      </w:rPr>
+    </w:lvl>
+    <w:lvl w:ilvl="3" w:tentative="1">
+      <w:start w:val="1"/>
+      <w:numFmt w:val="bullet"/>
+      <w:lvlText w:val=""/>
+      <w:lvlJc w:val="left"/>
+      <w:pPr>
+        <w:tabs>
+          <w:tab w:val="num" w:pos="2880"/>
+        </w:tabs>
+        <w:ind w:left="2880" w:hanging="360"/>
+      </w:pPr>
+      <w:rPr>
+        <w:rFonts w:ascii="Wingdings" w:hAnsi="Wingdings" w:hint="default"/>
+        <w:sz w:val="20"/>
+      </w:rPr>
+    </w:lvl>
+    <w:lvl w:ilvl="4" w:tentative="1">
+      <w:start w:val="1"/>
+      <w:numFmt w:val="bullet"/>
+      <w:lvlText w:val=""/>
+      <w:lvlJc w:val="left"/>
+      <w:pPr>
+        <w:tabs>
+          <w:tab w:val="num" w:pos="3600"/>
+        </w:tabs>
+        <w:ind w:left="3600" w:hanging="360"/>
+      </w:pPr>
+      <w:rPr>
+        <w:rFonts w:ascii="Wingdings" w:hAnsi="Wingdings" w:hint="default"/>
+        <w:sz w:val="20"/>
+      </w:rPr>
+    </w:lvl>
+    <w:lvl w:ilvl="5" w:tentative="1">
+      <w:start w:val="1"/>
+      <w:numFmt w:val="bullet"/>
+      <w:lvlText w:val=""/>
+      <w:lvlJc w:val="left"/>
+      <w:pPr>
+        <w:tabs>
+          <w:tab w:val="num" w:pos="4320"/>
+        </w:tabs>
+        <w:ind w:left="4320" w:hanging="360"/>
+      </w:pPr>
+      <w:rPr>
+        <w:rFonts w:ascii="Wingdings" w:hAnsi="Wingdings" w:hint="default"/>
+        <w:sz w:val="20"/>
+      </w:rPr>
+    </w:lvl>
+    <w:lvl w:ilvl="6" w:tentative="1">
+      <w:start w:val="1"/>
+      <w:numFmt w:val="bullet"/>
+      <w:lvlText w:val=""/>
+      <w:lvlJc w:val="left"/>
+      <w:pPr>
+        <w:tabs>
+          <w:tab w:val="num" w:pos="5040"/>
+        </w:tabs>
+        <w:ind w:left="5040" w:hanging="360"/>
+      </w:pPr>
+      <w:rPr>
+        <w:rFonts w:ascii="Wingdings" w:hAnsi="Wingdings" w:hint="default"/>
+        <w:sz w:val="20"/>
+      </w:rPr>
+    </w:lvl>
+    <w:lvl w:ilvl="7" w:tentative="1">
+      <w:start w:val="1"/>
+      <w:numFmt w:val="bullet"/>
+      <w:lvlText w:val=""/>
+      <w:lvlJc w:val="left"/>
+      <w:pPr>
+        <w:tabs>
+          <w:tab w:val="num" w:pos="5760"/>
+        </w:tabs>
+        <w:ind w:left="5760" w:hanging="360"/>
+      </w:pPr>
+      <w:rPr>
+        <w:rFonts w:ascii="Wingdings" w:hAnsi="Wingdings" w:hint="default"/>
+        <w:sz w:val="20"/>
+      </w:rPr>
+    </w:lvl>
+    <w:lvl w:ilvl="8" w:tentative="1">
+      <w:start w:val="1"/>
+      <w:numFmt w:val="bullet"/>
+      <w:lvlText w:val=""/>
+      <w:lvlJc w:val="left"/>
+      <w:pPr>
+        <w:tabs>
+          <w:tab w:val="num" w:pos="6480"/>
+        </w:tabs>
+        <w:ind w:left="6480" w:hanging="360"/>
+      </w:pPr>
+      <w:rPr>
+        <w:rFonts w:ascii="Wingdings" w:hAnsi="Wingdings" w:hint="default"/>
+        <w:sz w:val="20"/>
+      </w:rPr>
+    </w:lvl>
+  </w:abstractNum>
+  <w:abstractNum w:abstractNumId="39" w15:restartNumberingAfterBreak="0">
+    <w:nsid w:val="74D2691F"/>
+    <w:multiLevelType w:val="multilevel"/>
+    <w:tmpl w:val="159A0EE8"/>
+    <w:lvl w:ilvl="0">
+      <w:start w:val="1"/>
+      <w:numFmt w:val="bullet"/>
+      <w:lvlText w:val=""/>
+      <w:lvlJc w:val="left"/>
+      <w:pPr>
+        <w:tabs>
+          <w:tab w:val="num" w:pos="720"/>
+        </w:tabs>
+        <w:ind w:left="720" w:hanging="360"/>
+      </w:pPr>
+      <w:rPr>
+        <w:rFonts w:ascii="Symbol" w:hAnsi="Symbol" w:hint="default"/>
+        <w:sz w:val="20"/>
+      </w:rPr>
+    </w:lvl>
+    <w:lvl w:ilvl="1" w:tentative="1">
+      <w:start w:val="1"/>
+      <w:numFmt w:val="bullet"/>
+      <w:lvlText w:val="o"/>
+      <w:lvlJc w:val="left"/>
+      <w:pPr>
+        <w:tabs>
+          <w:tab w:val="num" w:pos="1440"/>
+        </w:tabs>
+        <w:ind w:left="1440" w:hanging="360"/>
+      </w:pPr>
+      <w:rPr>
+        <w:rFonts w:ascii="Courier New" w:hAnsi="Courier New" w:hint="default"/>
+        <w:sz w:val="20"/>
+      </w:rPr>
+    </w:lvl>
+    <w:lvl w:ilvl="2" w:tentative="1">
+      <w:start w:val="1"/>
+      <w:numFmt w:val="bullet"/>
+      <w:lvlText w:val=""/>
+      <w:lvlJc w:val="left"/>
+      <w:pPr>
+        <w:tabs>
+          <w:tab w:val="num" w:pos="2160"/>
+        </w:tabs>
+        <w:ind w:left="2160" w:hanging="360"/>
+      </w:pPr>
+      <w:rPr>
+        <w:rFonts w:ascii="Wingdings" w:hAnsi="Wingdings" w:hint="default"/>
+        <w:sz w:val="20"/>
+      </w:rPr>
+    </w:lvl>
+    <w:lvl w:ilvl="3" w:tentative="1">
+      <w:start w:val="1"/>
+      <w:numFmt w:val="bullet"/>
+      <w:lvlText w:val=""/>
+      <w:lvlJc w:val="left"/>
+      <w:pPr>
+        <w:tabs>
+          <w:tab w:val="num" w:pos="2880"/>
+        </w:tabs>
+        <w:ind w:left="2880" w:hanging="360"/>
+      </w:pPr>
+      <w:rPr>
+        <w:rFonts w:ascii="Wingdings" w:hAnsi="Wingdings" w:hint="default"/>
+        <w:sz w:val="20"/>
+      </w:rPr>
+    </w:lvl>
+    <w:lvl w:ilvl="4" w:tentative="1">
+      <w:start w:val="1"/>
+      <w:numFmt w:val="bullet"/>
+      <w:lvlText w:val=""/>
+      <w:lvlJc w:val="left"/>
+      <w:pPr>
+        <w:tabs>
+          <w:tab w:val="num" w:pos="3600"/>
+        </w:tabs>
+        <w:ind w:left="3600" w:hanging="360"/>
+      </w:pPr>
+      <w:rPr>
+        <w:rFonts w:ascii="Wingdings" w:hAnsi="Wingdings" w:hint="default"/>
+        <w:sz w:val="20"/>
+      </w:rPr>
+    </w:lvl>
+    <w:lvl w:ilvl="5" w:tentative="1">
+      <w:start w:val="1"/>
+      <w:numFmt w:val="bullet"/>
+      <w:lvlText w:val=""/>
+      <w:lvlJc w:val="left"/>
+      <w:pPr>
+        <w:tabs>
+          <w:tab w:val="num" w:pos="4320"/>
+        </w:tabs>
+        <w:ind w:left="4320" w:hanging="360"/>
+      </w:pPr>
+      <w:rPr>
+        <w:rFonts w:ascii="Wingdings" w:hAnsi="Wingdings" w:hint="default"/>
+        <w:sz w:val="20"/>
+      </w:rPr>
+    </w:lvl>
+    <w:lvl w:ilvl="6" w:tentative="1">
+      <w:start w:val="1"/>
+      <w:numFmt w:val="bullet"/>
+      <w:lvlText w:val=""/>
+      <w:lvlJc w:val="left"/>
+      <w:pPr>
+        <w:tabs>
+          <w:tab w:val="num" w:pos="5040"/>
+        </w:tabs>
+        <w:ind w:left="5040" w:hanging="360"/>
+      </w:pPr>
+      <w:rPr>
+        <w:rFonts w:ascii="Wingdings" w:hAnsi="Wingdings" w:hint="default"/>
+        <w:sz w:val="20"/>
+      </w:rPr>
+    </w:lvl>
+    <w:lvl w:ilvl="7" w:tentative="1">
+      <w:start w:val="1"/>
+      <w:numFmt w:val="bullet"/>
+      <w:lvlText w:val=""/>
+      <w:lvlJc w:val="left"/>
+      <w:pPr>
+        <w:tabs>
+          <w:tab w:val="num" w:pos="5760"/>
+        </w:tabs>
+        <w:ind w:left="5760" w:hanging="360"/>
+      </w:pPr>
+      <w:rPr>
+        <w:rFonts w:ascii="Wingdings" w:hAnsi="Wingdings" w:hint="default"/>
+        <w:sz w:val="20"/>
+      </w:rPr>
+    </w:lvl>
+    <w:lvl w:ilvl="8" w:tentative="1">
+      <w:start w:val="1"/>
+      <w:numFmt w:val="bullet"/>
+      <w:lvlText w:val=""/>
+      <w:lvlJc w:val="left"/>
+      <w:pPr>
+        <w:tabs>
+          <w:tab w:val="num" w:pos="6480"/>
+        </w:tabs>
+        <w:ind w:left="6480" w:hanging="360"/>
+      </w:pPr>
+      <w:rPr>
+        <w:rFonts w:ascii="Wingdings" w:hAnsi="Wingdings" w:hint="default"/>
+        <w:sz w:val="20"/>
+      </w:rPr>
+    </w:lvl>
+  </w:abstractNum>
+  <w:abstractNum w:abstractNumId="40" w15:restartNumberingAfterBreak="0">
+    <w:nsid w:val="761B2A29"/>
+    <w:multiLevelType w:val="multilevel"/>
+    <w:tmpl w:val="58E2495C"/>
+    <w:lvl w:ilvl="0">
+      <w:start w:val="1"/>
+      <w:numFmt w:val="bullet"/>
+      <w:lvlText w:val=""/>
+      <w:lvlJc w:val="left"/>
+      <w:pPr>
+        <w:tabs>
+          <w:tab w:val="num" w:pos="720"/>
+        </w:tabs>
+        <w:ind w:left="720" w:hanging="360"/>
+      </w:pPr>
+      <w:rPr>
+        <w:rFonts w:ascii="Symbol" w:hAnsi="Symbol" w:hint="default"/>
+        <w:sz w:val="20"/>
+      </w:rPr>
+    </w:lvl>
+    <w:lvl w:ilvl="1" w:tentative="1">
+      <w:start w:val="1"/>
+      <w:numFmt w:val="bullet"/>
+      <w:lvlText w:val="o"/>
+      <w:lvlJc w:val="left"/>
+      <w:pPr>
+        <w:tabs>
+          <w:tab w:val="num" w:pos="1440"/>
+        </w:tabs>
+        <w:ind w:left="1440" w:hanging="360"/>
+      </w:pPr>
+      <w:rPr>
+        <w:rFonts w:ascii="Courier New" w:hAnsi="Courier New" w:hint="default"/>
+        <w:sz w:val="20"/>
+      </w:rPr>
+    </w:lvl>
+    <w:lvl w:ilvl="2" w:tentative="1">
+      <w:start w:val="1"/>
+      <w:numFmt w:val="bullet"/>
+      <w:lvlText w:val=""/>
+      <w:lvlJc w:val="left"/>
+      <w:pPr>
+        <w:tabs>
+          <w:tab w:val="num" w:pos="2160"/>
+        </w:tabs>
+        <w:ind w:left="2160" w:hanging="360"/>
+      </w:pPr>
+      <w:rPr>
+        <w:rFonts w:ascii="Wingdings" w:hAnsi="Wingdings" w:hint="default"/>
+        <w:sz w:val="20"/>
+      </w:rPr>
+    </w:lvl>
+    <w:lvl w:ilvl="3" w:tentative="1">
+      <w:start w:val="1"/>
+      <w:numFmt w:val="bullet"/>
+      <w:lvlText w:val=""/>
+      <w:lvlJc w:val="left"/>
+      <w:pPr>
+        <w:tabs>
+          <w:tab w:val="num" w:pos="2880"/>
+        </w:tabs>
+        <w:ind w:left="2880" w:hanging="360"/>
+      </w:pPr>
+      <w:rPr>
+        <w:rFonts w:ascii="Wingdings" w:hAnsi="Wingdings" w:hint="default"/>
+        <w:sz w:val="20"/>
+      </w:rPr>
+    </w:lvl>
+    <w:lvl w:ilvl="4" w:tentative="1">
+      <w:start w:val="1"/>
+      <w:numFmt w:val="bullet"/>
+      <w:lvlText w:val=""/>
+      <w:lvlJc w:val="left"/>
+      <w:pPr>
+        <w:tabs>
+          <w:tab w:val="num" w:pos="3600"/>
+        </w:tabs>
+        <w:ind w:left="3600" w:hanging="360"/>
+      </w:pPr>
+      <w:rPr>
+        <w:rFonts w:ascii="Wingdings" w:hAnsi="Wingdings" w:hint="default"/>
+        <w:sz w:val="20"/>
+      </w:rPr>
+    </w:lvl>
+    <w:lvl w:ilvl="5" w:tentative="1">
+      <w:start w:val="1"/>
+      <w:numFmt w:val="bullet"/>
+      <w:lvlText w:val=""/>
+      <w:lvlJc w:val="left"/>
+      <w:pPr>
+        <w:tabs>
+          <w:tab w:val="num" w:pos="4320"/>
+        </w:tabs>
+        <w:ind w:left="4320" w:hanging="360"/>
+      </w:pPr>
+      <w:rPr>
+        <w:rFonts w:ascii="Wingdings" w:hAnsi="Wingdings" w:hint="default"/>
+        <w:sz w:val="20"/>
+      </w:rPr>
+    </w:lvl>
+    <w:lvl w:ilvl="6" w:tentative="1">
+      <w:start w:val="1"/>
+      <w:numFmt w:val="bullet"/>
+      <w:lvlText w:val=""/>
+      <w:lvlJc w:val="left"/>
+      <w:pPr>
+        <w:tabs>
+          <w:tab w:val="num" w:pos="5040"/>
+        </w:tabs>
+        <w:ind w:left="5040" w:hanging="360"/>
+      </w:pPr>
+      <w:rPr>
+        <w:rFonts w:ascii="Wingdings" w:hAnsi="Wingdings" w:hint="default"/>
+        <w:sz w:val="20"/>
+      </w:rPr>
+    </w:lvl>
+    <w:lvl w:ilvl="7" w:tentative="1">
+      <w:start w:val="1"/>
+      <w:numFmt w:val="bullet"/>
+      <w:lvlText w:val=""/>
+      <w:lvlJc w:val="left"/>
+      <w:pPr>
+        <w:tabs>
+          <w:tab w:val="num" w:pos="5760"/>
+        </w:tabs>
+        <w:ind w:left="5760" w:hanging="360"/>
+      </w:pPr>
+      <w:rPr>
+        <w:rFonts w:ascii="Wingdings" w:hAnsi="Wingdings" w:hint="default"/>
+        <w:sz w:val="20"/>
+      </w:rPr>
+    </w:lvl>
+    <w:lvl w:ilvl="8" w:tentative="1">
+      <w:start w:val="1"/>
+      <w:numFmt w:val="bullet"/>
+      <w:lvlText w:val=""/>
+      <w:lvlJc w:val="left"/>
+      <w:pPr>
+        <w:tabs>
+          <w:tab w:val="num" w:pos="6480"/>
+        </w:tabs>
+        <w:ind w:left="6480" w:hanging="360"/>
+      </w:pPr>
+      <w:rPr>
+        <w:rFonts w:ascii="Wingdings" w:hAnsi="Wingdings" w:hint="default"/>
+        <w:sz w:val="20"/>
+      </w:rPr>
+    </w:lvl>
+  </w:abstractNum>
+  <w:abstractNum w:abstractNumId="41" w15:restartNumberingAfterBreak="0">
+    <w:nsid w:val="76A735B2"/>
+    <w:multiLevelType w:val="multilevel"/>
+    <w:tmpl w:val="733ADCF4"/>
+    <w:lvl w:ilvl="0">
+      <w:start w:val="1"/>
+      <w:numFmt w:val="bullet"/>
+      <w:lvlText w:val=""/>
+      <w:lvlJc w:val="left"/>
+      <w:pPr>
+        <w:tabs>
+          <w:tab w:val="num" w:pos="720"/>
+        </w:tabs>
+        <w:ind w:left="720" w:hanging="360"/>
+      </w:pPr>
+      <w:rPr>
+        <w:rFonts w:ascii="Symbol" w:hAnsi="Symbol" w:hint="default"/>
+        <w:sz w:val="20"/>
+      </w:rPr>
+    </w:lvl>
+    <w:lvl w:ilvl="1" w:tentative="1">
+      <w:start w:val="1"/>
+      <w:numFmt w:val="bullet"/>
+      <w:lvlText w:val="o"/>
+      <w:lvlJc w:val="left"/>
+      <w:pPr>
+        <w:tabs>
+          <w:tab w:val="num" w:pos="1440"/>
+        </w:tabs>
+        <w:ind w:left="1440" w:hanging="360"/>
+      </w:pPr>
+      <w:rPr>
+        <w:rFonts w:ascii="Courier New" w:hAnsi="Courier New" w:hint="default"/>
+        <w:sz w:val="20"/>
+      </w:rPr>
+    </w:lvl>
+    <w:lvl w:ilvl="2" w:tentative="1">
+      <w:start w:val="1"/>
+      <w:numFmt w:val="bullet"/>
+      <w:lvlText w:val=""/>
+      <w:lvlJc w:val="left"/>
+      <w:pPr>
+        <w:tabs>
+          <w:tab w:val="num" w:pos="2160"/>
+        </w:tabs>
+        <w:ind w:left="2160" w:hanging="360"/>
+      </w:pPr>
+      <w:rPr>
+        <w:rFonts w:ascii="Wingdings" w:hAnsi="Wingdings" w:hint="default"/>
+        <w:sz w:val="20"/>
+      </w:rPr>
+    </w:lvl>
+    <w:lvl w:ilvl="3" w:tentative="1">
+      <w:start w:val="1"/>
+      <w:numFmt w:val="bullet"/>
+      <w:lvlText w:val=""/>
+      <w:lvlJc w:val="left"/>
+      <w:pPr>
+        <w:tabs>
+          <w:tab w:val="num" w:pos="2880"/>
+        </w:tabs>
+        <w:ind w:left="2880" w:hanging="360"/>
+      </w:pPr>
+      <w:rPr>
+        <w:rFonts w:ascii="Wingdings" w:hAnsi="Wingdings" w:hint="default"/>
+        <w:sz w:val="20"/>
+      </w:rPr>
+    </w:lvl>
+    <w:lvl w:ilvl="4" w:tentative="1">
+      <w:start w:val="1"/>
+      <w:numFmt w:val="bullet"/>
+      <w:lvlText w:val=""/>
+      <w:lvlJc w:val="left"/>
+      <w:pPr>
+        <w:tabs>
+          <w:tab w:val="num" w:pos="3600"/>
+        </w:tabs>
+        <w:ind w:left="3600" w:hanging="360"/>
+      </w:pPr>
+      <w:rPr>
+        <w:rFonts w:ascii="Wingdings" w:hAnsi="Wingdings" w:hint="default"/>
+        <w:sz w:val="20"/>
+      </w:rPr>
+    </w:lvl>
+    <w:lvl w:ilvl="5" w:tentative="1">
+      <w:start w:val="1"/>
+      <w:numFmt w:val="bullet"/>
+      <w:lvlText w:val=""/>
+      <w:lvlJc w:val="left"/>
+      <w:pPr>
+        <w:tabs>
+          <w:tab w:val="num" w:pos="4320"/>
+        </w:tabs>
+        <w:ind w:left="4320" w:hanging="360"/>
+      </w:pPr>
+      <w:rPr>
+        <w:rFonts w:ascii="Wingdings" w:hAnsi="Wingdings" w:hint="default"/>
+        <w:sz w:val="20"/>
+      </w:rPr>
+    </w:lvl>
+    <w:lvl w:ilvl="6" w:tentative="1">
+      <w:start w:val="1"/>
+      <w:numFmt w:val="bullet"/>
+      <w:lvlText w:val=""/>
+      <w:lvlJc w:val="left"/>
+      <w:pPr>
+        <w:tabs>
+          <w:tab w:val="num" w:pos="5040"/>
+        </w:tabs>
+        <w:ind w:left="5040" w:hanging="360"/>
+      </w:pPr>
+      <w:rPr>
+        <w:rFonts w:ascii="Wingdings" w:hAnsi="Wingdings" w:hint="default"/>
+        <w:sz w:val="20"/>
+      </w:rPr>
+    </w:lvl>
+    <w:lvl w:ilvl="7" w:tentative="1">
+      <w:start w:val="1"/>
+      <w:numFmt w:val="bullet"/>
+      <w:lvlText w:val=""/>
+      <w:lvlJc w:val="left"/>
+      <w:pPr>
+        <w:tabs>
+          <w:tab w:val="num" w:pos="5760"/>
+        </w:tabs>
+        <w:ind w:left="5760" w:hanging="360"/>
+      </w:pPr>
+      <w:rPr>
+        <w:rFonts w:ascii="Wingdings" w:hAnsi="Wingdings" w:hint="default"/>
+        <w:sz w:val="20"/>
+      </w:rPr>
+    </w:lvl>
+    <w:lvl w:ilvl="8" w:tentative="1">
+      <w:start w:val="1"/>
+      <w:numFmt w:val="bullet"/>
+      <w:lvlText w:val=""/>
+      <w:lvlJc w:val="left"/>
+      <w:pPr>
+        <w:tabs>
+          <w:tab w:val="num" w:pos="6480"/>
+        </w:tabs>
+        <w:ind w:left="6480" w:hanging="360"/>
+      </w:pPr>
+      <w:rPr>
+        <w:rFonts w:ascii="Wingdings" w:hAnsi="Wingdings" w:hint="default"/>
+        <w:sz w:val="20"/>
+      </w:rPr>
+    </w:lvl>
+  </w:abstractNum>
   <w:num w:numId="1" w16cid:durableId="212548013">
-    <w:abstractNumId w:val="1"/>
+    <w:abstractNumId w:val="31"/>
   </w:num>
   <w:num w:numId="2" w16cid:durableId="1395741037">
+    <w:abstractNumId w:val="24"/>
+  </w:num>
+  <w:num w:numId="3" w16cid:durableId="1209030073">
+    <w:abstractNumId w:val="17"/>
+  </w:num>
+  <w:num w:numId="4" w16cid:durableId="735321693">
+    <w:abstractNumId w:val="39"/>
+  </w:num>
+  <w:num w:numId="5" w16cid:durableId="1725330520">
+    <w:abstractNumId w:val="9"/>
+  </w:num>
+  <w:num w:numId="6" w16cid:durableId="632489098">
+    <w:abstractNumId w:val="19"/>
+  </w:num>
+  <w:num w:numId="7" w16cid:durableId="1808621929">
+    <w:abstractNumId w:val="35"/>
+  </w:num>
+  <w:num w:numId="8" w16cid:durableId="136532844">
+    <w:abstractNumId w:val="29"/>
+  </w:num>
+  <w:num w:numId="9" w16cid:durableId="1817063284">
+    <w:abstractNumId w:val="15"/>
+  </w:num>
+  <w:num w:numId="10" w16cid:durableId="1921599072">
+    <w:abstractNumId w:val="20"/>
+  </w:num>
+  <w:num w:numId="11" w16cid:durableId="1350519775">
+    <w:abstractNumId w:val="3"/>
+  </w:num>
+  <w:num w:numId="12" w16cid:durableId="373232538">
+    <w:abstractNumId w:val="37"/>
+  </w:num>
+  <w:num w:numId="13" w16cid:durableId="900284533">
+    <w:abstractNumId w:val="21"/>
+  </w:num>
+  <w:num w:numId="14" w16cid:durableId="1718386458">
+    <w:abstractNumId w:val="7"/>
+  </w:num>
+  <w:num w:numId="15" w16cid:durableId="1217886810">
+    <w:abstractNumId w:val="28"/>
+  </w:num>
+  <w:num w:numId="16" w16cid:durableId="1922716603">
+    <w:abstractNumId w:val="14"/>
+  </w:num>
+  <w:num w:numId="17" w16cid:durableId="1519662685">
+    <w:abstractNumId w:val="40"/>
+  </w:num>
+  <w:num w:numId="18" w16cid:durableId="1002664263">
+    <w:abstractNumId w:val="25"/>
+  </w:num>
+  <w:num w:numId="19" w16cid:durableId="157619883">
+    <w:abstractNumId w:val="5"/>
+  </w:num>
+  <w:num w:numId="20" w16cid:durableId="1235123544">
+    <w:abstractNumId w:val="30"/>
+  </w:num>
+  <w:num w:numId="21" w16cid:durableId="782767067">
+    <w:abstractNumId w:val="36"/>
+    <w:lvlOverride w:ilvl="0">
+      <w:startOverride w:val="1"/>
+    </w:lvlOverride>
+  </w:num>
+  <w:num w:numId="22" w16cid:durableId="161891960">
+    <w:abstractNumId w:val="4"/>
+    <w:lvlOverride w:ilvl="0">
+      <w:startOverride w:val="2"/>
+    </w:lvlOverride>
+  </w:num>
+  <w:num w:numId="23" w16cid:durableId="312680549">
+    <w:abstractNumId w:val="8"/>
+    <w:lvlOverride w:ilvl="0">
+      <w:startOverride w:val="3"/>
+    </w:lvlOverride>
+  </w:num>
+  <w:num w:numId="24" w16cid:durableId="1801150777">
+    <w:abstractNumId w:val="22"/>
+    <w:lvlOverride w:ilvl="0">
+      <w:startOverride w:val="4"/>
+    </w:lvlOverride>
+  </w:num>
+  <w:num w:numId="25" w16cid:durableId="791285442">
+    <w:abstractNumId w:val="18"/>
+    <w:lvlOverride w:ilvl="0">
+      <w:startOverride w:val="1"/>
+    </w:lvlOverride>
+  </w:num>
+  <w:num w:numId="26" w16cid:durableId="808403464">
+    <w:abstractNumId w:val="12"/>
+    <w:lvlOverride w:ilvl="0">
+      <w:startOverride w:val="2"/>
+    </w:lvlOverride>
+  </w:num>
+  <w:num w:numId="27" w16cid:durableId="1084641215">
+    <w:abstractNumId w:val="23"/>
+    <w:lvlOverride w:ilvl="0">
+      <w:startOverride w:val="3"/>
+    </w:lvlOverride>
+  </w:num>
+  <w:num w:numId="28" w16cid:durableId="1150554851">
     <w:abstractNumId w:val="0"/>
+    <w:lvlOverride w:ilvl="0">
+      <w:startOverride w:val="4"/>
+    </w:lvlOverride>
+  </w:num>
+  <w:num w:numId="29" w16cid:durableId="1254511237">
+    <w:abstractNumId w:val="6"/>
+    <w:lvlOverride w:ilvl="0">
+      <w:startOverride w:val="1"/>
+    </w:lvlOverride>
+  </w:num>
+  <w:num w:numId="30" w16cid:durableId="581186369">
+    <w:abstractNumId w:val="32"/>
+    <w:lvlOverride w:ilvl="0">
+      <w:startOverride w:val="2"/>
+    </w:lvlOverride>
+  </w:num>
+  <w:num w:numId="31" w16cid:durableId="1294556289">
+    <w:abstractNumId w:val="34"/>
+    <w:lvlOverride w:ilvl="0">
+      <w:startOverride w:val="3"/>
+    </w:lvlOverride>
+  </w:num>
+  <w:num w:numId="32" w16cid:durableId="478155072">
+    <w:abstractNumId w:val="1"/>
+    <w:lvlOverride w:ilvl="0">
+      <w:startOverride w:val="4"/>
+    </w:lvlOverride>
+  </w:num>
+  <w:num w:numId="33" w16cid:durableId="1629816533">
+    <w:abstractNumId w:val="11"/>
+    <w:lvlOverride w:ilvl="0">
+      <w:startOverride w:val="1"/>
+    </w:lvlOverride>
+  </w:num>
+  <w:num w:numId="34" w16cid:durableId="1239484139">
+    <w:abstractNumId w:val="10"/>
+    <w:lvlOverride w:ilvl="0">
+      <w:startOverride w:val="2"/>
+    </w:lvlOverride>
+  </w:num>
+  <w:num w:numId="35" w16cid:durableId="658728201">
+    <w:abstractNumId w:val="33"/>
+    <w:lvlOverride w:ilvl="0">
+      <w:startOverride w:val="3"/>
+    </w:lvlOverride>
+  </w:num>
+  <w:num w:numId="36" w16cid:durableId="1415515596">
+    <w:abstractNumId w:val="13"/>
+    <w:lvlOverride w:ilvl="0">
+      <w:startOverride w:val="4"/>
+    </w:lvlOverride>
+  </w:num>
+  <w:num w:numId="37" w16cid:durableId="2073578833">
+    <w:abstractNumId w:val="16"/>
+    <w:lvlOverride w:ilvl="0">
+      <w:startOverride w:val="5"/>
+    </w:lvlOverride>
+  </w:num>
+  <w:num w:numId="38" w16cid:durableId="28340596">
+    <w:abstractNumId w:val="41"/>
+  </w:num>
+  <w:num w:numId="39" w16cid:durableId="1342128892">
+    <w:abstractNumId w:val="27"/>
+  </w:num>
+  <w:num w:numId="40" w16cid:durableId="1413888660">
+    <w:abstractNumId w:val="38"/>
+  </w:num>
+  <w:num w:numId="41" w16cid:durableId="984091856">
+    <w:abstractNumId w:val="2"/>
+  </w:num>
+  <w:num w:numId="42" w16cid:durableId="2042050156">
+    <w:abstractNumId w:val="26"/>
   </w:num>
 </w:numbering>
 </file>
